--- a/downloads/Den Guide - Wolf.docx
+++ b/downloads/Den Guide - Wolf.docx
@@ -235,7 +235,11 @@
     </w:p>
     <w:p>
       <w:pPr>
-        <w:pStyle w:val="ListNumber"/>
+        <w:spacing w:after="20"/>
+        <w:numPr>
+          <w:ilvl w:val="0"/>
+          <w:numId w:val="10"/>
+        </w:numPr>
       </w:pPr>
       <w:r>
         <w:t>Before (10 min): Den Chief + adult leader set up. Lay out materials. Write tonight's plan on a board or paper so everyone can see it.</w:t>
@@ -243,7 +247,11 @@
     </w:p>
     <w:p>
       <w:pPr>
-        <w:pStyle w:val="ListNumber"/>
+        <w:spacing w:after="20"/>
+        <w:numPr>
+          <w:ilvl w:val="0"/>
+          <w:numId w:val="10"/>
+        </w:numPr>
       </w:pPr>
       <w:r>
         <w:t>Gathering (10 min): As Scouts arrive they jump straight into the gathering game so no one is standing around. The host adult/Den Chief runs it while the leader takes attendance and collects any dues.</w:t>
@@ -251,7 +259,11 @@
     </w:p>
     <w:p>
       <w:pPr>
-        <w:pStyle w:val="ListNumber"/>
+        <w:spacing w:after="20"/>
+        <w:numPr>
+          <w:ilvl w:val="0"/>
+          <w:numId w:val="10"/>
+        </w:numPr>
       </w:pPr>
       <w:r>
         <w:t>Opening (5 min): Everyone stands. Do the flag/opening ceremony: Pledge of Allegiance, Scout Oath, and Scout Law. Keep it crisp.</w:t>
@@ -259,7 +271,11 @@
     </w:p>
     <w:p>
       <w:pPr>
-        <w:pStyle w:val="ListNumber"/>
+        <w:spacing w:after="20"/>
+        <w:numPr>
+          <w:ilvl w:val="0"/>
+          <w:numId w:val="10"/>
+        </w:numPr>
       </w:pPr>
       <w:r>
         <w:t>Activities (25-30 min): The main event - the adventure activities for tonight. This is where the requirements get done.</w:t>
@@ -267,7 +283,11 @@
     </w:p>
     <w:p>
       <w:pPr>
-        <w:pStyle w:val="ListNumber"/>
+        <w:spacing w:after="20"/>
+        <w:numPr>
+          <w:ilvl w:val="0"/>
+          <w:numId w:val="10"/>
+        </w:numPr>
       </w:pPr>
       <w:r>
         <w:t>Closing (5 min): Leader gives reminders (next meeting date, what to bring). Den Chief leads a short closing thought and the Living Circle.</w:t>
@@ -275,7 +295,11 @@
     </w:p>
     <w:p>
       <w:pPr>
-        <w:pStyle w:val="ListNumber"/>
+        <w:spacing w:after="20"/>
+        <w:numPr>
+          <w:ilvl w:val="0"/>
+          <w:numId w:val="10"/>
+        </w:numPr>
       </w:pPr>
       <w:r>
         <w:t>After (5 min): Scouts help put the room back in order. Leader + Den Chief quickly preview next week.</w:t>
@@ -562,7 +586,11 @@
     </w:p>
     <w:p>
       <w:pPr>
-        <w:pStyle w:val="ListNumber"/>
+        <w:spacing w:after="20"/>
+        <w:numPr>
+          <w:ilvl w:val="0"/>
+          <w:numId w:val="11"/>
+        </w:numPr>
       </w:pPr>
       <w:r>
         <w:t>Stand in a circle. Toss a soft ball to a Scout.</w:t>
@@ -570,7 +598,11 @@
     </w:p>
     <w:p>
       <w:pPr>
-        <w:pStyle w:val="ListNumber"/>
+        <w:spacing w:after="20"/>
+        <w:numPr>
+          <w:ilvl w:val="0"/>
+          <w:numId w:val="11"/>
+        </w:numPr>
       </w:pPr>
       <w:r>
         <w:t>The Scout says their name and one thing they are good at, then tosses to someone new.</w:t>
@@ -578,7 +610,11 @@
     </w:p>
     <w:p>
       <w:pPr>
-        <w:pStyle w:val="ListNumber"/>
+        <w:spacing w:after="20"/>
+        <w:numPr>
+          <w:ilvl w:val="0"/>
+          <w:numId w:val="11"/>
+        </w:numPr>
       </w:pPr>
       <w:r>
         <w:t>Second round: say the name of the person you are tossing to.</w:t>
@@ -597,7 +633,11 @@
     </w:p>
     <w:p>
       <w:pPr>
-        <w:pStyle w:val="ListNumber"/>
+        <w:spacing w:after="20"/>
+        <w:numPr>
+          <w:ilvl w:val="0"/>
+          <w:numId w:val="12"/>
+        </w:numPr>
       </w:pPr>
       <w:r>
         <w:t>Form up in a horseshoe or circle. Ask a Scout to lead the Pledge of Allegiance to the flag.</w:t>
@@ -605,7 +645,11 @@
     </w:p>
     <w:p>
       <w:pPr>
-        <w:pStyle w:val="ListNumber"/>
+        <w:spacing w:after="20"/>
+        <w:numPr>
+          <w:ilvl w:val="0"/>
+          <w:numId w:val="12"/>
+        </w:numPr>
       </w:pPr>
       <w:r>
         <w:t>Everyone gives the Cub Scout sign and recites the Scout Oath together.</w:t>
@@ -613,7 +657,11 @@
     </w:p>
     <w:p>
       <w:pPr>
-        <w:pStyle w:val="ListNumber"/>
+        <w:spacing w:after="20"/>
+        <w:numPr>
+          <w:ilvl w:val="0"/>
+          <w:numId w:val="12"/>
+        </w:numPr>
       </w:pPr>
       <w:r>
         <w:t>Recite the Scout Law together. Younger dens may say it line-by-line after the Den Chief.</w:t>
@@ -632,7 +680,11 @@
     </w:p>
     <w:p>
       <w:pPr>
-        <w:pStyle w:val="ListNumber"/>
+        <w:spacing w:after="20"/>
+        <w:numPr>
+          <w:ilvl w:val="0"/>
+          <w:numId w:val="13"/>
+        </w:numPr>
       </w:pPr>
       <w:r>
         <w:t>Den Chief leads the Scout Oath line-by-line, then the Scout Law line-by-line.</w:t>
@@ -640,7 +692,11 @@
     </w:p>
     <w:p>
       <w:pPr>
-        <w:pStyle w:val="ListNumber"/>
+        <w:spacing w:after="20"/>
+        <w:numPr>
+          <w:ilvl w:val="0"/>
+          <w:numId w:val="13"/>
+        </w:numPr>
       </w:pPr>
       <w:r>
         <w:t>Split into two teams; each team practices one half and teaches it back.</w:t>
@@ -648,7 +704,11 @@
     </w:p>
     <w:p>
       <w:pPr>
-        <w:pStyle w:val="ListNumber"/>
+        <w:spacing w:after="20"/>
+        <w:numPr>
+          <w:ilvl w:val="0"/>
+          <w:numId w:val="13"/>
+        </w:numPr>
       </w:pPr>
       <w:r>
         <w:t>Everyone gives the Cub Scout sign and recites both together.</w:t>
@@ -679,7 +739,11 @@
     </w:p>
     <w:p>
       <w:pPr>
-        <w:pStyle w:val="ListNumber"/>
+        <w:spacing w:after="20"/>
+        <w:numPr>
+          <w:ilvl w:val="0"/>
+          <w:numId w:val="14"/>
+        </w:numPr>
       </w:pPr>
       <w:r>
         <w:t>Assign small groups 2-3 points of the Scout Law.</w:t>
@@ -687,7 +751,11 @@
     </w:p>
     <w:p>
       <w:pPr>
-        <w:pStyle w:val="ListNumber"/>
+        <w:spacing w:after="20"/>
+        <w:numPr>
+          <w:ilvl w:val="0"/>
+          <w:numId w:val="14"/>
+        </w:numPr>
       </w:pPr>
       <w:r>
         <w:t>Groups act out a quick scene showing one point, such as Helpful or Friendly.</w:t>
@@ -695,7 +763,11 @@
     </w:p>
     <w:p>
       <w:pPr>
-        <w:pStyle w:val="ListNumber"/>
+        <w:spacing w:after="20"/>
+        <w:numPr>
+          <w:ilvl w:val="0"/>
+          <w:numId w:val="14"/>
+        </w:numPr>
       </w:pPr>
       <w:r>
         <w:t>After each scene, the den guesses the Law point and says how it helps the den.</w:t>
@@ -726,7 +798,11 @@
     </w:p>
     <w:p>
       <w:pPr>
-        <w:pStyle w:val="ListNumber"/>
+        <w:spacing w:after="20"/>
+        <w:numPr>
+          <w:ilvl w:val="0"/>
+          <w:numId w:val="15"/>
+        </w:numPr>
       </w:pPr>
       <w:r>
         <w:t>Ask: 'What rules help everyone feel safe, included, and ready for fun?'</w:t>
@@ -734,7 +810,11 @@
     </w:p>
     <w:p>
       <w:pPr>
-        <w:pStyle w:val="ListNumber"/>
+        <w:spacing w:after="20"/>
+        <w:numPr>
+          <w:ilvl w:val="0"/>
+          <w:numId w:val="15"/>
+        </w:numPr>
       </w:pPr>
       <w:r>
         <w:t>Write 5-7 short rules in positive language, such as 'Use kind words.'</w:t>
@@ -742,7 +822,11 @@
     </w:p>
     <w:p>
       <w:pPr>
-        <w:pStyle w:val="ListNumber"/>
+        <w:spacing w:after="20"/>
+        <w:numPr>
+          <w:ilvl w:val="0"/>
+          <w:numId w:val="15"/>
+        </w:numPr>
       </w:pPr>
       <w:r>
         <w:t>Every Wolf signs the code and agrees to help the den follow it.</w:t>
@@ -773,7 +857,11 @@
     </w:p>
     <w:p>
       <w:pPr>
-        <w:pStyle w:val="ListNumber"/>
+        <w:spacing w:after="20"/>
+        <w:numPr>
+          <w:ilvl w:val="0"/>
+          <w:numId w:val="16"/>
+        </w:numPr>
       </w:pPr>
       <w:r>
         <w:t>Form a circle. Everyone puts their left hand toward the center, little fingers linked to the next Scout.</w:t>
@@ -781,7 +869,11 @@
     </w:p>
     <w:p>
       <w:pPr>
-        <w:pStyle w:val="ListNumber"/>
+        <w:spacing w:after="20"/>
+        <w:numPr>
+          <w:ilvl w:val="0"/>
+          <w:numId w:val="16"/>
+        </w:numPr>
       </w:pPr>
       <w:r>
         <w:t>Den Chief shares a 1-sentence thought tied to tonight (e.g., 'Tonight we practiced being Helpful.').</w:t>
@@ -789,7 +881,11 @@
     </w:p>
     <w:p>
       <w:pPr>
-        <w:pStyle w:val="ListNumber"/>
+        <w:spacing w:after="20"/>
+        <w:numPr>
+          <w:ilvl w:val="0"/>
+          <w:numId w:val="16"/>
+        </w:numPr>
       </w:pPr>
       <w:r>
         <w:t>On the Den Chief's signal, everyone raises the circle and gives a quiet 'Do Your Best!' Dismiss.</w:t>
@@ -911,7 +1007,11 @@
     </w:p>
     <w:p>
       <w:pPr>
-        <w:pStyle w:val="ListNumber"/>
+        <w:spacing w:after="20"/>
+        <w:numPr>
+          <w:ilvl w:val="0"/>
+          <w:numId w:val="17"/>
+        </w:numPr>
       </w:pPr>
       <w:r>
         <w:t>Scouts mingle until the Den Chief calls 'sign,' 'salute,' or 'handshake.'</w:t>
@@ -919,7 +1019,11 @@
     </w:p>
     <w:p>
       <w:pPr>
-        <w:pStyle w:val="ListNumber"/>
+        <w:spacing w:after="20"/>
+        <w:numPr>
+          <w:ilvl w:val="0"/>
+          <w:numId w:val="17"/>
+        </w:numPr>
       </w:pPr>
       <w:r>
         <w:t>They freeze and show the correct action or find a partner for the handshake.</w:t>
@@ -938,7 +1042,11 @@
     </w:p>
     <w:p>
       <w:pPr>
-        <w:pStyle w:val="ListNumber"/>
+        <w:spacing w:after="20"/>
+        <w:numPr>
+          <w:ilvl w:val="0"/>
+          <w:numId w:val="18"/>
+        </w:numPr>
       </w:pPr>
       <w:r>
         <w:t>Form up in a horseshoe or circle. Ask a Scout to lead the Pledge of Allegiance to the flag.</w:t>
@@ -946,7 +1054,11 @@
     </w:p>
     <w:p>
       <w:pPr>
-        <w:pStyle w:val="ListNumber"/>
+        <w:spacing w:after="20"/>
+        <w:numPr>
+          <w:ilvl w:val="0"/>
+          <w:numId w:val="18"/>
+        </w:numPr>
       </w:pPr>
       <w:r>
         <w:t>Everyone gives the Cub Scout sign and recites the Scout Oath together.</w:t>
@@ -954,7 +1066,11 @@
     </w:p>
     <w:p>
       <w:pPr>
-        <w:pStyle w:val="ListNumber"/>
+        <w:spacing w:after="20"/>
+        <w:numPr>
+          <w:ilvl w:val="0"/>
+          <w:numId w:val="18"/>
+        </w:numPr>
       </w:pPr>
       <w:r>
         <w:t>Recite the Scout Law together. Younger dens may say it line-by-line after the Den Chief.</w:t>
@@ -973,7 +1089,11 @@
     </w:p>
     <w:p>
       <w:pPr>
-        <w:pStyle w:val="ListNumber"/>
+        <w:spacing w:after="20"/>
+        <w:numPr>
+          <w:ilvl w:val="0"/>
+          <w:numId w:val="19"/>
+        </w:numPr>
       </w:pPr>
       <w:r>
         <w:t>Teach the Cub Scout sign for attention, salute for the flag/uniform, and handshake for greeting.</w:t>
@@ -981,7 +1101,11 @@
     </w:p>
     <w:p>
       <w:pPr>
-        <w:pStyle w:val="ListNumber"/>
+        <w:spacing w:after="20"/>
+        <w:numPr>
+          <w:ilvl w:val="0"/>
+          <w:numId w:val="19"/>
+        </w:numPr>
       </w:pPr>
       <w:r>
         <w:t>Set three stations. Scouts rotate and demonstrate the action and when to use it.</w:t>
@@ -989,7 +1113,11 @@
     </w:p>
     <w:p>
       <w:pPr>
-        <w:pStyle w:val="ListNumber"/>
+        <w:spacing w:after="20"/>
+        <w:numPr>
+          <w:ilvl w:val="0"/>
+          <w:numId w:val="19"/>
+        </w:numPr>
       </w:pPr>
       <w:r>
         <w:t>Finish with a quick quiz: Den Chief names a situation; Wolves show the right action.</w:t>
@@ -1020,7 +1148,11 @@
     </w:p>
     <w:p>
       <w:pPr>
-        <w:pStyle w:val="ListNumber"/>
+        <w:spacing w:after="20"/>
+        <w:numPr>
+          <w:ilvl w:val="0"/>
+          <w:numId w:val="20"/>
+        </w:numPr>
       </w:pPr>
       <w:r>
         <w:t>Den Chief shares a short example of trying hard even when something was difficult.</w:t>
@@ -1028,7 +1160,11 @@
     </w:p>
     <w:p>
       <w:pPr>
-        <w:pStyle w:val="ListNumber"/>
+        <w:spacing w:after="20"/>
+        <w:numPr>
+          <w:ilvl w:val="0"/>
+          <w:numId w:val="20"/>
+        </w:numPr>
       </w:pPr>
       <w:r>
         <w:t>Each Wolf shares one time they did their best at school, sports, home, or Scouting.</w:t>
@@ -1036,7 +1172,11 @@
     </w:p>
     <w:p>
       <w:pPr>
-        <w:pStyle w:val="ListNumber"/>
+        <w:spacing w:after="20"/>
+        <w:numPr>
+          <w:ilvl w:val="0"/>
+          <w:numId w:val="20"/>
+        </w:numPr>
       </w:pPr>
       <w:r>
         <w:t>After each share, the den gives a quiet cheer or Cub Scout handshake.</w:t>
@@ -1055,7 +1195,11 @@
     </w:p>
     <w:p>
       <w:pPr>
-        <w:pStyle w:val="ListNumber"/>
+        <w:spacing w:after="20"/>
+        <w:numPr>
+          <w:ilvl w:val="0"/>
+          <w:numId w:val="21"/>
+        </w:numPr>
       </w:pPr>
       <w:r>
         <w:t>Run a friendly review: Oath, Law, sign, salute, handshake, and one Code of Conduct rule.</w:t>
@@ -1063,7 +1207,11 @@
     </w:p>
     <w:p>
       <w:pPr>
-        <w:pStyle w:val="ListNumber"/>
+        <w:spacing w:after="20"/>
+        <w:numPr>
+          <w:ilvl w:val="0"/>
+          <w:numId w:val="21"/>
+        </w:numPr>
       </w:pPr>
       <w:r>
         <w:t>Pair confident Wolves with anyone who needs help.</w:t>
@@ -1071,7 +1219,11 @@
     </w:p>
     <w:p>
       <w:pPr>
-        <w:pStyle w:val="ListNumber"/>
+        <w:spacing w:after="20"/>
+        <w:numPr>
+          <w:ilvl w:val="0"/>
+          <w:numId w:val="21"/>
+        </w:numPr>
       </w:pPr>
       <w:r>
         <w:t>Celebrate completion for everyone who also finishes the home booklet.</w:t>
@@ -1102,7 +1254,11 @@
     </w:p>
     <w:p>
       <w:pPr>
-        <w:pStyle w:val="ListNumber"/>
+        <w:spacing w:after="20"/>
+        <w:numPr>
+          <w:ilvl w:val="0"/>
+          <w:numId w:val="22"/>
+        </w:numPr>
       </w:pPr>
       <w:r>
         <w:t>Form a circle. Everyone puts their left hand toward the center, little fingers linked to the next Scout.</w:t>
@@ -1110,7 +1266,11 @@
     </w:p>
     <w:p>
       <w:pPr>
-        <w:pStyle w:val="ListNumber"/>
+        <w:spacing w:after="20"/>
+        <w:numPr>
+          <w:ilvl w:val="0"/>
+          <w:numId w:val="22"/>
+        </w:numPr>
       </w:pPr>
       <w:r>
         <w:t>Den Chief shares a 1-sentence thought tied to tonight (e.g., 'Tonight we practiced being Helpful.').</w:t>
@@ -1118,7 +1278,11 @@
     </w:p>
     <w:p>
       <w:pPr>
-        <w:pStyle w:val="ListNumber"/>
+        <w:spacing w:after="20"/>
+        <w:numPr>
+          <w:ilvl w:val="0"/>
+          <w:numId w:val="22"/>
+        </w:numPr>
       </w:pPr>
       <w:r>
         <w:t>On the Den Chief's signal, everyone raises the circle and gives a quiet 'Do Your Best!' Dismiss.</w:t>
@@ -1367,7 +1531,11 @@
     </w:p>
     <w:p>
       <w:pPr>
-        <w:pStyle w:val="ListNumber"/>
+        <w:spacing w:after="20"/>
+        <w:numPr>
+          <w:ilvl w:val="0"/>
+          <w:numId w:val="23"/>
+        </w:numPr>
       </w:pPr>
       <w:r>
         <w:t>Lay out useful trail items and silly distractors.</w:t>
@@ -1375,7 +1543,11 @@
     </w:p>
     <w:p>
       <w:pPr>
-        <w:pStyle w:val="ListNumber"/>
+        <w:spacing w:after="20"/>
+        <w:numPr>
+          <w:ilvl w:val="0"/>
+          <w:numId w:val="23"/>
+        </w:numPr>
       </w:pPr>
       <w:r>
         <w:t>As Wolves arrive, they choose what belongs in a day pack and explain why.</w:t>
@@ -1394,7 +1566,11 @@
     </w:p>
     <w:p>
       <w:pPr>
-        <w:pStyle w:val="ListNumber"/>
+        <w:spacing w:after="20"/>
+        <w:numPr>
+          <w:ilvl w:val="0"/>
+          <w:numId w:val="24"/>
+        </w:numPr>
       </w:pPr>
       <w:r>
         <w:t>Form up in a horseshoe or circle. Ask a Scout to lead the Pledge of Allegiance to the flag.</w:t>
@@ -1402,7 +1578,11 @@
     </w:p>
     <w:p>
       <w:pPr>
-        <w:pStyle w:val="ListNumber"/>
+        <w:spacing w:after="20"/>
+        <w:numPr>
+          <w:ilvl w:val="0"/>
+          <w:numId w:val="24"/>
+        </w:numPr>
       </w:pPr>
       <w:r>
         <w:t>Everyone gives the Cub Scout sign and recites the Scout Oath together.</w:t>
@@ -1410,7 +1590,11 @@
     </w:p>
     <w:p>
       <w:pPr>
-        <w:pStyle w:val="ListNumber"/>
+        <w:spacing w:after="20"/>
+        <w:numPr>
+          <w:ilvl w:val="0"/>
+          <w:numId w:val="24"/>
+        </w:numPr>
       </w:pPr>
       <w:r>
         <w:t>Recite the Scout Law together. Younger dens may say it line-by-line after the Den Chief.</w:t>
@@ -1429,7 +1613,11 @@
     </w:p>
     <w:p>
       <w:pPr>
-        <w:pStyle w:val="ListNumber"/>
+        <w:spacing w:after="20"/>
+        <w:numPr>
+          <w:ilvl w:val="0"/>
+          <w:numId w:val="25"/>
+        </w:numPr>
       </w:pPr>
       <w:r>
         <w:t>Hold up each essential: water, flashlight, first-aid kit, snack, sun protection, whistle.</w:t>
@@ -1437,7 +1625,11 @@
     </w:p>
     <w:p>
       <w:pPr>
-        <w:pStyle w:val="ListNumber"/>
+        <w:spacing w:after="20"/>
+        <w:numPr>
+          <w:ilvl w:val="0"/>
+          <w:numId w:val="25"/>
+        </w:numPr>
       </w:pPr>
       <w:r>
         <w:t>For each item, ask a Wolf to show what you do with it on a walk.</w:t>
@@ -1445,7 +1637,11 @@
     </w:p>
     <w:p>
       <w:pPr>
-        <w:pStyle w:val="ListNumber"/>
+        <w:spacing w:after="20"/>
+        <w:numPr>
+          <w:ilvl w:val="0"/>
+          <w:numId w:val="25"/>
+        </w:numPr>
       </w:pPr>
       <w:r>
         <w:t>Pack the items into a backpack in a smart order.</w:t>
@@ -1476,7 +1672,11 @@
     </w:p>
     <w:p>
       <w:pPr>
-        <w:pStyle w:val="ListNumber"/>
+        <w:spacing w:after="20"/>
+        <w:numPr>
+          <w:ilvl w:val="0"/>
+          <w:numId w:val="26"/>
+        </w:numPr>
       </w:pPr>
       <w:r>
         <w:t>Explain that buddies stay together, watch out for each other, and tell a leader if one needs help.</w:t>
@@ -1484,7 +1684,11 @@
     </w:p>
     <w:p>
       <w:pPr>
-        <w:pStyle w:val="ListNumber"/>
+        <w:spacing w:after="20"/>
+        <w:numPr>
+          <w:ilvl w:val="0"/>
+          <w:numId w:val="26"/>
+        </w:numPr>
       </w:pPr>
       <w:r>
         <w:t>Assign buddies for next session's walk.</w:t>
@@ -1492,7 +1696,11 @@
     </w:p>
     <w:p>
       <w:pPr>
-        <w:pStyle w:val="ListNumber"/>
+        <w:spacing w:after="20"/>
+        <w:numPr>
+          <w:ilvl w:val="0"/>
+          <w:numId w:val="26"/>
+        </w:numPr>
       </w:pPr>
       <w:r>
         <w:t>Practice 'buddy check' several times until pairs find each other fast.</w:t>
@@ -1523,7 +1731,11 @@
     </w:p>
     <w:p>
       <w:pPr>
-        <w:pStyle w:val="ListNumber"/>
+        <w:spacing w:after="20"/>
+        <w:numPr>
+          <w:ilvl w:val="0"/>
+          <w:numId w:val="27"/>
+        </w:numPr>
       </w:pPr>
       <w:r>
         <w:t>Show good and bad choices for a walk: closed-toe shoes, layers, rain jacket, hat.</w:t>
@@ -1531,7 +1743,11 @@
     </w:p>
     <w:p>
       <w:pPr>
-        <w:pStyle w:val="ListNumber"/>
+        <w:spacing w:after="20"/>
+        <w:numPr>
+          <w:ilvl w:val="0"/>
+          <w:numId w:val="27"/>
+        </w:numPr>
       </w:pPr>
       <w:r>
         <w:t>Wolves vote thumbs-up or thumbs-down for each item.</w:t>
@@ -1539,7 +1755,11 @@
     </w:p>
     <w:p>
       <w:pPr>
-        <w:pStyle w:val="ListNumber"/>
+        <w:spacing w:after="20"/>
+        <w:numPr>
+          <w:ilvl w:val="0"/>
+          <w:numId w:val="27"/>
+        </w:numPr>
       </w:pPr>
       <w:r>
         <w:t>Make a short 'wear this next time' list for families.</w:t>
@@ -1570,7 +1790,11 @@
     </w:p>
     <w:p>
       <w:pPr>
-        <w:pStyle w:val="ListNumber"/>
+        <w:spacing w:after="20"/>
+        <w:numPr>
+          <w:ilvl w:val="0"/>
+          <w:numId w:val="28"/>
+        </w:numPr>
       </w:pPr>
       <w:r>
         <w:t>Teach the Outdoor Code in kid words: be clean, careful, considerate, and conservation-minded.</w:t>
@@ -1578,7 +1802,11 @@
     </w:p>
     <w:p>
       <w:pPr>
-        <w:pStyle w:val="ListNumber"/>
+        <w:spacing w:after="20"/>
+        <w:numPr>
+          <w:ilvl w:val="0"/>
+          <w:numId w:val="28"/>
+        </w:numPr>
       </w:pPr>
       <w:r>
         <w:t>Review Leave No Trace for Kids: plan ahead, stay on trails, trash your trash, leave what you find, respect wildlife, be kind to others.</w:t>
@@ -1586,7 +1814,11 @@
     </w:p>
     <w:p>
       <w:pPr>
-        <w:pStyle w:val="ListNumber"/>
+        <w:spacing w:after="20"/>
+        <w:numPr>
+          <w:ilvl w:val="0"/>
+          <w:numId w:val="28"/>
+        </w:numPr>
       </w:pPr>
       <w:r>
         <w:t>Practice with scenarios: 'You see a cool rock' or 'Your snack wrapper blows away.'</w:t>
@@ -1617,7 +1849,11 @@
     </w:p>
     <w:p>
       <w:pPr>
-        <w:pStyle w:val="ListNumber"/>
+        <w:spacing w:after="20"/>
+        <w:numPr>
+          <w:ilvl w:val="0"/>
+          <w:numId w:val="29"/>
+        </w:numPr>
       </w:pPr>
       <w:r>
         <w:t>Form a circle. Everyone puts their left hand toward the center, little fingers linked to the next Scout.</w:t>
@@ -1625,7 +1861,11 @@
     </w:p>
     <w:p>
       <w:pPr>
-        <w:pStyle w:val="ListNumber"/>
+        <w:spacing w:after="20"/>
+        <w:numPr>
+          <w:ilvl w:val="0"/>
+          <w:numId w:val="29"/>
+        </w:numPr>
       </w:pPr>
       <w:r>
         <w:t>Den Chief shares a 1-sentence thought tied to tonight (e.g., 'Tonight we practiced being Helpful.').</w:t>
@@ -1633,7 +1873,11 @@
     </w:p>
     <w:p>
       <w:pPr>
-        <w:pStyle w:val="ListNumber"/>
+        <w:spacing w:after="20"/>
+        <w:numPr>
+          <w:ilvl w:val="0"/>
+          <w:numId w:val="29"/>
+        </w:numPr>
       </w:pPr>
       <w:r>
         <w:t>On the Den Chief's signal, everyone raises the circle and gives a quiet 'Do Your Best!' Dismiss.</w:t>
@@ -1763,7 +2007,11 @@
     </w:p>
     <w:p>
       <w:pPr>
-        <w:pStyle w:val="ListNumber"/>
+        <w:spacing w:after="20"/>
+        <w:numPr>
+          <w:ilvl w:val="0"/>
+          <w:numId w:val="30"/>
+        </w:numPr>
       </w:pPr>
       <w:r>
         <w:t>Buddies meet up and show leaders their shoes/layers.</w:t>
@@ -1771,7 +2019,11 @@
     </w:p>
     <w:p>
       <w:pPr>
-        <w:pStyle w:val="ListNumber"/>
+        <w:spacing w:after="20"/>
+        <w:numPr>
+          <w:ilvl w:val="0"/>
+          <w:numId w:val="30"/>
+        </w:numPr>
       </w:pPr>
       <w:r>
         <w:t>Each pair names one Six Essential they brought or the den is carrying.</w:t>
@@ -1790,7 +2042,11 @@
     </w:p>
     <w:p>
       <w:pPr>
-        <w:pStyle w:val="ListNumber"/>
+        <w:spacing w:after="20"/>
+        <w:numPr>
+          <w:ilvl w:val="0"/>
+          <w:numId w:val="31"/>
+        </w:numPr>
       </w:pPr>
       <w:r>
         <w:t>Form up in a horseshoe or circle. Ask a Scout to lead the Pledge of Allegiance to the flag.</w:t>
@@ -1798,7 +2054,11 @@
     </w:p>
     <w:p>
       <w:pPr>
-        <w:pStyle w:val="ListNumber"/>
+        <w:spacing w:after="20"/>
+        <w:numPr>
+          <w:ilvl w:val="0"/>
+          <w:numId w:val="31"/>
+        </w:numPr>
       </w:pPr>
       <w:r>
         <w:t>Everyone gives the Cub Scout sign and recites the Scout Oath together.</w:t>
@@ -1806,7 +2066,11 @@
     </w:p>
     <w:p>
       <w:pPr>
-        <w:pStyle w:val="ListNumber"/>
+        <w:spacing w:after="20"/>
+        <w:numPr>
+          <w:ilvl w:val="0"/>
+          <w:numId w:val="31"/>
+        </w:numPr>
       </w:pPr>
       <w:r>
         <w:t>Recite the Scout Law together. Younger dens may say it line-by-line after the Den Chief.</w:t>
@@ -1825,7 +2089,11 @@
     </w:p>
     <w:p>
       <w:pPr>
-        <w:pStyle w:val="ListNumber"/>
+        <w:spacing w:after="20"/>
+        <w:numPr>
+          <w:ilvl w:val="0"/>
+          <w:numId w:val="32"/>
+        </w:numPr>
       </w:pPr>
       <w:r>
         <w:t>Walk a safe outdoor loop for 30 minutes using buddy pairs and two-deep leadership.</w:t>
@@ -1833,7 +2101,11 @@
     </w:p>
     <w:p>
       <w:pPr>
-        <w:pStyle w:val="ListNumber"/>
+        <w:spacing w:after="20"/>
+        <w:numPr>
+          <w:ilvl w:val="0"/>
+          <w:numId w:val="32"/>
+        </w:numPr>
       </w:pPr>
       <w:r>
         <w:t>Stop briefly to notice plants, tracks, sounds, weather, and signs of animals.</w:t>
@@ -1841,7 +2113,11 @@
     </w:p>
     <w:p>
       <w:pPr>
-        <w:pStyle w:val="ListNumber"/>
+        <w:spacing w:after="20"/>
+        <w:numPr>
+          <w:ilvl w:val="0"/>
+          <w:numId w:val="32"/>
+        </w:numPr>
       </w:pPr>
       <w:r>
         <w:t>Use Leave No Trace: stay on path, pick up only trash, and leave nature where it is.</w:t>
@@ -1872,7 +2148,11 @@
     </w:p>
     <w:p>
       <w:pPr>
-        <w:pStyle w:val="ListNumber"/>
+        <w:spacing w:after="20"/>
+        <w:numPr>
+          <w:ilvl w:val="0"/>
+          <w:numId w:val="33"/>
+        </w:numPr>
       </w:pPr>
       <w:r>
         <w:t>During or after the walk, brainstorm animals that could live near the route or in local homes.</w:t>
@@ -1880,7 +2160,11 @@
     </w:p>
     <w:p>
       <w:pPr>
-        <w:pStyle w:val="ListNumber"/>
+        <w:spacing w:after="20"/>
+        <w:numPr>
+          <w:ilvl w:val="0"/>
+          <w:numId w:val="33"/>
+        </w:numPr>
       </w:pPr>
       <w:r>
         <w:t>Each Wolf describes four animals, domestic or wild, with one detail each.</w:t>
@@ -1888,7 +2172,11 @@
     </w:p>
     <w:p>
       <w:pPr>
-        <w:pStyle w:val="ListNumber"/>
+        <w:spacing w:after="20"/>
+        <w:numPr>
+          <w:ilvl w:val="0"/>
+          <w:numId w:val="33"/>
+        </w:numPr>
       </w:pPr>
       <w:r>
         <w:t>Examples: dog on leash, squirrel, robin, deer, rabbit, ant, hawk.</w:t>
@@ -1919,7 +2207,11 @@
     </w:p>
     <w:p>
       <w:pPr>
-        <w:pStyle w:val="ListNumber"/>
+        <w:spacing w:after="20"/>
+        <w:numPr>
+          <w:ilvl w:val="0"/>
+          <w:numId w:val="34"/>
+        </w:numPr>
       </w:pPr>
       <w:r>
         <w:t>Form a circle. Everyone puts their left hand toward the center, little fingers linked to the next Scout.</w:t>
@@ -1927,7 +2219,11 @@
     </w:p>
     <w:p>
       <w:pPr>
-        <w:pStyle w:val="ListNumber"/>
+        <w:spacing w:after="20"/>
+        <w:numPr>
+          <w:ilvl w:val="0"/>
+          <w:numId w:val="34"/>
+        </w:numPr>
       </w:pPr>
       <w:r>
         <w:t>Den Chief shares a 1-sentence thought tied to tonight (e.g., 'Tonight we practiced being Helpful.').</w:t>
@@ -1935,7 +2231,11 @@
     </w:p>
     <w:p>
       <w:pPr>
-        <w:pStyle w:val="ListNumber"/>
+        <w:spacing w:after="20"/>
+        <w:numPr>
+          <w:ilvl w:val="0"/>
+          <w:numId w:val="34"/>
+        </w:numPr>
       </w:pPr>
       <w:r>
         <w:t>On the Den Chief's signal, everyone raises the circle and gives a quiet 'Do Your Best!' Dismiss.</w:t>
@@ -2168,7 +2468,11 @@
     </w:p>
     <w:p>
       <w:pPr>
-        <w:pStyle w:val="ListNumber"/>
+        <w:spacing w:after="20"/>
+        <w:numPr>
+          <w:ilvl w:val="0"/>
+          <w:numId w:val="35"/>
+        </w:numPr>
       </w:pPr>
       <w:r>
         <w:t>Wolves jog or walk around the room.</w:t>
@@ -2176,7 +2480,11 @@
     </w:p>
     <w:p>
       <w:pPr>
-        <w:pStyle w:val="ListNumber"/>
+        <w:spacing w:after="20"/>
+        <w:numPr>
+          <w:ilvl w:val="0"/>
+          <w:numId w:val="35"/>
+        </w:numPr>
       </w:pPr>
       <w:r>
         <w:t>On the whistle, they stop and high-five a nearby Scout while saying 'good effort.'</w:t>
@@ -2195,7 +2503,11 @@
     </w:p>
     <w:p>
       <w:pPr>
-        <w:pStyle w:val="ListNumber"/>
+        <w:spacing w:after="20"/>
+        <w:numPr>
+          <w:ilvl w:val="0"/>
+          <w:numId w:val="36"/>
+        </w:numPr>
       </w:pPr>
       <w:r>
         <w:t>Form up in a horseshoe or circle. Ask a Scout to lead the Pledge of Allegiance to the flag.</w:t>
@@ -2203,7 +2515,11 @@
     </w:p>
     <w:p>
       <w:pPr>
-        <w:pStyle w:val="ListNumber"/>
+        <w:spacing w:after="20"/>
+        <w:numPr>
+          <w:ilvl w:val="0"/>
+          <w:numId w:val="36"/>
+        </w:numPr>
       </w:pPr>
       <w:r>
         <w:t>Everyone gives the Cub Scout sign and recites the Scout Oath together.</w:t>
@@ -2211,7 +2527,11 @@
     </w:p>
     <w:p>
       <w:pPr>
-        <w:pStyle w:val="ListNumber"/>
+        <w:spacing w:after="20"/>
+        <w:numPr>
+          <w:ilvl w:val="0"/>
+          <w:numId w:val="36"/>
+        </w:numPr>
       </w:pPr>
       <w:r>
         <w:t>Recite the Scout Law together. Younger dens may say it line-by-line after the Den Chief.</w:t>
@@ -2230,7 +2550,11 @@
     </w:p>
     <w:p>
       <w:pPr>
-        <w:pStyle w:val="ListNumber"/>
+        <w:spacing w:after="20"/>
+        <w:numPr>
+          <w:ilvl w:val="0"/>
+          <w:numId w:val="37"/>
+        </w:numPr>
       </w:pPr>
       <w:r>
         <w:t>Pair Wolves about 5 steps apart with a soft ball.</w:t>
@@ -2238,7 +2562,11 @@
     </w:p>
     <w:p>
       <w:pPr>
-        <w:pStyle w:val="ListNumber"/>
+        <w:spacing w:after="20"/>
+        <w:numPr>
+          <w:ilvl w:val="0"/>
+          <w:numId w:val="37"/>
+        </w:numPr>
       </w:pPr>
       <w:r>
         <w:t>Throw and catch until the pair succeeds several times in a row.</w:t>
@@ -2246,7 +2574,11 @@
     </w:p>
     <w:p>
       <w:pPr>
-        <w:pStyle w:val="ListNumber"/>
+        <w:spacing w:after="20"/>
+        <w:numPr>
+          <w:ilvl w:val="0"/>
+          <w:numId w:val="37"/>
+        </w:numPr>
       </w:pPr>
       <w:r>
         <w:t>Both Scouts take one step back and try again, focusing on improvement over distance.</w:t>
@@ -2277,7 +2609,11 @@
     </w:p>
     <w:p>
       <w:pPr>
-        <w:pStyle w:val="ListNumber"/>
+        <w:spacing w:after="20"/>
+        <w:numPr>
+          <w:ilvl w:val="0"/>
+          <w:numId w:val="38"/>
+        </w:numPr>
       </w:pPr>
       <w:r>
         <w:t>Tape straight and zigzag lines on the floor.</w:t>
@@ -2285,7 +2621,11 @@
     </w:p>
     <w:p>
       <w:pPr>
-        <w:pStyle w:val="ListNumber"/>
+        <w:spacing w:after="20"/>
+        <w:numPr>
+          <w:ilvl w:val="0"/>
+          <w:numId w:val="38"/>
+        </w:numPr>
       </w:pPr>
       <w:r>
         <w:t>Wolves walk forward, backward, and sideways along the lines.</w:t>
@@ -2293,7 +2633,11 @@
     </w:p>
     <w:p>
       <w:pPr>
-        <w:pStyle w:val="ListNumber"/>
+        <w:spacing w:after="20"/>
+        <w:numPr>
+          <w:ilvl w:val="0"/>
+          <w:numId w:val="38"/>
+        </w:numPr>
       </w:pPr>
       <w:r>
         <w:t>Add a beanbag on the head or shoulder for a harder round if safe.</w:t>
@@ -2324,7 +2668,11 @@
     </w:p>
     <w:p>
       <w:pPr>
-        <w:pStyle w:val="ListNumber"/>
+        <w:spacing w:after="20"/>
+        <w:numPr>
+          <w:ilvl w:val="0"/>
+          <w:numId w:val="39"/>
+        </w:numPr>
       </w:pPr>
       <w:r>
         <w:t>Ask what good sportsmanship sounds like before, during, and after a game.</w:t>
@@ -2332,7 +2680,11 @@
     </w:p>
     <w:p>
       <w:pPr>
-        <w:pStyle w:val="ListNumber"/>
+        <w:spacing w:after="20"/>
+        <w:numPr>
+          <w:ilvl w:val="0"/>
+          <w:numId w:val="39"/>
+        </w:numPr>
       </w:pPr>
       <w:r>
         <w:t>Practice saying 'nice try,' 'good game,' and 'want help?'</w:t>
@@ -2340,7 +2692,11 @@
     </w:p>
     <w:p>
       <w:pPr>
-        <w:pStyle w:val="ListNumber"/>
+        <w:spacing w:after="20"/>
+        <w:numPr>
+          <w:ilvl w:val="0"/>
+          <w:numId w:val="39"/>
+        </w:numPr>
       </w:pPr>
       <w:r>
         <w:t>Use those phrases in every activity tonight.</w:t>
@@ -2359,7 +2715,11 @@
     </w:p>
     <w:p>
       <w:pPr>
-        <w:pStyle w:val="ListNumber"/>
+        <w:spacing w:after="20"/>
+        <w:numPr>
+          <w:ilvl w:val="0"/>
+          <w:numId w:val="40"/>
+        </w:numPr>
       </w:pPr>
       <w:r>
         <w:t>Form a circle. Everyone puts their left hand toward the center, little fingers linked to the next Scout.</w:t>
@@ -2367,7 +2727,11 @@
     </w:p>
     <w:p>
       <w:pPr>
-        <w:pStyle w:val="ListNumber"/>
+        <w:spacing w:after="20"/>
+        <w:numPr>
+          <w:ilvl w:val="0"/>
+          <w:numId w:val="40"/>
+        </w:numPr>
       </w:pPr>
       <w:r>
         <w:t>Den Chief shares a 1-sentence thought tied to tonight (e.g., 'Tonight we practiced being Helpful.').</w:t>
@@ -2375,7 +2739,11 @@
     </w:p>
     <w:p>
       <w:pPr>
-        <w:pStyle w:val="ListNumber"/>
+        <w:spacing w:after="20"/>
+        <w:numPr>
+          <w:ilvl w:val="0"/>
+          <w:numId w:val="40"/>
+        </w:numPr>
       </w:pPr>
       <w:r>
         <w:t>On the Den Chief's signal, everyone raises the circle and gives a quiet 'Do Your Best!' Dismiss.</w:t>
@@ -2513,7 +2881,11 @@
     </w:p>
     <w:p>
       <w:pPr>
-        <w:pStyle w:val="ListNumber"/>
+        <w:spacing w:after="20"/>
+        <w:numPr>
+          <w:ilvl w:val="0"/>
+          <w:numId w:val="41"/>
+        </w:numPr>
       </w:pPr>
       <w:r>
         <w:t>Den Chief calls frog leap, inchworm walk, kangaroo hop, or crab walk.</w:t>
@@ -2521,7 +2893,11 @@
     </w:p>
     <w:p>
       <w:pPr>
-        <w:pStyle w:val="ListNumber"/>
+        <w:spacing w:after="20"/>
+        <w:numPr>
+          <w:ilvl w:val="0"/>
+          <w:numId w:val="41"/>
+        </w:numPr>
       </w:pPr>
       <w:r>
         <w:t>Wolves move across a short safe lane and reset.</w:t>
@@ -2540,7 +2916,11 @@
     </w:p>
     <w:p>
       <w:pPr>
-        <w:pStyle w:val="ListNumber"/>
+        <w:spacing w:after="20"/>
+        <w:numPr>
+          <w:ilvl w:val="0"/>
+          <w:numId w:val="42"/>
+        </w:numPr>
       </w:pPr>
       <w:r>
         <w:t>Form up in a horseshoe or circle. Ask a Scout to lead the Pledge of Allegiance to the flag.</w:t>
@@ -2548,7 +2928,11 @@
     </w:p>
     <w:p>
       <w:pPr>
-        <w:pStyle w:val="ListNumber"/>
+        <w:spacing w:after="20"/>
+        <w:numPr>
+          <w:ilvl w:val="0"/>
+          <w:numId w:val="42"/>
+        </w:numPr>
       </w:pPr>
       <w:r>
         <w:t>Everyone gives the Cub Scout sign and recites the Scout Oath together.</w:t>
@@ -2556,7 +2940,11 @@
     </w:p>
     <w:p>
       <w:pPr>
-        <w:pStyle w:val="ListNumber"/>
+        <w:spacing w:after="20"/>
+        <w:numPr>
+          <w:ilvl w:val="0"/>
+          <w:numId w:val="42"/>
+        </w:numPr>
       </w:pPr>
       <w:r>
         <w:t>Recite the Scout Law together. Younger dens may say it line-by-line after the Den Chief.</w:t>
@@ -2575,7 +2963,11 @@
     </w:p>
     <w:p>
       <w:pPr>
-        <w:pStyle w:val="ListNumber"/>
+        <w:spacing w:after="20"/>
+        <w:numPr>
+          <w:ilvl w:val="0"/>
+          <w:numId w:val="43"/>
+        </w:numPr>
       </w:pPr>
       <w:r>
         <w:t>Set mats for front roll/back roll practice with adult spotting as needed.</w:t>
@@ -2583,7 +2975,11 @@
     </w:p>
     <w:p>
       <w:pPr>
-        <w:pStyle w:val="ListNumber"/>
+        <w:spacing w:after="20"/>
+        <w:numPr>
+          <w:ilvl w:val="0"/>
+          <w:numId w:val="43"/>
+        </w:numPr>
       </w:pPr>
       <w:r>
         <w:t>Practice frog stand as a short balance pose, hands on floor and knees near elbows.</w:t>
@@ -2591,7 +2987,11 @@
     </w:p>
     <w:p>
       <w:pPr>
-        <w:pStyle w:val="ListNumber"/>
+        <w:spacing w:after="20"/>
+        <w:numPr>
+          <w:ilvl w:val="0"/>
+          <w:numId w:val="43"/>
+        </w:numPr>
       </w:pPr>
       <w:r>
         <w:t>Let Scouts pass on any move that feels unsafe and try a balance alternative.</w:t>
@@ -2622,7 +3022,11 @@
     </w:p>
     <w:p>
       <w:pPr>
-        <w:pStyle w:val="ListNumber"/>
+        <w:spacing w:after="20"/>
+        <w:numPr>
+          <w:ilvl w:val="0"/>
+          <w:numId w:val="44"/>
+        </w:numPr>
       </w:pPr>
       <w:r>
         <w:t>Run short relays using at least two moves: frog leap, inchworm walk, kangaroo hop, crab walk.</w:t>
@@ -2630,7 +3034,11 @@
     </w:p>
     <w:p>
       <w:pPr>
-        <w:pStyle w:val="ListNumber"/>
+        <w:spacing w:after="20"/>
+        <w:numPr>
+          <w:ilvl w:val="0"/>
+          <w:numId w:val="44"/>
+        </w:numPr>
       </w:pPr>
       <w:r>
         <w:t>Teams cheer for effort and wait their turn behind a cone.</w:t>
@@ -2638,7 +3046,11 @@
     </w:p>
     <w:p>
       <w:pPr>
-        <w:pStyle w:val="ListNumber"/>
+        <w:spacing w:after="20"/>
+        <w:numPr>
+          <w:ilvl w:val="0"/>
+          <w:numId w:val="44"/>
+        </w:numPr>
       </w:pPr>
       <w:r>
         <w:t>Afterward, ask which moves used strength, balance, or flexibility.</w:t>
@@ -2669,7 +3081,11 @@
     </w:p>
     <w:p>
       <w:pPr>
-        <w:pStyle w:val="ListNumber"/>
+        <w:spacing w:after="20"/>
+        <w:numPr>
+          <w:ilvl w:val="0"/>
+          <w:numId w:val="45"/>
+        </w:numPr>
       </w:pPr>
       <w:r>
         <w:t>Play a simple sport or game such as kickball, soccer keep-away, or capture the flag.</w:t>
@@ -2677,7 +3093,11 @@
     </w:p>
     <w:p>
       <w:pPr>
-        <w:pStyle w:val="ListNumber"/>
+        <w:spacing w:after="20"/>
+        <w:numPr>
+          <w:ilvl w:val="0"/>
+          <w:numId w:val="45"/>
+        </w:numPr>
       </w:pPr>
       <w:r>
         <w:t>Pause once to notice examples of good sportsmanship.</w:t>
@@ -2685,7 +3105,11 @@
     </w:p>
     <w:p>
       <w:pPr>
-        <w:pStyle w:val="ListNumber"/>
+        <w:spacing w:after="20"/>
+        <w:numPr>
+          <w:ilvl w:val="0"/>
+          <w:numId w:val="45"/>
+        </w:numPr>
       </w:pPr>
       <w:r>
         <w:t>End with teams lining up for 'good game' handshakes.</w:t>
@@ -2716,7 +3140,11 @@
     </w:p>
     <w:p>
       <w:pPr>
-        <w:pStyle w:val="ListNumber"/>
+        <w:spacing w:after="20"/>
+        <w:numPr>
+          <w:ilvl w:val="0"/>
+          <w:numId w:val="46"/>
+        </w:numPr>
       </w:pPr>
       <w:r>
         <w:t>Form a circle. Everyone puts their left hand toward the center, little fingers linked to the next Scout.</w:t>
@@ -2724,7 +3152,11 @@
     </w:p>
     <w:p>
       <w:pPr>
-        <w:pStyle w:val="ListNumber"/>
+        <w:spacing w:after="20"/>
+        <w:numPr>
+          <w:ilvl w:val="0"/>
+          <w:numId w:val="46"/>
+        </w:numPr>
       </w:pPr>
       <w:r>
         <w:t>Den Chief shares a 1-sentence thought tied to tonight (e.g., 'Tonight we practiced being Helpful.').</w:t>
@@ -2732,7 +3164,11 @@
     </w:p>
     <w:p>
       <w:pPr>
-        <w:pStyle w:val="ListNumber"/>
+        <w:spacing w:after="20"/>
+        <w:numPr>
+          <w:ilvl w:val="0"/>
+          <w:numId w:val="46"/>
+        </w:numPr>
       </w:pPr>
       <w:r>
         <w:t>On the Den Chief's signal, everyone raises the circle and gives a quiet 'Do Your Best!' Dismiss.</w:t>
@@ -2965,7 +3401,11 @@
     </w:p>
     <w:p>
       <w:pPr>
-        <w:pStyle w:val="ListNumber"/>
+        <w:spacing w:after="20"/>
+        <w:numPr>
+          <w:ilvl w:val="0"/>
+          <w:numId w:val="47"/>
+        </w:numPr>
       </w:pPr>
       <w:r>
         <w:t>Place Scout Law word cards on a table.</w:t>
@@ -2973,7 +3413,11 @@
     </w:p>
     <w:p>
       <w:pPr>
-        <w:pStyle w:val="ListNumber"/>
+        <w:spacing w:after="20"/>
+        <w:numPr>
+          <w:ilvl w:val="0"/>
+          <w:numId w:val="47"/>
+        </w:numPr>
       </w:pPr>
       <w:r>
         <w:t>Wolves choose three that would make someone a good neighbor and stand by them.</w:t>
@@ -2992,7 +3436,11 @@
     </w:p>
     <w:p>
       <w:pPr>
-        <w:pStyle w:val="ListNumber"/>
+        <w:spacing w:after="20"/>
+        <w:numPr>
+          <w:ilvl w:val="0"/>
+          <w:numId w:val="48"/>
+        </w:numPr>
       </w:pPr>
       <w:r>
         <w:t>Form up in a horseshoe or circle. Ask a Scout to lead the Pledge of Allegiance to the flag.</w:t>
@@ -3000,7 +3448,11 @@
     </w:p>
     <w:p>
       <w:pPr>
-        <w:pStyle w:val="ListNumber"/>
+        <w:spacing w:after="20"/>
+        <w:numPr>
+          <w:ilvl w:val="0"/>
+          <w:numId w:val="48"/>
+        </w:numPr>
       </w:pPr>
       <w:r>
         <w:t>Everyone gives the Cub Scout sign and recites the Scout Oath together.</w:t>
@@ -3008,7 +3460,11 @@
     </w:p>
     <w:p>
       <w:pPr>
-        <w:pStyle w:val="ListNumber"/>
+        <w:spacing w:after="20"/>
+        <w:numPr>
+          <w:ilvl w:val="0"/>
+          <w:numId w:val="48"/>
+        </w:numPr>
       </w:pPr>
       <w:r>
         <w:t>Recite the Scout Law together. Younger dens may say it line-by-line after the Den Chief.</w:t>
@@ -3027,7 +3483,11 @@
     </w:p>
     <w:p>
       <w:pPr>
-        <w:pStyle w:val="ListNumber"/>
+        <w:spacing w:after="20"/>
+        <w:numPr>
+          <w:ilvl w:val="0"/>
+          <w:numId w:val="49"/>
+        </w:numPr>
       </w:pPr>
       <w:r>
         <w:t>Teach respectful flag handling: do not let it touch the ground; fold carefully; store neatly.</w:t>
@@ -3035,7 +3495,11 @@
     </w:p>
     <w:p>
       <w:pPr>
-        <w:pStyle w:val="ListNumber"/>
+        <w:spacing w:after="20"/>
+        <w:numPr>
+          <w:ilvl w:val="0"/>
+          <w:numId w:val="49"/>
+        </w:numPr>
       </w:pPr>
       <w:r>
         <w:t>Demonstrate the triangle fold with two adults or older Scouts.</w:t>
@@ -3043,7 +3507,11 @@
     </w:p>
     <w:p>
       <w:pPr>
-        <w:pStyle w:val="ListNumber"/>
+        <w:spacing w:after="20"/>
+        <w:numPr>
+          <w:ilvl w:val="0"/>
+          <w:numId w:val="49"/>
+        </w:numPr>
       </w:pPr>
       <w:r>
         <w:t>Let each Wolf help with part of the fold.</w:t>
@@ -3074,7 +3542,11 @@
     </w:p>
     <w:p>
       <w:pPr>
-        <w:pStyle w:val="ListNumber"/>
+        <w:spacing w:after="20"/>
+        <w:numPr>
+          <w:ilvl w:val="0"/>
+          <w:numId w:val="50"/>
+        </w:numPr>
       </w:pPr>
       <w:r>
         <w:t>Assign roles: color guard, caller, pledge leader, audience.</w:t>
@@ -3082,7 +3554,11 @@
     </w:p>
     <w:p>
       <w:pPr>
-        <w:pStyle w:val="ListNumber"/>
+        <w:spacing w:after="20"/>
+        <w:numPr>
+          <w:ilvl w:val="0"/>
+          <w:numId w:val="50"/>
+        </w:numPr>
       </w:pPr>
       <w:r>
         <w:t>Practice once, then conduct a simple flag ceremony for the den.</w:t>
@@ -3090,7 +3566,11 @@
     </w:p>
     <w:p>
       <w:pPr>
-        <w:pStyle w:val="ListNumber"/>
+        <w:spacing w:after="20"/>
+        <w:numPr>
+          <w:ilvl w:val="0"/>
+          <w:numId w:val="50"/>
+        </w:numPr>
       </w:pPr>
       <w:r>
         <w:t>Switch roles if time allows so more Wolves participate.</w:t>
@@ -3121,7 +3601,11 @@
     </w:p>
     <w:p>
       <w:pPr>
-        <w:pStyle w:val="ListNumber"/>
+        <w:spacing w:after="20"/>
+        <w:numPr>
+          <w:ilvl w:val="0"/>
+          <w:numId w:val="51"/>
+        </w:numPr>
       </w:pPr>
       <w:r>
         <w:t>Pick three Scout Law points, such as Helpful, Friendly, and Courteous.</w:t>
@@ -3129,7 +3613,11 @@
     </w:p>
     <w:p>
       <w:pPr>
-        <w:pStyle w:val="ListNumber"/>
+        <w:spacing w:after="20"/>
+        <w:numPr>
+          <w:ilvl w:val="0"/>
+          <w:numId w:val="51"/>
+        </w:numPr>
       </w:pPr>
       <w:r>
         <w:t>For each point, Wolves give one real neighborhood example.</w:t>
@@ -3137,7 +3625,11 @@
     </w:p>
     <w:p>
       <w:pPr>
-        <w:pStyle w:val="ListNumber"/>
+        <w:spacing w:after="20"/>
+        <w:numPr>
+          <w:ilvl w:val="0"/>
+          <w:numId w:val="51"/>
+        </w:numPr>
       </w:pPr>
       <w:r>
         <w:t>Write the examples on a poster titled 'Wolf Good Neighbors.'</w:t>
@@ -3168,7 +3660,11 @@
     </w:p>
     <w:p>
       <w:pPr>
-        <w:pStyle w:val="ListNumber"/>
+        <w:spacing w:after="20"/>
+        <w:numPr>
+          <w:ilvl w:val="0"/>
+          <w:numId w:val="52"/>
+        </w:numPr>
       </w:pPr>
       <w:r>
         <w:t>Form a circle. Everyone puts their left hand toward the center, little fingers linked to the next Scout.</w:t>
@@ -3176,7 +3672,11 @@
     </w:p>
     <w:p>
       <w:pPr>
-        <w:pStyle w:val="ListNumber"/>
+        <w:spacing w:after="20"/>
+        <w:numPr>
+          <w:ilvl w:val="0"/>
+          <w:numId w:val="52"/>
+        </w:numPr>
       </w:pPr>
       <w:r>
         <w:t>Den Chief shares a 1-sentence thought tied to tonight (e.g., 'Tonight we practiced being Helpful.').</w:t>
@@ -3184,7 +3684,11 @@
     </w:p>
     <w:p>
       <w:pPr>
-        <w:pStyle w:val="ListNumber"/>
+        <w:spacing w:after="20"/>
+        <w:numPr>
+          <w:ilvl w:val="0"/>
+          <w:numId w:val="52"/>
+        </w:numPr>
       </w:pPr>
       <w:r>
         <w:t>On the Den Chief's signal, everyone raises the circle and gives a quiet 'Do Your Best!' Dismiss.</w:t>
@@ -3322,7 +3826,11 @@
     </w:p>
     <w:p>
       <w:pPr>
-        <w:pStyle w:val="ListNumber"/>
+        <w:spacing w:after="20"/>
+        <w:numPr>
+          <w:ilvl w:val="0"/>
+          <w:numId w:val="53"/>
+        </w:numPr>
       </w:pPr>
       <w:r>
         <w:t>As Wolves arrive, sort recycled boxes into homes, stores, schools, libraries, and other buildings.</w:t>
@@ -3330,7 +3838,11 @@
     </w:p>
     <w:p>
       <w:pPr>
-        <w:pStyle w:val="ListNumber"/>
+        <w:spacing w:after="20"/>
+        <w:numPr>
+          <w:ilvl w:val="0"/>
+          <w:numId w:val="53"/>
+        </w:numPr>
       </w:pPr>
       <w:r>
         <w:t>Choose a spot on the table for each type.</w:t>
@@ -3349,7 +3861,11 @@
     </w:p>
     <w:p>
       <w:pPr>
-        <w:pStyle w:val="ListNumber"/>
+        <w:spacing w:after="20"/>
+        <w:numPr>
+          <w:ilvl w:val="0"/>
+          <w:numId w:val="54"/>
+        </w:numPr>
       </w:pPr>
       <w:r>
         <w:t>Form up in a horseshoe or circle. Ask a Scout to lead the Pledge of Allegiance to the flag.</w:t>
@@ -3357,7 +3873,11 @@
     </w:p>
     <w:p>
       <w:pPr>
-        <w:pStyle w:val="ListNumber"/>
+        <w:spacing w:after="20"/>
+        <w:numPr>
+          <w:ilvl w:val="0"/>
+          <w:numId w:val="54"/>
+        </w:numPr>
       </w:pPr>
       <w:r>
         <w:t>Everyone gives the Cub Scout sign and recites the Scout Oath together.</w:t>
@@ -3365,7 +3885,11 @@
     </w:p>
     <w:p>
       <w:pPr>
-        <w:pStyle w:val="ListNumber"/>
+        <w:spacing w:after="20"/>
+        <w:numPr>
+          <w:ilvl w:val="0"/>
+          <w:numId w:val="54"/>
+        </w:numPr>
       </w:pPr>
       <w:r>
         <w:t>Recite the Scout Law together. Younger dens may say it line-by-line after the Den Chief.</w:t>
@@ -3384,7 +3908,11 @@
     </w:p>
     <w:p>
       <w:pPr>
-        <w:pStyle w:val="ListNumber"/>
+        <w:spacing w:after="20"/>
+        <w:numPr>
+          <w:ilvl w:val="0"/>
+          <w:numId w:val="55"/>
+        </w:numPr>
       </w:pPr>
       <w:r>
         <w:t>Each Wolf uses a small box or paper to make a model of their home.</w:t>
@@ -3392,7 +3920,11 @@
     </w:p>
     <w:p>
       <w:pPr>
-        <w:pStyle w:val="ListNumber"/>
+        <w:spacing w:after="20"/>
+        <w:numPr>
+          <w:ilvl w:val="0"/>
+          <w:numId w:val="55"/>
+        </w:numPr>
       </w:pPr>
       <w:r>
         <w:t>Add simple details: door, windows, people, pets, or yard.</w:t>
@@ -3400,7 +3932,11 @@
     </w:p>
     <w:p>
       <w:pPr>
-        <w:pStyle w:val="ListNumber"/>
+        <w:spacing w:after="20"/>
+        <w:numPr>
+          <w:ilvl w:val="0"/>
+          <w:numId w:val="55"/>
+        </w:numPr>
       </w:pPr>
       <w:r>
         <w:t>Write the Scout's name on the bottom.</w:t>
@@ -3431,7 +3967,11 @@
     </w:p>
     <w:p>
       <w:pPr>
-        <w:pStyle w:val="ListNumber"/>
+        <w:spacing w:after="20"/>
+        <w:numPr>
+          <w:ilvl w:val="0"/>
+          <w:numId w:val="56"/>
+        </w:numPr>
       </w:pPr>
       <w:r>
         <w:t>Using the same supplies, each Wolf makes a building they visit: school, library, store, church, park shelter, or fire station.</w:t>
@@ -3439,7 +3979,11 @@
     </w:p>
     <w:p>
       <w:pPr>
-        <w:pStyle w:val="ListNumber"/>
+        <w:spacing w:after="20"/>
+        <w:numPr>
+          <w:ilvl w:val="0"/>
+          <w:numId w:val="56"/>
+        </w:numPr>
       </w:pPr>
       <w:r>
         <w:t>Add a sign so others know what it is.</w:t>
@@ -3447,7 +3991,11 @@
     </w:p>
     <w:p>
       <w:pPr>
-        <w:pStyle w:val="ListNumber"/>
+        <w:spacing w:after="20"/>
+        <w:numPr>
+          <w:ilvl w:val="0"/>
+          <w:numId w:val="56"/>
+        </w:numPr>
       </w:pPr>
       <w:r>
         <w:t>Talk about why people go there.</w:t>
@@ -3478,7 +4026,11 @@
     </w:p>
     <w:p>
       <w:pPr>
-        <w:pStyle w:val="ListNumber"/>
+        <w:spacing w:after="20"/>
+        <w:numPr>
+          <w:ilvl w:val="0"/>
+          <w:numId w:val="57"/>
+        </w:numPr>
       </w:pPr>
       <w:r>
         <w:t>Combine all models on butcher paper; draw roads, sidewalks, parks, and shared spaces.</w:t>
@@ -3486,7 +4038,11 @@
     </w:p>
     <w:p>
       <w:pPr>
-        <w:pStyle w:val="ListNumber"/>
+        <w:spacing w:after="20"/>
+        <w:numPr>
+          <w:ilvl w:val="0"/>
+          <w:numId w:val="57"/>
+        </w:numPr>
       </w:pPr>
       <w:r>
         <w:t>Do a 15-minute service project: make thank-you cards for helpers, pack food donations, or clean meeting-place grounds.</w:t>
@@ -3494,7 +4050,11 @@
     </w:p>
     <w:p>
       <w:pPr>
-        <w:pStyle w:val="ListNumber"/>
+        <w:spacing w:after="20"/>
+        <w:numPr>
+          <w:ilvl w:val="0"/>
+          <w:numId w:val="57"/>
+        </w:numPr>
       </w:pPr>
       <w:r>
         <w:t>Ask each Wolf to explain how the project helps the neighborhood.</w:t>
@@ -3525,7 +4085,11 @@
     </w:p>
     <w:p>
       <w:pPr>
-        <w:pStyle w:val="ListNumber"/>
+        <w:spacing w:after="20"/>
+        <w:numPr>
+          <w:ilvl w:val="0"/>
+          <w:numId w:val="58"/>
+        </w:numPr>
       </w:pPr>
       <w:r>
         <w:t>Form a circle. Everyone puts their left hand toward the center, little fingers linked to the next Scout.</w:t>
@@ -3533,7 +4097,11 @@
     </w:p>
     <w:p>
       <w:pPr>
-        <w:pStyle w:val="ListNumber"/>
+        <w:spacing w:after="20"/>
+        <w:numPr>
+          <w:ilvl w:val="0"/>
+          <w:numId w:val="58"/>
+        </w:numPr>
       </w:pPr>
       <w:r>
         <w:t>Den Chief shares a 1-sentence thought tied to tonight (e.g., 'Tonight we practiced being Helpful.').</w:t>
@@ -3541,7 +4109,11 @@
     </w:p>
     <w:p>
       <w:pPr>
-        <w:pStyle w:val="ListNumber"/>
+        <w:spacing w:after="20"/>
+        <w:numPr>
+          <w:ilvl w:val="0"/>
+          <w:numId w:val="58"/>
+        </w:numPr>
       </w:pPr>
       <w:r>
         <w:t>On the Den Chief's signal, everyone raises the circle and gives a quiet 'Do Your Best!' Dismiss.</w:t>
@@ -3774,7 +4346,11 @@
     </w:p>
     <w:p>
       <w:pPr>
-        <w:pStyle w:val="ListNumber"/>
+        <w:spacing w:after="20"/>
+        <w:numPr>
+          <w:ilvl w:val="0"/>
+          <w:numId w:val="59"/>
+        </w:numPr>
       </w:pPr>
       <w:r>
         <w:t>Wolves draw or write names of trusted adults on star cards.</w:t>
@@ -3782,7 +4358,11 @@
     </w:p>
     <w:p>
       <w:pPr>
-        <w:pStyle w:val="ListNumber"/>
+        <w:spacing w:after="20"/>
+        <w:numPr>
+          <w:ilvl w:val="0"/>
+          <w:numId w:val="59"/>
+        </w:numPr>
       </w:pPr>
       <w:r>
         <w:t>They keep the card private or share only if they want.</w:t>
@@ -3801,7 +4381,11 @@
     </w:p>
     <w:p>
       <w:pPr>
-        <w:pStyle w:val="ListNumber"/>
+        <w:spacing w:after="20"/>
+        <w:numPr>
+          <w:ilvl w:val="0"/>
+          <w:numId w:val="60"/>
+        </w:numPr>
       </w:pPr>
       <w:r>
         <w:t>Form up in a horseshoe or circle. Ask a Scout to lead the Pledge of Allegiance to the flag.</w:t>
@@ -3809,7 +4393,11 @@
     </w:p>
     <w:p>
       <w:pPr>
-        <w:pStyle w:val="ListNumber"/>
+        <w:spacing w:after="20"/>
+        <w:numPr>
+          <w:ilvl w:val="0"/>
+          <w:numId w:val="60"/>
+        </w:numPr>
       </w:pPr>
       <w:r>
         <w:t>Everyone gives the Cub Scout sign and recites the Scout Oath together.</w:t>
@@ -3817,7 +4405,11 @@
     </w:p>
     <w:p>
       <w:pPr>
-        <w:pStyle w:val="ListNumber"/>
+        <w:spacing w:after="20"/>
+        <w:numPr>
+          <w:ilvl w:val="0"/>
+          <w:numId w:val="60"/>
+        </w:numPr>
       </w:pPr>
       <w:r>
         <w:t>Recite the Scout Law together. Younger dens may say it line-by-line after the Den Chief.</w:t>
@@ -3836,7 +4428,11 @@
     </w:p>
     <w:p>
       <w:pPr>
-        <w:pStyle w:val="ListNumber"/>
+        <w:spacing w:after="20"/>
+        <w:numPr>
+          <w:ilvl w:val="0"/>
+          <w:numId w:val="61"/>
+        </w:numPr>
       </w:pPr>
       <w:r>
         <w:t>Use calm, simple language: safe touches help keep you healthy or safe; unsafe touches make you feel scared, confused, or are kept secret.</w:t>
@@ -3844,7 +4440,11 @@
     </w:p>
     <w:p>
       <w:pPr>
-        <w:pStyle w:val="ListNumber"/>
+        <w:spacing w:after="20"/>
+        <w:numPr>
+          <w:ilvl w:val="0"/>
+          <w:numId w:val="61"/>
+        </w:numPr>
       </w:pPr>
       <w:r>
         <w:t>Review: say no, get away, and tell a trusted adult if something feels wrong.</w:t>
@@ -3852,7 +4452,11 @@
     </w:p>
     <w:p>
       <w:pPr>
-        <w:pStyle w:val="ListNumber"/>
+        <w:spacing w:after="20"/>
+        <w:numPr>
+          <w:ilvl w:val="0"/>
+          <w:numId w:val="61"/>
+        </w:numPr>
       </w:pPr>
       <w:r>
         <w:t>Scouts name categories of trusted adults, such as parent, teacher, leader, or relative.</w:t>
@@ -3883,7 +4487,11 @@
     </w:p>
     <w:p>
       <w:pPr>
-        <w:pStyle w:val="ListNumber"/>
+        <w:spacing w:after="20"/>
+        <w:numPr>
+          <w:ilvl w:val="0"/>
+          <w:numId w:val="62"/>
+        </w:numPr>
       </w:pPr>
       <w:r>
         <w:t>Den Chief reads low-stress scenarios, such as being lost or someone asking them to keep a bad secret.</w:t>
@@ -3891,7 +4499,11 @@
     </w:p>
     <w:p>
       <w:pPr>
-        <w:pStyle w:val="ListNumber"/>
+        <w:spacing w:after="20"/>
+        <w:numPr>
+          <w:ilvl w:val="0"/>
+          <w:numId w:val="62"/>
+        </w:numPr>
       </w:pPr>
       <w:r>
         <w:t>Wolves practice strong words: 'No,' 'Stop,' and 'I need help.'</w:t>
@@ -3899,7 +4511,11 @@
     </w:p>
     <w:p>
       <w:pPr>
-        <w:pStyle w:val="ListNumber"/>
+        <w:spacing w:after="20"/>
+        <w:numPr>
+          <w:ilvl w:val="0"/>
+          <w:numId w:val="62"/>
+        </w:numPr>
       </w:pPr>
       <w:r>
         <w:t>Each Wolf points to their trusted adult star or says who they would tell.</w:t>
@@ -3930,7 +4546,11 @@
     </w:p>
     <w:p>
       <w:pPr>
-        <w:pStyle w:val="ListNumber"/>
+        <w:spacing w:after="20"/>
+        <w:numPr>
+          <w:ilvl w:val="0"/>
+          <w:numId w:val="63"/>
+        </w:numPr>
       </w:pPr>
       <w:r>
         <w:t>Review that buddies stay together and check before moving locations.</w:t>
@@ -3938,7 +4558,11 @@
     </w:p>
     <w:p>
       <w:pPr>
-        <w:pStyle w:val="ListNumber"/>
+        <w:spacing w:after="20"/>
+        <w:numPr>
+          <w:ilvl w:val="0"/>
+          <w:numId w:val="63"/>
+        </w:numPr>
       </w:pPr>
       <w:r>
         <w:t>Practice buddy check from different corners of the room.</w:t>
@@ -3946,7 +4570,11 @@
     </w:p>
     <w:p>
       <w:pPr>
-        <w:pStyle w:val="ListNumber"/>
+        <w:spacing w:after="20"/>
+        <w:numPr>
+          <w:ilvl w:val="0"/>
+          <w:numId w:val="63"/>
+        </w:numPr>
       </w:pPr>
       <w:r>
         <w:t>Explain they will demonstrate it on the playground next session.</w:t>
@@ -3965,7 +4593,11 @@
     </w:p>
     <w:p>
       <w:pPr>
-        <w:pStyle w:val="ListNumber"/>
+        <w:spacing w:after="20"/>
+        <w:numPr>
+          <w:ilvl w:val="0"/>
+          <w:numId w:val="64"/>
+        </w:numPr>
       </w:pPr>
       <w:r>
         <w:t>Form a circle. Everyone puts their left hand toward the center, little fingers linked to the next Scout.</w:t>
@@ -3973,7 +4605,11 @@
     </w:p>
     <w:p>
       <w:pPr>
-        <w:pStyle w:val="ListNumber"/>
+        <w:spacing w:after="20"/>
+        <w:numPr>
+          <w:ilvl w:val="0"/>
+          <w:numId w:val="64"/>
+        </w:numPr>
       </w:pPr>
       <w:r>
         <w:t>Den Chief shares a 1-sentence thought tied to tonight (e.g., 'Tonight we practiced being Helpful.').</w:t>
@@ -3981,7 +4617,11 @@
     </w:p>
     <w:p>
       <w:pPr>
-        <w:pStyle w:val="ListNumber"/>
+        <w:spacing w:after="20"/>
+        <w:numPr>
+          <w:ilvl w:val="0"/>
+          <w:numId w:val="64"/>
+        </w:numPr>
       </w:pPr>
       <w:r>
         <w:t>On the Den Chief's signal, everyone raises the circle and gives a quiet 'Do Your Best!' Dismiss.</w:t>
@@ -4103,7 +4743,11 @@
     </w:p>
     <w:p>
       <w:pPr>
-        <w:pStyle w:val="ListNumber"/>
+        <w:spacing w:after="20"/>
+        <w:numPr>
+          <w:ilvl w:val="0"/>
+          <w:numId w:val="65"/>
+        </w:numPr>
       </w:pPr>
       <w:r>
         <w:t>Assign buddies as Wolves arrive.</w:t>
@@ -4111,7 +4755,11 @@
     </w:p>
     <w:p>
       <w:pPr>
-        <w:pStyle w:val="ListNumber"/>
+        <w:spacing w:after="20"/>
+        <w:numPr>
+          <w:ilvl w:val="0"/>
+          <w:numId w:val="65"/>
+        </w:numPr>
       </w:pPr>
       <w:r>
         <w:t>Call 'buddy check' several times while they are doing simple stretches.</w:t>
@@ -4130,7 +4778,11 @@
     </w:p>
     <w:p>
       <w:pPr>
-        <w:pStyle w:val="ListNumber"/>
+        <w:spacing w:after="20"/>
+        <w:numPr>
+          <w:ilvl w:val="0"/>
+          <w:numId w:val="66"/>
+        </w:numPr>
       </w:pPr>
       <w:r>
         <w:t>Form up in a horseshoe or circle. Ask a Scout to lead the Pledge of Allegiance to the flag.</w:t>
@@ -4138,7 +4790,11 @@
     </w:p>
     <w:p>
       <w:pPr>
-        <w:pStyle w:val="ListNumber"/>
+        <w:spacing w:after="20"/>
+        <w:numPr>
+          <w:ilvl w:val="0"/>
+          <w:numId w:val="66"/>
+        </w:numPr>
       </w:pPr>
       <w:r>
         <w:t>Everyone gives the Cub Scout sign and recites the Scout Oath together.</w:t>
@@ -4146,7 +4802,11 @@
     </w:p>
     <w:p>
       <w:pPr>
-        <w:pStyle w:val="ListNumber"/>
+        <w:spacing w:after="20"/>
+        <w:numPr>
+          <w:ilvl w:val="0"/>
+          <w:numId w:val="66"/>
+        </w:numPr>
       </w:pPr>
       <w:r>
         <w:t>Recite the Scout Law together. Younger dens may say it line-by-line after the Den Chief.</w:t>
@@ -4165,7 +4825,11 @@
     </w:p>
     <w:p>
       <w:pPr>
-        <w:pStyle w:val="ListNumber"/>
+        <w:spacing w:after="20"/>
+        <w:numPr>
+          <w:ilvl w:val="0"/>
+          <w:numId w:val="67"/>
+        </w:numPr>
       </w:pPr>
       <w:r>
         <w:t>Review common rules: take turns, look before moving, use equipment as designed, keep hands to self, tell an adult about hazards.</w:t>
@@ -4173,7 +4837,11 @@
     </w:p>
     <w:p>
       <w:pPr>
-        <w:pStyle w:val="ListNumber"/>
+        <w:spacing w:after="20"/>
+        <w:numPr>
+          <w:ilvl w:val="0"/>
+          <w:numId w:val="67"/>
+        </w:numPr>
       </w:pPr>
       <w:r>
         <w:t>Walk to each piece of playground/gym equipment and ask what could be unsafe.</w:t>
@@ -4181,7 +4849,11 @@
     </w:p>
     <w:p>
       <w:pPr>
-        <w:pStyle w:val="ListNumber"/>
+        <w:spacing w:after="20"/>
+        <w:numPr>
+          <w:ilvl w:val="0"/>
+          <w:numId w:val="67"/>
+        </w:numPr>
       </w:pPr>
       <w:r>
         <w:t>Have buddies explain one rule back to the group.</w:t>
@@ -4212,7 +4884,11 @@
     </w:p>
     <w:p>
       <w:pPr>
-        <w:pStyle w:val="ListNumber"/>
+        <w:spacing w:after="20"/>
+        <w:numPr>
+          <w:ilvl w:val="0"/>
+          <w:numId w:val="68"/>
+        </w:numPr>
       </w:pPr>
       <w:r>
         <w:t>Demonstrate safe examples: slide feet first, swing seated, climb one at a time, throw balls only in the game area.</w:t>
@@ -4220,7 +4896,11 @@
     </w:p>
     <w:p>
       <w:pPr>
-        <w:pStyle w:val="ListNumber"/>
+        <w:spacing w:after="20"/>
+        <w:numPr>
+          <w:ilvl w:val="0"/>
+          <w:numId w:val="68"/>
+        </w:numPr>
       </w:pPr>
       <w:r>
         <w:t>Buddies take turns practicing while leaders supervise.</w:t>
@@ -4228,7 +4908,11 @@
     </w:p>
     <w:p>
       <w:pPr>
-        <w:pStyle w:val="ListNumber"/>
+        <w:spacing w:after="20"/>
+        <w:numPr>
+          <w:ilvl w:val="0"/>
+          <w:numId w:val="68"/>
+        </w:numPr>
       </w:pPr>
       <w:r>
         <w:t>Pause for immediate praise when Wolves use safe choices.</w:t>
@@ -4259,7 +4943,11 @@
     </w:p>
     <w:p>
       <w:pPr>
-        <w:pStyle w:val="ListNumber"/>
+        <w:spacing w:after="20"/>
+        <w:numPr>
+          <w:ilvl w:val="0"/>
+          <w:numId w:val="69"/>
+        </w:numPr>
       </w:pPr>
       <w:r>
         <w:t>In buddy pairs, Wolves look for pretend or real hazards, such as wet spots, broken items, or crowded areas.</w:t>
@@ -4267,7 +4955,11 @@
     </w:p>
     <w:p>
       <w:pPr>
-        <w:pStyle w:val="ListNumber"/>
+        <w:spacing w:after="20"/>
+        <w:numPr>
+          <w:ilvl w:val="0"/>
+          <w:numId w:val="69"/>
+        </w:numPr>
       </w:pPr>
       <w:r>
         <w:t>They report hazards to a leader instead of fixing dangerous things themselves.</w:t>
@@ -4275,7 +4967,11 @@
     </w:p>
     <w:p>
       <w:pPr>
-        <w:pStyle w:val="ListNumber"/>
+        <w:spacing w:after="20"/>
+        <w:numPr>
+          <w:ilvl w:val="0"/>
+          <w:numId w:val="69"/>
+        </w:numPr>
       </w:pPr>
       <w:r>
         <w:t>Close by naming one safety rule they will use at school or the park.</w:t>
@@ -4306,7 +5002,11 @@
     </w:p>
     <w:p>
       <w:pPr>
-        <w:pStyle w:val="ListNumber"/>
+        <w:spacing w:after="20"/>
+        <w:numPr>
+          <w:ilvl w:val="0"/>
+          <w:numId w:val="70"/>
+        </w:numPr>
       </w:pPr>
       <w:r>
         <w:t>Form a circle. Everyone puts their left hand toward the center, little fingers linked to the next Scout.</w:t>
@@ -4314,7 +5014,11 @@
     </w:p>
     <w:p>
       <w:pPr>
-        <w:pStyle w:val="ListNumber"/>
+        <w:spacing w:after="20"/>
+        <w:numPr>
+          <w:ilvl w:val="0"/>
+          <w:numId w:val="70"/>
+        </w:numPr>
       </w:pPr>
       <w:r>
         <w:t>Den Chief shares a 1-sentence thought tied to tonight (e.g., 'Tonight we practiced being Helpful.').</w:t>
@@ -4322,7 +5026,11 @@
     </w:p>
     <w:p>
       <w:pPr>
-        <w:pStyle w:val="ListNumber"/>
+        <w:spacing w:after="20"/>
+        <w:numPr>
+          <w:ilvl w:val="0"/>
+          <w:numId w:val="70"/>
+        </w:numPr>
       </w:pPr>
       <w:r>
         <w:t>On the Den Chief's signal, everyone raises the circle and gives a quiet 'Do Your Best!' Dismiss.</w:t>
@@ -4571,7 +5279,11 @@
     </w:p>
     <w:p>
       <w:pPr>
-        <w:pStyle w:val="ListNumber"/>
+        <w:spacing w:after="20"/>
+        <w:numPr>
+          <w:ilvl w:val="0"/>
+          <w:numId w:val="71"/>
+        </w:numPr>
       </w:pPr>
       <w:r>
         <w:t>Wolves sit in a circle. One Scout says a kind action; the next says another that could happen because of it.</w:t>
@@ -4579,7 +5291,11 @@
     </w:p>
     <w:p>
       <w:pPr>
-        <w:pStyle w:val="ListNumber"/>
+        <w:spacing w:after="20"/>
+        <w:numPr>
+          <w:ilvl w:val="0"/>
+          <w:numId w:val="71"/>
+        </w:numPr>
       </w:pPr>
       <w:r>
         <w:t>Keep going to show kindness spreads.</w:t>
@@ -4598,7 +5314,11 @@
     </w:p>
     <w:p>
       <w:pPr>
-        <w:pStyle w:val="ListNumber"/>
+        <w:spacing w:after="20"/>
+        <w:numPr>
+          <w:ilvl w:val="0"/>
+          <w:numId w:val="72"/>
+        </w:numPr>
       </w:pPr>
       <w:r>
         <w:t>Form up in a horseshoe or circle. Ask a Scout to lead the Pledge of Allegiance to the flag.</w:t>
@@ -4606,7 +5326,11 @@
     </w:p>
     <w:p>
       <w:pPr>
-        <w:pStyle w:val="ListNumber"/>
+        <w:spacing w:after="20"/>
+        <w:numPr>
+          <w:ilvl w:val="0"/>
+          <w:numId w:val="72"/>
+        </w:numPr>
       </w:pPr>
       <w:r>
         <w:t>Everyone gives the Cub Scout sign and recites the Scout Oath together.</w:t>
@@ -4614,7 +5338,11 @@
     </w:p>
     <w:p>
       <w:pPr>
-        <w:pStyle w:val="ListNumber"/>
+        <w:spacing w:after="20"/>
+        <w:numPr>
+          <w:ilvl w:val="0"/>
+          <w:numId w:val="72"/>
+        </w:numPr>
       </w:pPr>
       <w:r>
         <w:t>Recite the Scout Law together. Younger dens may say it line-by-line after the Den Chief.</w:t>
@@ -4633,7 +5361,11 @@
     </w:p>
     <w:p>
       <w:pPr>
-        <w:pStyle w:val="ListNumber"/>
+        <w:spacing w:after="20"/>
+        <w:numPr>
+          <w:ilvl w:val="0"/>
+          <w:numId w:val="73"/>
+        </w:numPr>
       </w:pPr>
       <w:r>
         <w:t>Choose one kindness act: make encouragement cards, thank meeting-place staff, or assemble small care notes for a service partner.</w:t>
@@ -4641,7 +5373,11 @@
     </w:p>
     <w:p>
       <w:pPr>
-        <w:pStyle w:val="ListNumber"/>
+        <w:spacing w:after="20"/>
+        <w:numPr>
+          <w:ilvl w:val="0"/>
+          <w:numId w:val="73"/>
+        </w:numPr>
       </w:pPr>
       <w:r>
         <w:t>Wolves write/draw positive messages and sign first names only.</w:t>
@@ -4649,7 +5385,11 @@
     </w:p>
     <w:p>
       <w:pPr>
-        <w:pStyle w:val="ListNumber"/>
+        <w:spacing w:after="20"/>
+        <w:numPr>
+          <w:ilvl w:val="0"/>
+          <w:numId w:val="73"/>
+        </w:numPr>
       </w:pPr>
       <w:r>
         <w:t>Deliver them tonight if possible or give them to the leader to deliver.</w:t>
@@ -4680,7 +5420,11 @@
     </w:p>
     <w:p>
       <w:pPr>
-        <w:pStyle w:val="ListNumber"/>
+        <w:spacing w:after="20"/>
+        <w:numPr>
+          <w:ilvl w:val="0"/>
+          <w:numId w:val="74"/>
+        </w:numPr>
       </w:pPr>
       <w:r>
         <w:t>Ask: 'Who will this help?' and 'How does kindness connect to the Scout Law?'</w:t>
@@ -4688,7 +5432,11 @@
     </w:p>
     <w:p>
       <w:pPr>
-        <w:pStyle w:val="ListNumber"/>
+        <w:spacing w:after="20"/>
+        <w:numPr>
+          <w:ilvl w:val="0"/>
+          <w:numId w:val="74"/>
+        </w:numPr>
       </w:pPr>
       <w:r>
         <w:t>Each Wolf names one kind act they can do at home this week.</w:t>
@@ -4696,7 +5444,11 @@
     </w:p>
     <w:p>
       <w:pPr>
-        <w:pStyle w:val="ListNumber"/>
+        <w:spacing w:after="20"/>
+        <w:numPr>
+          <w:ilvl w:val="0"/>
+          <w:numId w:val="74"/>
+        </w:numPr>
       </w:pPr>
       <w:r>
         <w:t>Remind everyone to bring or describe their family tradition art next session if comfortable.</w:t>
@@ -4715,7 +5467,11 @@
     </w:p>
     <w:p>
       <w:pPr>
-        <w:pStyle w:val="ListNumber"/>
+        <w:spacing w:after="20"/>
+        <w:numPr>
+          <w:ilvl w:val="0"/>
+          <w:numId w:val="75"/>
+        </w:numPr>
       </w:pPr>
       <w:r>
         <w:t>Form a circle. Everyone puts their left hand toward the center, little fingers linked to the next Scout.</w:t>
@@ -4723,7 +5479,11 @@
     </w:p>
     <w:p>
       <w:pPr>
-        <w:pStyle w:val="ListNumber"/>
+        <w:spacing w:after="20"/>
+        <w:numPr>
+          <w:ilvl w:val="0"/>
+          <w:numId w:val="75"/>
+        </w:numPr>
       </w:pPr>
       <w:r>
         <w:t>Den Chief shares a 1-sentence thought tied to tonight (e.g., 'Tonight we practiced being Helpful.').</w:t>
@@ -4731,7 +5491,11 @@
     </w:p>
     <w:p>
       <w:pPr>
-        <w:pStyle w:val="ListNumber"/>
+        <w:spacing w:after="20"/>
+        <w:numPr>
+          <w:ilvl w:val="0"/>
+          <w:numId w:val="75"/>
+        </w:numPr>
       </w:pPr>
       <w:r>
         <w:t>On the Den Chief's signal, everyone raises the circle and gives a quiet 'Do Your Best!' Dismiss.</w:t>
@@ -4853,7 +5617,11 @@
     </w:p>
     <w:p>
       <w:pPr>
-        <w:pStyle w:val="ListNumber"/>
+        <w:spacing w:after="20"/>
+        <w:numPr>
+          <w:ilvl w:val="0"/>
+          <w:numId w:val="76"/>
+        </w:numPr>
       </w:pPr>
       <w:r>
         <w:t>Den Chief says silly statements, some true and some made up.</w:t>
@@ -4861,7 +5629,11 @@
     </w:p>
     <w:p>
       <w:pPr>
-        <w:pStyle w:val="ListNumber"/>
+        <w:spacing w:after="20"/>
+        <w:numPr>
+          <w:ilvl w:val="0"/>
+          <w:numId w:val="76"/>
+        </w:numPr>
       </w:pPr>
       <w:r>
         <w:t>Wolves move to 'truth' or 'tall tale' sides of the room and explain quick choices.</w:t>
@@ -4880,7 +5652,11 @@
     </w:p>
     <w:p>
       <w:pPr>
-        <w:pStyle w:val="ListNumber"/>
+        <w:spacing w:after="20"/>
+        <w:numPr>
+          <w:ilvl w:val="0"/>
+          <w:numId w:val="77"/>
+        </w:numPr>
       </w:pPr>
       <w:r>
         <w:t>Form up in a horseshoe or circle. Ask a Scout to lead the Pledge of Allegiance to the flag.</w:t>
@@ -4888,7 +5664,11 @@
     </w:p>
     <w:p>
       <w:pPr>
-        <w:pStyle w:val="ListNumber"/>
+        <w:spacing w:after="20"/>
+        <w:numPr>
+          <w:ilvl w:val="0"/>
+          <w:numId w:val="77"/>
+        </w:numPr>
       </w:pPr>
       <w:r>
         <w:t>Everyone gives the Cub Scout sign and recites the Scout Oath together.</w:t>
@@ -4896,7 +5676,11 @@
     </w:p>
     <w:p>
       <w:pPr>
-        <w:pStyle w:val="ListNumber"/>
+        <w:spacing w:after="20"/>
+        <w:numPr>
+          <w:ilvl w:val="0"/>
+          <w:numId w:val="77"/>
+        </w:numPr>
       </w:pPr>
       <w:r>
         <w:t>Recite the Scout Law together. Younger dens may say it line-by-line after the Den Chief.</w:t>
@@ -4915,7 +5699,11 @@
     </w:p>
     <w:p>
       <w:pPr>
-        <w:pStyle w:val="ListNumber"/>
+        <w:spacing w:after="20"/>
+        <w:numPr>
+          <w:ilvl w:val="0"/>
+          <w:numId w:val="78"/>
+        </w:numPr>
       </w:pPr>
       <w:r>
         <w:t>Read or tell Aesop's fable 'The Boy Who Cried Wolf.'</w:t>
@@ -4923,7 +5711,11 @@
     </w:p>
     <w:p>
       <w:pPr>
-        <w:pStyle w:val="ListNumber"/>
+        <w:spacing w:after="20"/>
+        <w:numPr>
+          <w:ilvl w:val="0"/>
+          <w:numId w:val="78"/>
+        </w:numPr>
       </w:pPr>
       <w:r>
         <w:t>Ask what happened when the boy lied and why people stopped believing him.</w:t>
@@ -4931,7 +5723,11 @@
     </w:p>
     <w:p>
       <w:pPr>
-        <w:pStyle w:val="ListNumber"/>
+        <w:spacing w:after="20"/>
+        <w:numPr>
+          <w:ilvl w:val="0"/>
+          <w:numId w:val="78"/>
+        </w:numPr>
       </w:pPr>
       <w:r>
         <w:t>Connect to Trustworthy in the Scout Law.</w:t>
@@ -4962,7 +5758,11 @@
     </w:p>
     <w:p>
       <w:pPr>
-        <w:pStyle w:val="ListNumber"/>
+        <w:spacing w:after="20"/>
+        <w:numPr>
+          <w:ilvl w:val="0"/>
+          <w:numId w:val="79"/>
+        </w:numPr>
       </w:pPr>
       <w:r>
         <w:t>Small groups act out simple choices: broken item, forgotten homework, or game score mistake.</w:t>
@@ -4970,7 +5770,11 @@
     </w:p>
     <w:p>
       <w:pPr>
-        <w:pStyle w:val="ListNumber"/>
+        <w:spacing w:after="20"/>
+        <w:numPr>
+          <w:ilvl w:val="0"/>
+          <w:numId w:val="79"/>
+        </w:numPr>
       </w:pPr>
       <w:r>
         <w:t>Show the truthful choice and what happens next.</w:t>
@@ -4978,7 +5782,11 @@
     </w:p>
     <w:p>
       <w:pPr>
-        <w:pStyle w:val="ListNumber"/>
+        <w:spacing w:after="20"/>
+        <w:numPr>
+          <w:ilvl w:val="0"/>
+          <w:numId w:val="79"/>
+        </w:numPr>
       </w:pPr>
       <w:r>
         <w:t>Audience names why truth helped the group.</w:t>
@@ -5009,7 +5817,11 @@
     </w:p>
     <w:p>
       <w:pPr>
-        <w:pStyle w:val="ListNumber"/>
+        <w:spacing w:after="20"/>
+        <w:numPr>
+          <w:ilvl w:val="0"/>
+          <w:numId w:val="80"/>
+        </w:numPr>
       </w:pPr>
       <w:r>
         <w:t>Wolves who brought home art may share the holiday/celebration it represents.</w:t>
@@ -5017,7 +5829,11 @@
     </w:p>
     <w:p>
       <w:pPr>
-        <w:pStyle w:val="ListNumber"/>
+        <w:spacing w:after="20"/>
+        <w:numPr>
+          <w:ilvl w:val="0"/>
+          <w:numId w:val="80"/>
+        </w:numPr>
       </w:pPr>
       <w:r>
         <w:t>Listeners practice being Courteous and Reverent by listening quietly.</w:t>
@@ -5025,7 +5841,11 @@
     </w:p>
     <w:p>
       <w:pPr>
-        <w:pStyle w:val="ListNumber"/>
+        <w:spacing w:after="20"/>
+        <w:numPr>
+          <w:ilvl w:val="0"/>
+          <w:numId w:val="80"/>
+        </w:numPr>
       </w:pPr>
       <w:r>
         <w:t>No one has to share details they prefer to keep private.</w:t>
@@ -5056,7 +5876,11 @@
     </w:p>
     <w:p>
       <w:pPr>
-        <w:pStyle w:val="ListNumber"/>
+        <w:spacing w:after="20"/>
+        <w:numPr>
+          <w:ilvl w:val="0"/>
+          <w:numId w:val="81"/>
+        </w:numPr>
       </w:pPr>
       <w:r>
         <w:t>Form a circle. Everyone puts their left hand toward the center, little fingers linked to the next Scout.</w:t>
@@ -5064,7 +5888,11 @@
     </w:p>
     <w:p>
       <w:pPr>
-        <w:pStyle w:val="ListNumber"/>
+        <w:spacing w:after="20"/>
+        <w:numPr>
+          <w:ilvl w:val="0"/>
+          <w:numId w:val="81"/>
+        </w:numPr>
       </w:pPr>
       <w:r>
         <w:t>Den Chief shares a 1-sentence thought tied to tonight (e.g., 'Tonight we practiced being Helpful.').</w:t>
@@ -5072,7 +5900,11 @@
     </w:p>
     <w:p>
       <w:pPr>
-        <w:pStyle w:val="ListNumber"/>
+        <w:spacing w:after="20"/>
+        <w:numPr>
+          <w:ilvl w:val="0"/>
+          <w:numId w:val="81"/>
+        </w:numPr>
       </w:pPr>
       <w:r>
         <w:t>On the Den Chief's signal, everyone raises the circle and gives a quiet 'Do Your Best!' Dismiss.</w:t>
@@ -5337,7 +6169,11 @@
     </w:p>
     <w:p>
       <w:pPr>
-        <w:pStyle w:val="ListNumber"/>
+        <w:spacing w:after="20"/>
+        <w:numPr>
+          <w:ilvl w:val="0"/>
+          <w:numId w:val="82"/>
+        </w:numPr>
       </w:pPr>
       <w:r>
         <w:t>As Wolves arrive, they place cars/boats in the pit area and make a paper pit pass.</w:t>
@@ -5345,7 +6181,11 @@
     </w:p>
     <w:p>
       <w:pPr>
-        <w:pStyle w:val="ListNumber"/>
+        <w:spacing w:after="20"/>
+        <w:numPr>
+          <w:ilvl w:val="0"/>
+          <w:numId w:val="82"/>
+        </w:numPr>
       </w:pPr>
       <w:r>
         <w:t>Leader notes who needs required-adventure make-up before awards.</w:t>
@@ -5364,7 +6204,11 @@
     </w:p>
     <w:p>
       <w:pPr>
-        <w:pStyle w:val="ListNumber"/>
+        <w:spacing w:after="20"/>
+        <w:numPr>
+          <w:ilvl w:val="0"/>
+          <w:numId w:val="83"/>
+        </w:numPr>
       </w:pPr>
       <w:r>
         <w:t>Form up in a horseshoe or circle. Ask a Scout to lead the Pledge of Allegiance to the flag.</w:t>
@@ -5372,7 +6216,11 @@
     </w:p>
     <w:p>
       <w:pPr>
-        <w:pStyle w:val="ListNumber"/>
+        <w:spacing w:after="20"/>
+        <w:numPr>
+          <w:ilvl w:val="0"/>
+          <w:numId w:val="83"/>
+        </w:numPr>
       </w:pPr>
       <w:r>
         <w:t>Everyone gives the Cub Scout sign and recites the Scout Oath together.</w:t>
@@ -5380,7 +6228,11 @@
     </w:p>
     <w:p>
       <w:pPr>
-        <w:pStyle w:val="ListNumber"/>
+        <w:spacing w:after="20"/>
+        <w:numPr>
+          <w:ilvl w:val="0"/>
+          <w:numId w:val="83"/>
+        </w:numPr>
       </w:pPr>
       <w:r>
         <w:t>Recite the Scout Law together. Younger dens may say it line-by-line after the Den Chief.</w:t>
@@ -5399,7 +6251,11 @@
     </w:p>
     <w:p>
       <w:pPr>
-        <w:pStyle w:val="ListNumber"/>
+        <w:spacing w:after="20"/>
+        <w:numPr>
+          <w:ilvl w:val="0"/>
+          <w:numId w:val="84"/>
+        </w:numPr>
       </w:pPr>
       <w:r>
         <w:t>Review the pack rules for the chosen race: start, lane/track use, no touching during heat, and safety.</w:t>
@@ -5407,7 +6263,11 @@
     </w:p>
     <w:p>
       <w:pPr>
-        <w:pStyle w:val="ListNumber"/>
+        <w:spacing w:after="20"/>
+        <w:numPr>
+          <w:ilvl w:val="0"/>
+          <w:numId w:val="84"/>
+        </w:numPr>
       </w:pPr>
       <w:r>
         <w:t>Ask Wolves to explain one rule in their own words.</w:t>
@@ -5415,7 +6275,11 @@
     </w:p>
     <w:p>
       <w:pPr>
-        <w:pStyle w:val="ListNumber"/>
+        <w:spacing w:after="20"/>
+        <w:numPr>
+          <w:ilvl w:val="0"/>
+          <w:numId w:val="84"/>
+        </w:numPr>
       </w:pPr>
       <w:r>
         <w:t>Practice how racers wait their turn and retrieve vehicles.</w:t>
@@ -5446,7 +6310,11 @@
     </w:p>
     <w:p>
       <w:pPr>
-        <w:pStyle w:val="ListNumber"/>
+        <w:spacing w:after="20"/>
+        <w:numPr>
+          <w:ilvl w:val="0"/>
+          <w:numId w:val="85"/>
+        </w:numPr>
       </w:pPr>
       <w:r>
         <w:t>Brainstorm what could make a car or boat faster: straight wheels, smooth axles, balanced weight, clean sail, less rubbing.</w:t>
@@ -5454,7 +6322,11 @@
     </w:p>
     <w:p>
       <w:pPr>
-        <w:pStyle w:val="ListNumber"/>
+        <w:spacing w:after="20"/>
+        <w:numPr>
+          <w:ilvl w:val="0"/>
+          <w:numId w:val="85"/>
+        </w:numPr>
       </w:pPr>
       <w:r>
         <w:t>Show one safe adjustment or demo with a sample vehicle.</w:t>
@@ -5462,7 +6334,11 @@
     </w:p>
     <w:p>
       <w:pPr>
-        <w:pStyle w:val="ListNumber"/>
+        <w:spacing w:after="20"/>
+        <w:numPr>
+          <w:ilvl w:val="0"/>
+          <w:numId w:val="85"/>
+        </w:numPr>
       </w:pPr>
       <w:r>
         <w:t>Wolves identify one speed idea for their own vehicle.</w:t>
@@ -5493,7 +6369,11 @@
     </w:p>
     <w:p>
       <w:pPr>
-        <w:pStyle w:val="ListNumber"/>
+        <w:spacing w:after="20"/>
+        <w:numPr>
+          <w:ilvl w:val="0"/>
+          <w:numId w:val="86"/>
+        </w:numPr>
       </w:pPr>
       <w:r>
         <w:t>Run quick stations for missing items: Oath/Law, buddy system, animal descriptions, Scout Law neighbor points, or truthfulness discussion.</w:t>
@@ -5501,7 +6381,11 @@
     </w:p>
     <w:p>
       <w:pPr>
-        <w:pStyle w:val="ListNumber"/>
+        <w:spacing w:after="20"/>
+        <w:numPr>
+          <w:ilvl w:val="0"/>
+          <w:numId w:val="86"/>
+        </w:numPr>
       </w:pPr>
       <w:r>
         <w:t>Leaders initial advancement records as Scouts finish.</w:t>
@@ -5509,7 +6393,11 @@
     </w:p>
     <w:p>
       <w:pPr>
-        <w:pStyle w:val="ListNumber"/>
+        <w:spacing w:after="20"/>
+        <w:numPr>
+          <w:ilvl w:val="0"/>
+          <w:numId w:val="86"/>
+        </w:numPr>
       </w:pPr>
       <w:r>
         <w:t>Send any faith/family-only or video requirements home again tonight.</w:t>
@@ -5540,7 +6428,11 @@
     </w:p>
     <w:p>
       <w:pPr>
-        <w:pStyle w:val="ListNumber"/>
+        <w:spacing w:after="20"/>
+        <w:numPr>
+          <w:ilvl w:val="0"/>
+          <w:numId w:val="87"/>
+        </w:numPr>
       </w:pPr>
       <w:r>
         <w:t>Form a circle. Everyone puts their left hand toward the center, little fingers linked to the next Scout.</w:t>
@@ -5548,7 +6440,11 @@
     </w:p>
     <w:p>
       <w:pPr>
-        <w:pStyle w:val="ListNumber"/>
+        <w:spacing w:after="20"/>
+        <w:numPr>
+          <w:ilvl w:val="0"/>
+          <w:numId w:val="87"/>
+        </w:numPr>
       </w:pPr>
       <w:r>
         <w:t>Den Chief shares a 1-sentence thought tied to tonight (e.g., 'Tonight we practiced being Helpful.').</w:t>
@@ -5556,7 +6452,11 @@
     </w:p>
     <w:p>
       <w:pPr>
-        <w:pStyle w:val="ListNumber"/>
+        <w:spacing w:after="20"/>
+        <w:numPr>
+          <w:ilvl w:val="0"/>
+          <w:numId w:val="87"/>
+        </w:numPr>
       </w:pPr>
       <w:r>
         <w:t>On the Den Chief's signal, everyone raises the circle and gives a quiet 'Do Your Best!' Dismiss.</w:t>
@@ -5686,7 +6586,11 @@
     </w:p>
     <w:p>
       <w:pPr>
-        <w:pStyle w:val="ListNumber"/>
+        <w:spacing w:after="20"/>
+        <w:numPr>
+          <w:ilvl w:val="0"/>
+          <w:numId w:val="88"/>
+        </w:numPr>
       </w:pPr>
       <w:r>
         <w:t>Wolves write short cheer cards: 'Great race,' 'Nice design,' or 'Do your best.'</w:t>
@@ -5694,7 +6598,11 @@
     </w:p>
     <w:p>
       <w:pPr>
-        <w:pStyle w:val="ListNumber"/>
+        <w:spacing w:after="20"/>
+        <w:numPr>
+          <w:ilvl w:val="0"/>
+          <w:numId w:val="88"/>
+        </w:numPr>
       </w:pPr>
       <w:r>
         <w:t>Use them during heats to cheer for others.</w:t>
@@ -5713,7 +6621,11 @@
     </w:p>
     <w:p>
       <w:pPr>
-        <w:pStyle w:val="ListNumber"/>
+        <w:spacing w:after="20"/>
+        <w:numPr>
+          <w:ilvl w:val="0"/>
+          <w:numId w:val="89"/>
+        </w:numPr>
       </w:pPr>
       <w:r>
         <w:t>Form up in a horseshoe or circle. Ask a Scout to lead the Pledge of Allegiance to the flag.</w:t>
@@ -5721,7 +6633,11 @@
     </w:p>
     <w:p>
       <w:pPr>
-        <w:pStyle w:val="ListNumber"/>
+        <w:spacing w:after="20"/>
+        <w:numPr>
+          <w:ilvl w:val="0"/>
+          <w:numId w:val="89"/>
+        </w:numPr>
       </w:pPr>
       <w:r>
         <w:t>Everyone gives the Cub Scout sign and recites the Scout Oath together.</w:t>
@@ -5729,7 +6645,11 @@
     </w:p>
     <w:p>
       <w:pPr>
-        <w:pStyle w:val="ListNumber"/>
+        <w:spacing w:after="20"/>
+        <w:numPr>
+          <w:ilvl w:val="0"/>
+          <w:numId w:val="89"/>
+        </w:numPr>
       </w:pPr>
       <w:r>
         <w:t>Recite the Scout Law together. Younger dens may say it line-by-line after the Den Chief.</w:t>
@@ -5748,7 +6668,11 @@
     </w:p>
     <w:p>
       <w:pPr>
-        <w:pStyle w:val="ListNumber"/>
+        <w:spacing w:after="20"/>
+        <w:numPr>
+          <w:ilvl w:val="0"/>
+          <w:numId w:val="90"/>
+        </w:numPr>
       </w:pPr>
       <w:r>
         <w:t>Ask what to say when you win, lose, or have a vehicle problem.</w:t>
@@ -5756,7 +6680,11 @@
     </w:p>
     <w:p>
       <w:pPr>
-        <w:pStyle w:val="ListNumber"/>
+        <w:spacing w:after="20"/>
+        <w:numPr>
+          <w:ilvl w:val="0"/>
+          <w:numId w:val="90"/>
+        </w:numPr>
       </w:pPr>
       <w:r>
         <w:t>Practice: congratulate, encourage, and ask before touching another person's vehicle.</w:t>
@@ -5764,7 +6692,11 @@
     </w:p>
     <w:p>
       <w:pPr>
-        <w:pStyle w:val="ListNumber"/>
+        <w:spacing w:after="20"/>
+        <w:numPr>
+          <w:ilvl w:val="0"/>
+          <w:numId w:val="90"/>
+        </w:numPr>
       </w:pPr>
       <w:r>
         <w:t>Agree that effort and kindness matter more than trophies.</w:t>
@@ -5783,7 +6715,11 @@
     </w:p>
     <w:p>
       <w:pPr>
-        <w:pStyle w:val="ListNumber"/>
+        <w:spacing w:after="20"/>
+        <w:numPr>
+          <w:ilvl w:val="0"/>
+          <w:numId w:val="91"/>
+        </w:numPr>
       </w:pPr>
       <w:r>
         <w:t>Run friendly heats using the pack track, rain gutter, or a simple test lane.</w:t>
@@ -5791,7 +6727,11 @@
     </w:p>
     <w:p>
       <w:pPr>
-        <w:pStyle w:val="ListNumber"/>
+        <w:spacing w:after="20"/>
+        <w:numPr>
+          <w:ilvl w:val="0"/>
+          <w:numId w:val="91"/>
+        </w:numPr>
       </w:pPr>
       <w:r>
         <w:t>Every Wolf participates at least once and cheers for others.</w:t>
@@ -5799,7 +6739,11 @@
     </w:p>
     <w:p>
       <w:pPr>
-        <w:pStyle w:val="ListNumber"/>
+        <w:spacing w:after="20"/>
+        <w:numPr>
+          <w:ilvl w:val="0"/>
+          <w:numId w:val="91"/>
+        </w:numPr>
       </w:pPr>
       <w:r>
         <w:t>Celebrate creative design, best effort, and good sportsmanship.</w:t>
@@ -5830,7 +6774,11 @@
     </w:p>
     <w:p>
       <w:pPr>
-        <w:pStyle w:val="ListNumber"/>
+        <w:spacing w:after="20"/>
+        <w:numPr>
+          <w:ilvl w:val="0"/>
+          <w:numId w:val="92"/>
+        </w:numPr>
       </w:pPr>
       <w:r>
         <w:t>Leaders verify all required Wolf adventures are complete or identify last take-home items.</w:t>
@@ -5838,7 +6786,11 @@
     </w:p>
     <w:p>
       <w:pPr>
-        <w:pStyle w:val="ListNumber"/>
+        <w:spacing w:after="20"/>
+        <w:numPr>
+          <w:ilvl w:val="0"/>
+          <w:numId w:val="92"/>
+        </w:numPr>
       </w:pPr>
       <w:r>
         <w:t>Record completed adventures before the April 29 End-of-Year Awards.</w:t>
@@ -5846,7 +6798,11 @@
     </w:p>
     <w:p>
       <w:pPr>
-        <w:pStyle w:val="ListNumber"/>
+        <w:spacing w:after="20"/>
+        <w:numPr>
+          <w:ilvl w:val="0"/>
+          <w:numId w:val="92"/>
+        </w:numPr>
       </w:pPr>
       <w:r>
         <w:t>Close with one favorite memory from the Wolf year.</w:t>
@@ -5877,7 +6833,11 @@
     </w:p>
     <w:p>
       <w:pPr>
-        <w:pStyle w:val="ListNumber"/>
+        <w:spacing w:after="20"/>
+        <w:numPr>
+          <w:ilvl w:val="0"/>
+          <w:numId w:val="93"/>
+        </w:numPr>
       </w:pPr>
       <w:r>
         <w:t>Form a circle. Everyone puts their left hand toward the center, little fingers linked to the next Scout.</w:t>
@@ -5885,7 +6845,11 @@
     </w:p>
     <w:p>
       <w:pPr>
-        <w:pStyle w:val="ListNumber"/>
+        <w:spacing w:after="20"/>
+        <w:numPr>
+          <w:ilvl w:val="0"/>
+          <w:numId w:val="93"/>
+        </w:numPr>
       </w:pPr>
       <w:r>
         <w:t>Den Chief shares a 1-sentence thought tied to tonight (e.g., 'Tonight we practiced being Helpful.').</w:t>
@@ -5893,7 +6857,11 @@
     </w:p>
     <w:p>
       <w:pPr>
-        <w:pStyle w:val="ListNumber"/>
+        <w:spacing w:after="20"/>
+        <w:numPr>
+          <w:ilvl w:val="0"/>
+          <w:numId w:val="93"/>
+        </w:numPr>
       </w:pPr>
       <w:r>
         <w:t>On the Den Chief's signal, everyone raises the circle and gives a quiet 'Do Your Best!' Dismiss.</w:t>
@@ -6127,6 +7095,18 @@
       <w:rPr>
         <w:rFonts w:ascii="Symbol" w:hAnsi="Symbol" w:hint="default"/>
       </w:rPr>
+    </w:lvl>
+  </w:abstractNum>
+  <w:abstractNum w:abstractNumId="9">
+    <w:multiLevelType w:val="singleLevel"/>
+    <w:lvl w:ilvl="0">
+      <w:start w:val="1"/>
+      <w:numFmt w:val="decimal"/>
+      <w:lvlText w:val="%1."/>
+      <w:lvlJc w:val="left"/>
+      <w:pPr>
+        <w:ind w:left="720" w:hanging="360"/>
+      </w:pPr>
     </w:lvl>
   </w:abstractNum>
   <w:num w:numId="1">
@@ -6155,6 +7135,510 @@
   </w:num>
   <w:num w:numId="9">
     <w:abstractNumId w:val="0"/>
+  </w:num>
+  <w:num w:numId="10">
+    <w:abstractNumId w:val="9"/>
+    <w:lvlOverride w:ilvl="0">
+      <w:startOverride w:val="1"/>
+    </w:lvlOverride>
+  </w:num>
+  <w:num w:numId="11">
+    <w:abstractNumId w:val="9"/>
+    <w:lvlOverride w:ilvl="0">
+      <w:startOverride w:val="1"/>
+    </w:lvlOverride>
+  </w:num>
+  <w:num w:numId="12">
+    <w:abstractNumId w:val="9"/>
+    <w:lvlOverride w:ilvl="0">
+      <w:startOverride w:val="1"/>
+    </w:lvlOverride>
+  </w:num>
+  <w:num w:numId="13">
+    <w:abstractNumId w:val="9"/>
+    <w:lvlOverride w:ilvl="0">
+      <w:startOverride w:val="1"/>
+    </w:lvlOverride>
+  </w:num>
+  <w:num w:numId="14">
+    <w:abstractNumId w:val="9"/>
+    <w:lvlOverride w:ilvl="0">
+      <w:startOverride w:val="1"/>
+    </w:lvlOverride>
+  </w:num>
+  <w:num w:numId="15">
+    <w:abstractNumId w:val="9"/>
+    <w:lvlOverride w:ilvl="0">
+      <w:startOverride w:val="1"/>
+    </w:lvlOverride>
+  </w:num>
+  <w:num w:numId="16">
+    <w:abstractNumId w:val="9"/>
+    <w:lvlOverride w:ilvl="0">
+      <w:startOverride w:val="1"/>
+    </w:lvlOverride>
+  </w:num>
+  <w:num w:numId="17">
+    <w:abstractNumId w:val="9"/>
+    <w:lvlOverride w:ilvl="0">
+      <w:startOverride w:val="1"/>
+    </w:lvlOverride>
+  </w:num>
+  <w:num w:numId="18">
+    <w:abstractNumId w:val="9"/>
+    <w:lvlOverride w:ilvl="0">
+      <w:startOverride w:val="1"/>
+    </w:lvlOverride>
+  </w:num>
+  <w:num w:numId="19">
+    <w:abstractNumId w:val="9"/>
+    <w:lvlOverride w:ilvl="0">
+      <w:startOverride w:val="1"/>
+    </w:lvlOverride>
+  </w:num>
+  <w:num w:numId="20">
+    <w:abstractNumId w:val="9"/>
+    <w:lvlOverride w:ilvl="0">
+      <w:startOverride w:val="1"/>
+    </w:lvlOverride>
+  </w:num>
+  <w:num w:numId="21">
+    <w:abstractNumId w:val="9"/>
+    <w:lvlOverride w:ilvl="0">
+      <w:startOverride w:val="1"/>
+    </w:lvlOverride>
+  </w:num>
+  <w:num w:numId="22">
+    <w:abstractNumId w:val="9"/>
+    <w:lvlOverride w:ilvl="0">
+      <w:startOverride w:val="1"/>
+    </w:lvlOverride>
+  </w:num>
+  <w:num w:numId="23">
+    <w:abstractNumId w:val="9"/>
+    <w:lvlOverride w:ilvl="0">
+      <w:startOverride w:val="1"/>
+    </w:lvlOverride>
+  </w:num>
+  <w:num w:numId="24">
+    <w:abstractNumId w:val="9"/>
+    <w:lvlOverride w:ilvl="0">
+      <w:startOverride w:val="1"/>
+    </w:lvlOverride>
+  </w:num>
+  <w:num w:numId="25">
+    <w:abstractNumId w:val="9"/>
+    <w:lvlOverride w:ilvl="0">
+      <w:startOverride w:val="1"/>
+    </w:lvlOverride>
+  </w:num>
+  <w:num w:numId="26">
+    <w:abstractNumId w:val="9"/>
+    <w:lvlOverride w:ilvl="0">
+      <w:startOverride w:val="1"/>
+    </w:lvlOverride>
+  </w:num>
+  <w:num w:numId="27">
+    <w:abstractNumId w:val="9"/>
+    <w:lvlOverride w:ilvl="0">
+      <w:startOverride w:val="1"/>
+    </w:lvlOverride>
+  </w:num>
+  <w:num w:numId="28">
+    <w:abstractNumId w:val="9"/>
+    <w:lvlOverride w:ilvl="0">
+      <w:startOverride w:val="1"/>
+    </w:lvlOverride>
+  </w:num>
+  <w:num w:numId="29">
+    <w:abstractNumId w:val="9"/>
+    <w:lvlOverride w:ilvl="0">
+      <w:startOverride w:val="1"/>
+    </w:lvlOverride>
+  </w:num>
+  <w:num w:numId="30">
+    <w:abstractNumId w:val="9"/>
+    <w:lvlOverride w:ilvl="0">
+      <w:startOverride w:val="1"/>
+    </w:lvlOverride>
+  </w:num>
+  <w:num w:numId="31">
+    <w:abstractNumId w:val="9"/>
+    <w:lvlOverride w:ilvl="0">
+      <w:startOverride w:val="1"/>
+    </w:lvlOverride>
+  </w:num>
+  <w:num w:numId="32">
+    <w:abstractNumId w:val="9"/>
+    <w:lvlOverride w:ilvl="0">
+      <w:startOverride w:val="1"/>
+    </w:lvlOverride>
+  </w:num>
+  <w:num w:numId="33">
+    <w:abstractNumId w:val="9"/>
+    <w:lvlOverride w:ilvl="0">
+      <w:startOverride w:val="1"/>
+    </w:lvlOverride>
+  </w:num>
+  <w:num w:numId="34">
+    <w:abstractNumId w:val="9"/>
+    <w:lvlOverride w:ilvl="0">
+      <w:startOverride w:val="1"/>
+    </w:lvlOverride>
+  </w:num>
+  <w:num w:numId="35">
+    <w:abstractNumId w:val="9"/>
+    <w:lvlOverride w:ilvl="0">
+      <w:startOverride w:val="1"/>
+    </w:lvlOverride>
+  </w:num>
+  <w:num w:numId="36">
+    <w:abstractNumId w:val="9"/>
+    <w:lvlOverride w:ilvl="0">
+      <w:startOverride w:val="1"/>
+    </w:lvlOverride>
+  </w:num>
+  <w:num w:numId="37">
+    <w:abstractNumId w:val="9"/>
+    <w:lvlOverride w:ilvl="0">
+      <w:startOverride w:val="1"/>
+    </w:lvlOverride>
+  </w:num>
+  <w:num w:numId="38">
+    <w:abstractNumId w:val="9"/>
+    <w:lvlOverride w:ilvl="0">
+      <w:startOverride w:val="1"/>
+    </w:lvlOverride>
+  </w:num>
+  <w:num w:numId="39">
+    <w:abstractNumId w:val="9"/>
+    <w:lvlOverride w:ilvl="0">
+      <w:startOverride w:val="1"/>
+    </w:lvlOverride>
+  </w:num>
+  <w:num w:numId="40">
+    <w:abstractNumId w:val="9"/>
+    <w:lvlOverride w:ilvl="0">
+      <w:startOverride w:val="1"/>
+    </w:lvlOverride>
+  </w:num>
+  <w:num w:numId="41">
+    <w:abstractNumId w:val="9"/>
+    <w:lvlOverride w:ilvl="0">
+      <w:startOverride w:val="1"/>
+    </w:lvlOverride>
+  </w:num>
+  <w:num w:numId="42">
+    <w:abstractNumId w:val="9"/>
+    <w:lvlOverride w:ilvl="0">
+      <w:startOverride w:val="1"/>
+    </w:lvlOverride>
+  </w:num>
+  <w:num w:numId="43">
+    <w:abstractNumId w:val="9"/>
+    <w:lvlOverride w:ilvl="0">
+      <w:startOverride w:val="1"/>
+    </w:lvlOverride>
+  </w:num>
+  <w:num w:numId="44">
+    <w:abstractNumId w:val="9"/>
+    <w:lvlOverride w:ilvl="0">
+      <w:startOverride w:val="1"/>
+    </w:lvlOverride>
+  </w:num>
+  <w:num w:numId="45">
+    <w:abstractNumId w:val="9"/>
+    <w:lvlOverride w:ilvl="0">
+      <w:startOverride w:val="1"/>
+    </w:lvlOverride>
+  </w:num>
+  <w:num w:numId="46">
+    <w:abstractNumId w:val="9"/>
+    <w:lvlOverride w:ilvl="0">
+      <w:startOverride w:val="1"/>
+    </w:lvlOverride>
+  </w:num>
+  <w:num w:numId="47">
+    <w:abstractNumId w:val="9"/>
+    <w:lvlOverride w:ilvl="0">
+      <w:startOverride w:val="1"/>
+    </w:lvlOverride>
+  </w:num>
+  <w:num w:numId="48">
+    <w:abstractNumId w:val="9"/>
+    <w:lvlOverride w:ilvl="0">
+      <w:startOverride w:val="1"/>
+    </w:lvlOverride>
+  </w:num>
+  <w:num w:numId="49">
+    <w:abstractNumId w:val="9"/>
+    <w:lvlOverride w:ilvl="0">
+      <w:startOverride w:val="1"/>
+    </w:lvlOverride>
+  </w:num>
+  <w:num w:numId="50">
+    <w:abstractNumId w:val="9"/>
+    <w:lvlOverride w:ilvl="0">
+      <w:startOverride w:val="1"/>
+    </w:lvlOverride>
+  </w:num>
+  <w:num w:numId="51">
+    <w:abstractNumId w:val="9"/>
+    <w:lvlOverride w:ilvl="0">
+      <w:startOverride w:val="1"/>
+    </w:lvlOverride>
+  </w:num>
+  <w:num w:numId="52">
+    <w:abstractNumId w:val="9"/>
+    <w:lvlOverride w:ilvl="0">
+      <w:startOverride w:val="1"/>
+    </w:lvlOverride>
+  </w:num>
+  <w:num w:numId="53">
+    <w:abstractNumId w:val="9"/>
+    <w:lvlOverride w:ilvl="0">
+      <w:startOverride w:val="1"/>
+    </w:lvlOverride>
+  </w:num>
+  <w:num w:numId="54">
+    <w:abstractNumId w:val="9"/>
+    <w:lvlOverride w:ilvl="0">
+      <w:startOverride w:val="1"/>
+    </w:lvlOverride>
+  </w:num>
+  <w:num w:numId="55">
+    <w:abstractNumId w:val="9"/>
+    <w:lvlOverride w:ilvl="0">
+      <w:startOverride w:val="1"/>
+    </w:lvlOverride>
+  </w:num>
+  <w:num w:numId="56">
+    <w:abstractNumId w:val="9"/>
+    <w:lvlOverride w:ilvl="0">
+      <w:startOverride w:val="1"/>
+    </w:lvlOverride>
+  </w:num>
+  <w:num w:numId="57">
+    <w:abstractNumId w:val="9"/>
+    <w:lvlOverride w:ilvl="0">
+      <w:startOverride w:val="1"/>
+    </w:lvlOverride>
+  </w:num>
+  <w:num w:numId="58">
+    <w:abstractNumId w:val="9"/>
+    <w:lvlOverride w:ilvl="0">
+      <w:startOverride w:val="1"/>
+    </w:lvlOverride>
+  </w:num>
+  <w:num w:numId="59">
+    <w:abstractNumId w:val="9"/>
+    <w:lvlOverride w:ilvl="0">
+      <w:startOverride w:val="1"/>
+    </w:lvlOverride>
+  </w:num>
+  <w:num w:numId="60">
+    <w:abstractNumId w:val="9"/>
+    <w:lvlOverride w:ilvl="0">
+      <w:startOverride w:val="1"/>
+    </w:lvlOverride>
+  </w:num>
+  <w:num w:numId="61">
+    <w:abstractNumId w:val="9"/>
+    <w:lvlOverride w:ilvl="0">
+      <w:startOverride w:val="1"/>
+    </w:lvlOverride>
+  </w:num>
+  <w:num w:numId="62">
+    <w:abstractNumId w:val="9"/>
+    <w:lvlOverride w:ilvl="0">
+      <w:startOverride w:val="1"/>
+    </w:lvlOverride>
+  </w:num>
+  <w:num w:numId="63">
+    <w:abstractNumId w:val="9"/>
+    <w:lvlOverride w:ilvl="0">
+      <w:startOverride w:val="1"/>
+    </w:lvlOverride>
+  </w:num>
+  <w:num w:numId="64">
+    <w:abstractNumId w:val="9"/>
+    <w:lvlOverride w:ilvl="0">
+      <w:startOverride w:val="1"/>
+    </w:lvlOverride>
+  </w:num>
+  <w:num w:numId="65">
+    <w:abstractNumId w:val="9"/>
+    <w:lvlOverride w:ilvl="0">
+      <w:startOverride w:val="1"/>
+    </w:lvlOverride>
+  </w:num>
+  <w:num w:numId="66">
+    <w:abstractNumId w:val="9"/>
+    <w:lvlOverride w:ilvl="0">
+      <w:startOverride w:val="1"/>
+    </w:lvlOverride>
+  </w:num>
+  <w:num w:numId="67">
+    <w:abstractNumId w:val="9"/>
+    <w:lvlOverride w:ilvl="0">
+      <w:startOverride w:val="1"/>
+    </w:lvlOverride>
+  </w:num>
+  <w:num w:numId="68">
+    <w:abstractNumId w:val="9"/>
+    <w:lvlOverride w:ilvl="0">
+      <w:startOverride w:val="1"/>
+    </w:lvlOverride>
+  </w:num>
+  <w:num w:numId="69">
+    <w:abstractNumId w:val="9"/>
+    <w:lvlOverride w:ilvl="0">
+      <w:startOverride w:val="1"/>
+    </w:lvlOverride>
+  </w:num>
+  <w:num w:numId="70">
+    <w:abstractNumId w:val="9"/>
+    <w:lvlOverride w:ilvl="0">
+      <w:startOverride w:val="1"/>
+    </w:lvlOverride>
+  </w:num>
+  <w:num w:numId="71">
+    <w:abstractNumId w:val="9"/>
+    <w:lvlOverride w:ilvl="0">
+      <w:startOverride w:val="1"/>
+    </w:lvlOverride>
+  </w:num>
+  <w:num w:numId="72">
+    <w:abstractNumId w:val="9"/>
+    <w:lvlOverride w:ilvl="0">
+      <w:startOverride w:val="1"/>
+    </w:lvlOverride>
+  </w:num>
+  <w:num w:numId="73">
+    <w:abstractNumId w:val="9"/>
+    <w:lvlOverride w:ilvl="0">
+      <w:startOverride w:val="1"/>
+    </w:lvlOverride>
+  </w:num>
+  <w:num w:numId="74">
+    <w:abstractNumId w:val="9"/>
+    <w:lvlOverride w:ilvl="0">
+      <w:startOverride w:val="1"/>
+    </w:lvlOverride>
+  </w:num>
+  <w:num w:numId="75">
+    <w:abstractNumId w:val="9"/>
+    <w:lvlOverride w:ilvl="0">
+      <w:startOverride w:val="1"/>
+    </w:lvlOverride>
+  </w:num>
+  <w:num w:numId="76">
+    <w:abstractNumId w:val="9"/>
+    <w:lvlOverride w:ilvl="0">
+      <w:startOverride w:val="1"/>
+    </w:lvlOverride>
+  </w:num>
+  <w:num w:numId="77">
+    <w:abstractNumId w:val="9"/>
+    <w:lvlOverride w:ilvl="0">
+      <w:startOverride w:val="1"/>
+    </w:lvlOverride>
+  </w:num>
+  <w:num w:numId="78">
+    <w:abstractNumId w:val="9"/>
+    <w:lvlOverride w:ilvl="0">
+      <w:startOverride w:val="1"/>
+    </w:lvlOverride>
+  </w:num>
+  <w:num w:numId="79">
+    <w:abstractNumId w:val="9"/>
+    <w:lvlOverride w:ilvl="0">
+      <w:startOverride w:val="1"/>
+    </w:lvlOverride>
+  </w:num>
+  <w:num w:numId="80">
+    <w:abstractNumId w:val="9"/>
+    <w:lvlOverride w:ilvl="0">
+      <w:startOverride w:val="1"/>
+    </w:lvlOverride>
+  </w:num>
+  <w:num w:numId="81">
+    <w:abstractNumId w:val="9"/>
+    <w:lvlOverride w:ilvl="0">
+      <w:startOverride w:val="1"/>
+    </w:lvlOverride>
+  </w:num>
+  <w:num w:numId="82">
+    <w:abstractNumId w:val="9"/>
+    <w:lvlOverride w:ilvl="0">
+      <w:startOverride w:val="1"/>
+    </w:lvlOverride>
+  </w:num>
+  <w:num w:numId="83">
+    <w:abstractNumId w:val="9"/>
+    <w:lvlOverride w:ilvl="0">
+      <w:startOverride w:val="1"/>
+    </w:lvlOverride>
+  </w:num>
+  <w:num w:numId="84">
+    <w:abstractNumId w:val="9"/>
+    <w:lvlOverride w:ilvl="0">
+      <w:startOverride w:val="1"/>
+    </w:lvlOverride>
+  </w:num>
+  <w:num w:numId="85">
+    <w:abstractNumId w:val="9"/>
+    <w:lvlOverride w:ilvl="0">
+      <w:startOverride w:val="1"/>
+    </w:lvlOverride>
+  </w:num>
+  <w:num w:numId="86">
+    <w:abstractNumId w:val="9"/>
+    <w:lvlOverride w:ilvl="0">
+      <w:startOverride w:val="1"/>
+    </w:lvlOverride>
+  </w:num>
+  <w:num w:numId="87">
+    <w:abstractNumId w:val="9"/>
+    <w:lvlOverride w:ilvl="0">
+      <w:startOverride w:val="1"/>
+    </w:lvlOverride>
+  </w:num>
+  <w:num w:numId="88">
+    <w:abstractNumId w:val="9"/>
+    <w:lvlOverride w:ilvl="0">
+      <w:startOverride w:val="1"/>
+    </w:lvlOverride>
+  </w:num>
+  <w:num w:numId="89">
+    <w:abstractNumId w:val="9"/>
+    <w:lvlOverride w:ilvl="0">
+      <w:startOverride w:val="1"/>
+    </w:lvlOverride>
+  </w:num>
+  <w:num w:numId="90">
+    <w:abstractNumId w:val="9"/>
+    <w:lvlOverride w:ilvl="0">
+      <w:startOverride w:val="1"/>
+    </w:lvlOverride>
+  </w:num>
+  <w:num w:numId="91">
+    <w:abstractNumId w:val="9"/>
+    <w:lvlOverride w:ilvl="0">
+      <w:startOverride w:val="1"/>
+    </w:lvlOverride>
+  </w:num>
+  <w:num w:numId="92">
+    <w:abstractNumId w:val="9"/>
+    <w:lvlOverride w:ilvl="0">
+      <w:startOverride w:val="1"/>
+    </w:lvlOverride>
+  </w:num>
+  <w:num w:numId="93">
+    <w:abstractNumId w:val="9"/>
+    <w:lvlOverride w:ilvl="0">
+      <w:startOverride w:val="1"/>
+    </w:lvlOverride>
   </w:num>
 </w:numbering>
 </file>

--- a/downloads/Den Guide - Wolf.docx
+++ b/downloads/Den Guide - Wolf.docx
@@ -372,6 +372,542 @@
     <w:p>
       <w:r>
         <w:br w:type="page"/>
+      </w:r>
+    </w:p>
+    <w:p>
+      <w:pPr>
+        <w:spacing w:before="280" w:after="80"/>
+      </w:pPr>
+      <w:r>
+        <w:rPr>
+          <w:b/>
+          <w:color w:val="C8102E"/>
+          <w:sz w:val="28"/>
+        </w:rPr>
+        <w:t>August 2026: Bobcat Kickoff</w:t>
+      </w:r>
+    </w:p>
+    <w:p>
+      <w:r>
+        <w:rPr>
+          <w:i/>
+        </w:rPr>
+        <w:t>August is a partial startup month: the Welcome Back Party (Aug 13) and New Scout Night (Aug 20) kick off the year, and the first den meeting (Aug 27) starts Bobcat. Meet everyone, set up how the den runs, and get a first taste of the Scout Oath, Law, and sign. Bobcat is finished in September, so Scouts who join in early fall still catch up.</w:t>
+      </w:r>
+    </w:p>
+    <w:tbl>
+      <w:tblPr>
+        <w:tblStyle w:val="LightGrid-Accent1"/>
+        <w:tblW w:type="auto" w:w="0"/>
+        <w:tblLook w:firstColumn="1" w:firstRow="1" w:lastColumn="0" w:lastRow="0" w:noHBand="0" w:noVBand="1" w:val="04A0"/>
+      </w:tblPr>
+      <w:tblGrid>
+        <w:gridCol w:w="3360"/>
+        <w:gridCol w:w="3360"/>
+        <w:gridCol w:w="3360"/>
+      </w:tblGrid>
+      <w:tr>
+        <w:tc>
+          <w:tcPr>
+            <w:tcW w:type="dxa" w:w="3360"/>
+          </w:tcPr>
+          <w:p>
+            <w:r>
+              <w:rPr>
+                <w:sz w:val="17"/>
+              </w:rPr>
+              <w:t>Aligned Den Meeting</w:t>
+              <w:br/>
+              <w:t>Thu Aug 27</w:t>
+            </w:r>
+          </w:p>
+        </w:tc>
+        <w:tc>
+          <w:tcPr>
+            <w:tcW w:type="dxa" w:w="3360"/>
+          </w:tcPr>
+          <w:p>
+            <w:r>
+              <w:rPr>
+                <w:sz w:val="17"/>
+              </w:rPr>
+              <w:t>New Scout Night</w:t>
+              <w:br/>
+              <w:t>Thu Aug 20</w:t>
+            </w:r>
+          </w:p>
+        </w:tc>
+        <w:tc>
+          <w:tcPr>
+            <w:tcW w:type="dxa" w:w="3360"/>
+          </w:tcPr>
+          <w:p>
+            <w:r>
+              <w:rPr>
+                <w:sz w:val="17"/>
+              </w:rPr>
+              <w:t>Pack Meeting</w:t>
+              <w:br/>
+              <w:t>Thu Aug 13</w:t>
+            </w:r>
+          </w:p>
+        </w:tc>
+      </w:tr>
+    </w:tbl>
+    <w:p/>
+    <w:p>
+      <w:r>
+        <w:rPr>
+          <w:b/>
+        </w:rPr>
+        <w:t>Family / at-home requirements this month:</w:t>
+      </w:r>
+    </w:p>
+    <w:p>
+      <w:pPr>
+        <w:pStyle w:val="ListBullet"/>
+      </w:pPr>
+      <w:r>
+        <w:t>Pick up the family welcome packet and the pack calendar at the Aug 13 Welcome Back Party.</w:t>
+      </w:r>
+    </w:p>
+    <w:p>
+      <w:pPr>
+        <w:pStyle w:val="ListBullet"/>
+      </w:pPr>
+      <w:r>
+        <w:t>Bobcat starts now and is completed in September - new families who join at New Scout Night (Aug 20) jump in then.</w:t>
+      </w:r>
+    </w:p>
+    <w:p>
+      <w:pPr>
+        <w:spacing w:before="200" w:after="80"/>
+      </w:pPr>
+      <w:r>
+        <w:rPr>
+          <w:b/>
+          <w:color w:val="C8102E"/>
+          <w:sz w:val="25"/>
+        </w:rPr>
+        <w:t>Thu Aug 27  —  Meet Your Den &amp; Start Bobcat</w:t>
+      </w:r>
+    </w:p>
+    <w:p>
+      <w:pPr>
+        <w:spacing w:after="40"/>
+      </w:pPr>
+      <w:r>
+        <w:rPr>
+          <w:b/>
+        </w:rPr>
+        <w:t xml:space="preserve">Focus: </w:t>
+      </w:r>
+      <w:r>
+        <w:t>Get to know your den, set up how meetings run, and get a first look at the Scout Oath, Scout Law, and Cub Scout sign.</w:t>
+      </w:r>
+    </w:p>
+    <w:p>
+      <w:pPr>
+        <w:spacing w:after="40"/>
+      </w:pPr>
+      <w:r>
+        <w:rPr>
+          <w:b/>
+        </w:rPr>
+        <w:t>Requirements completed tonight:</w:t>
+      </w:r>
+    </w:p>
+    <w:p>
+      <w:pPr>
+        <w:pStyle w:val="ListBullet"/>
+      </w:pPr>
+      <w:r>
+        <w:t>Bobcat (start): Get to know the members of your den.</w:t>
+      </w:r>
+    </w:p>
+    <w:p>
+      <w:pPr>
+        <w:pStyle w:val="ListBullet"/>
+      </w:pPr>
+      <w:r>
+        <w:t>Bobcat (start): First look at the Scout Oath, Scout Law, and Cub Scout sign - completed in September.</w:t>
+      </w:r>
+    </w:p>
+    <w:p>
+      <w:pPr>
+        <w:spacing w:after="40"/>
+      </w:pPr>
+      <w:r>
+        <w:rPr>
+          <w:b/>
+        </w:rPr>
+        <w:t>Materials to bring:</w:t>
+      </w:r>
+    </w:p>
+    <w:p>
+      <w:r>
+        <w:t>poster board, markers, tape, printable Scout Oath / Scout Law / Sign cards</w:t>
+      </w:r>
+    </w:p>
+    <w:p>
+      <w:pPr>
+        <w:spacing w:after="20"/>
+      </w:pPr>
+      <w:r>
+        <w:rPr>
+          <w:b/>
+        </w:rPr>
+        <w:t>Gathering — Name Game Mixer</w:t>
+      </w:r>
+    </w:p>
+    <w:p>
+      <w:pPr>
+        <w:spacing w:after="20"/>
+        <w:numPr>
+          <w:ilvl w:val="0"/>
+          <w:numId w:val="11"/>
+        </w:numPr>
+      </w:pPr>
+      <w:r>
+        <w:t>As Scouts arrive, play a quick name game (name + favorite animal, or toss-a-ball name catch).</w:t>
+      </w:r>
+    </w:p>
+    <w:p>
+      <w:pPr>
+        <w:spacing w:after="20"/>
+        <w:numPr>
+          <w:ilvl w:val="0"/>
+          <w:numId w:val="11"/>
+        </w:numPr>
+      </w:pPr>
+      <w:r>
+        <w:t>Den Chief learns and uses every Scout's name right away.</w:t>
+      </w:r>
+    </w:p>
+    <w:p>
+      <w:pPr>
+        <w:spacing w:after="20"/>
+        <w:numPr>
+          <w:ilvl w:val="0"/>
+          <w:numId w:val="11"/>
+        </w:numPr>
+      </w:pPr>
+      <w:r>
+        <w:t>New Scouts and returning Scouts pair up so no one stands alone.</w:t>
+      </w:r>
+    </w:p>
+    <w:p>
+      <w:pPr>
+        <w:spacing w:after="20"/>
+      </w:pPr>
+      <w:r>
+        <w:rPr>
+          <w:b/>
+        </w:rPr>
+        <w:t>Opening — Opening Ceremony</w:t>
+      </w:r>
+    </w:p>
+    <w:p>
+      <w:pPr>
+        <w:spacing w:after="20"/>
+        <w:numPr>
+          <w:ilvl w:val="0"/>
+          <w:numId w:val="12"/>
+        </w:numPr>
+      </w:pPr>
+      <w:r>
+        <w:t>Form up in a horseshoe or circle. Ask a Scout to lead the Pledge of Allegiance to the flag.</w:t>
+      </w:r>
+    </w:p>
+    <w:p>
+      <w:pPr>
+        <w:spacing w:after="20"/>
+        <w:numPr>
+          <w:ilvl w:val="0"/>
+          <w:numId w:val="12"/>
+        </w:numPr>
+      </w:pPr>
+      <w:r>
+        <w:t>Everyone gives the Cub Scout sign and recites the Scout Oath together.</w:t>
+      </w:r>
+    </w:p>
+    <w:p>
+      <w:pPr>
+        <w:spacing w:after="20"/>
+        <w:numPr>
+          <w:ilvl w:val="0"/>
+          <w:numId w:val="12"/>
+        </w:numPr>
+      </w:pPr>
+      <w:r>
+        <w:t>Recite the Scout Law together. Younger dens may say it line-by-line after the Den Chief.</w:t>
+      </w:r>
+    </w:p>
+    <w:p>
+      <w:pPr>
+        <w:spacing w:after="20"/>
+      </w:pPr>
+      <w:r>
+        <w:rPr>
+          <w:b/>
+        </w:rPr>
+        <w:t>Activity — Welcome Circle</w:t>
+      </w:r>
+    </w:p>
+    <w:p>
+      <w:pPr>
+        <w:spacing w:after="20"/>
+        <w:numPr>
+          <w:ilvl w:val="0"/>
+          <w:numId w:val="13"/>
+        </w:numPr>
+      </w:pPr>
+      <w:r>
+        <w:t>Everyone shares their name, grade, and one thing they hope to do in Scouts this year.</w:t>
+      </w:r>
+    </w:p>
+    <w:p>
+      <w:pPr>
+        <w:spacing w:after="20"/>
+        <w:numPr>
+          <w:ilvl w:val="0"/>
+          <w:numId w:val="13"/>
+        </w:numPr>
+      </w:pPr>
+      <w:r>
+        <w:t>Den Chief and leader introduce themselves and how the year works.</w:t>
+      </w:r>
+    </w:p>
+    <w:p>
+      <w:pPr>
+        <w:spacing w:after="20"/>
+        <w:numPr>
+          <w:ilvl w:val="0"/>
+          <w:numId w:val="13"/>
+        </w:numPr>
+      </w:pPr>
+      <w:r>
+        <w:t>Celebrate that this is the start of a fun year together.</w:t>
+      </w:r>
+    </w:p>
+    <w:p>
+      <w:pPr>
+        <w:spacing w:after="20"/>
+      </w:pPr>
+      <w:r>
+        <w:rPr>
+          <w:b/>
+        </w:rPr>
+        <w:t>Activity — Set Up Our Den</w:t>
+      </w:r>
+    </w:p>
+    <w:p>
+      <w:pPr>
+        <w:spacing w:after="20"/>
+        <w:numPr>
+          <w:ilvl w:val="0"/>
+          <w:numId w:val="14"/>
+        </w:numPr>
+      </w:pPr>
+      <w:r>
+        <w:t>Talk about how meetings work: gathering game, opening, activity, closing.</w:t>
+      </w:r>
+    </w:p>
+    <w:p>
+      <w:pPr>
+        <w:spacing w:after="20"/>
+        <w:numPr>
+          <w:ilvl w:val="0"/>
+          <w:numId w:val="14"/>
+        </w:numPr>
+      </w:pPr>
+      <w:r>
+        <w:t>As a den, make a simple Den Code of Conduct (be kind, listen, do your best); everyone adds a handprint or signature.</w:t>
+      </w:r>
+    </w:p>
+    <w:p>
+      <w:pPr>
+        <w:spacing w:after="20"/>
+        <w:numPr>
+          <w:ilvl w:val="0"/>
+          <w:numId w:val="14"/>
+        </w:numPr>
+      </w:pPr>
+      <w:r>
+        <w:t>Pick where the den banner/code will hang each week.</w:t>
+      </w:r>
+    </w:p>
+    <w:p>
+      <w:pPr>
+        <w:spacing w:after="40"/>
+      </w:pPr>
+      <w:r>
+        <w:rPr>
+          <w:i/>
+          <w:sz w:val="18"/>
+        </w:rPr>
+        <w:t>Needs: poster board, markers, tape</w:t>
+      </w:r>
+    </w:p>
+    <w:p>
+      <w:pPr>
+        <w:spacing w:after="20"/>
+      </w:pPr>
+      <w:r>
+        <w:rPr>
+          <w:b/>
+        </w:rPr>
+        <w:t>Activity — First Look: Oath, Law &amp; Sign</w:t>
+      </w:r>
+    </w:p>
+    <w:p>
+      <w:pPr>
+        <w:spacing w:after="20"/>
+        <w:numPr>
+          <w:ilvl w:val="0"/>
+          <w:numId w:val="15"/>
+        </w:numPr>
+      </w:pPr>
+      <w:r>
+        <w:t>Show the Cub Scout sign (two fingers up) and practice it together.</w:t>
+      </w:r>
+    </w:p>
+    <w:p>
+      <w:pPr>
+        <w:spacing w:after="20"/>
+        <w:numPr>
+          <w:ilvl w:val="0"/>
+          <w:numId w:val="15"/>
+        </w:numPr>
+      </w:pPr>
+      <w:r>
+        <w:t>Read the Scout Oath and Scout Law aloud; Scouts repeat a line at a time.</w:t>
+      </w:r>
+    </w:p>
+    <w:p>
+      <w:pPr>
+        <w:spacing w:after="20"/>
+        <w:numPr>
+          <w:ilvl w:val="0"/>
+          <w:numId w:val="15"/>
+        </w:numPr>
+      </w:pPr>
+      <w:r>
+        <w:t>Hand out or display the printable Oath, Law, and Sign cards to take home and practice.</w:t>
+      </w:r>
+    </w:p>
+    <w:p>
+      <w:pPr>
+        <w:spacing w:after="40"/>
+      </w:pPr>
+      <w:r>
+        <w:rPr>
+          <w:i/>
+          <w:sz w:val="18"/>
+        </w:rPr>
+        <w:t>Needs: printable Scout Oath / Scout Law / Sign cards</w:t>
+      </w:r>
+    </w:p>
+    <w:p>
+      <w:pPr>
+        <w:spacing w:after="20"/>
+      </w:pPr>
+      <w:r>
+        <w:rPr>
+          <w:b/>
+        </w:rPr>
+        <w:t>Closing — Closing Ceremony - the Living Circle</w:t>
+      </w:r>
+    </w:p>
+    <w:p>
+      <w:pPr>
+        <w:spacing w:after="20"/>
+        <w:numPr>
+          <w:ilvl w:val="0"/>
+          <w:numId w:val="16"/>
+        </w:numPr>
+      </w:pPr>
+      <w:r>
+        <w:t>Form a circle. Everyone puts their left hand toward the center, little fingers linked to the next Scout.</w:t>
+      </w:r>
+    </w:p>
+    <w:p>
+      <w:pPr>
+        <w:spacing w:after="20"/>
+        <w:numPr>
+          <w:ilvl w:val="0"/>
+          <w:numId w:val="16"/>
+        </w:numPr>
+      </w:pPr>
+      <w:r>
+        <w:t>Den Chief shares a 1-sentence thought tied to tonight (e.g., 'Tonight we practiced being Helpful.').</w:t>
+      </w:r>
+    </w:p>
+    <w:p>
+      <w:pPr>
+        <w:spacing w:after="20"/>
+        <w:numPr>
+          <w:ilvl w:val="0"/>
+          <w:numId w:val="16"/>
+        </w:numPr>
+      </w:pPr>
+      <w:r>
+        <w:t>On the Den Chief's signal, everyone raises the circle and gives a quiet 'Do Your Best!' Dismiss.</w:t>
+      </w:r>
+    </w:p>
+    <w:p>
+      <w:pPr>
+        <w:spacing w:after="40"/>
+      </w:pPr>
+      <w:r>
+        <w:rPr>
+          <w:b/>
+        </w:rPr>
+        <w:t>Send home / follow-up:</w:t>
+      </w:r>
+    </w:p>
+    <w:p>
+      <w:pPr>
+        <w:pStyle w:val="ListBullet"/>
+      </w:pPr>
+      <w:r>
+        <w:t>Practice the Cub Scout sign and the Scout Oath and Law at home using the printable cards.</w:t>
+      </w:r>
+    </w:p>
+    <w:p>
+      <w:pPr>
+        <w:pStyle w:val="ListBullet"/>
+      </w:pPr>
+      <w:r>
+        <w:t>Watch for the weekly meeting reminder and mark the pack calendar.</w:t>
+      </w:r>
+    </w:p>
+    <w:p>
+      <w:pPr>
+        <w:spacing w:after="120"/>
+      </w:pPr>
+      <w:r>
+        <w:rPr>
+          <w:b/>
+        </w:rPr>
+        <w:t xml:space="preserve">Den Chief tip: </w:t>
+      </w:r>
+      <w:r>
+        <w:t>Keep it warm and easy - August is a soft start and families are still joining. The goal tonight is belonging and excitement, not finishing requirements. Bobcat gets completed in September.</w:t>
+      </w:r>
+    </w:p>
+    <w:p>
+      <w:pPr>
+        <w:spacing w:after="160"/>
+      </w:pPr>
+      <w:r>
+        <w:rPr>
+          <w:b/>
+        </w:rPr>
+        <w:t xml:space="preserve">Flex week idea: </w:t>
+      </w:r>
+      <w:r>
+        <w:t>Aug 13 Welcome Back Party and Aug 20 New Scout Night are pack-run. Use them to recruit, hand out calendars, and welcome new families before the Aug 27 den kickoff.</w:t>
       </w:r>
     </w:p>
     <w:p>
@@ -589,7 +1125,7 @@
         <w:spacing w:after="20"/>
         <w:numPr>
           <w:ilvl w:val="0"/>
-          <w:numId w:val="11"/>
+          <w:numId w:val="17"/>
         </w:numPr>
       </w:pPr>
       <w:r>
@@ -601,7 +1137,7 @@
         <w:spacing w:after="20"/>
         <w:numPr>
           <w:ilvl w:val="0"/>
-          <w:numId w:val="11"/>
+          <w:numId w:val="17"/>
         </w:numPr>
       </w:pPr>
       <w:r>
@@ -613,7 +1149,7 @@
         <w:spacing w:after="20"/>
         <w:numPr>
           <w:ilvl w:val="0"/>
-          <w:numId w:val="11"/>
+          <w:numId w:val="17"/>
         </w:numPr>
       </w:pPr>
       <w:r>
@@ -636,7 +1172,7 @@
         <w:spacing w:after="20"/>
         <w:numPr>
           <w:ilvl w:val="0"/>
-          <w:numId w:val="12"/>
+          <w:numId w:val="18"/>
         </w:numPr>
       </w:pPr>
       <w:r>
@@ -648,7 +1184,7 @@
         <w:spacing w:after="20"/>
         <w:numPr>
           <w:ilvl w:val="0"/>
-          <w:numId w:val="12"/>
+          <w:numId w:val="18"/>
         </w:numPr>
       </w:pPr>
       <w:r>
@@ -660,7 +1196,7 @@
         <w:spacing w:after="20"/>
         <w:numPr>
           <w:ilvl w:val="0"/>
-          <w:numId w:val="12"/>
+          <w:numId w:val="18"/>
         </w:numPr>
       </w:pPr>
       <w:r>
@@ -683,7 +1219,7 @@
         <w:spacing w:after="20"/>
         <w:numPr>
           <w:ilvl w:val="0"/>
-          <w:numId w:val="13"/>
+          <w:numId w:val="19"/>
         </w:numPr>
       </w:pPr>
       <w:r>
@@ -695,7 +1231,7 @@
         <w:spacing w:after="20"/>
         <w:numPr>
           <w:ilvl w:val="0"/>
-          <w:numId w:val="13"/>
+          <w:numId w:val="19"/>
         </w:numPr>
       </w:pPr>
       <w:r>
@@ -707,7 +1243,7 @@
         <w:spacing w:after="20"/>
         <w:numPr>
           <w:ilvl w:val="0"/>
-          <w:numId w:val="13"/>
+          <w:numId w:val="19"/>
         </w:numPr>
       </w:pPr>
       <w:r>
@@ -742,7 +1278,7 @@
         <w:spacing w:after="20"/>
         <w:numPr>
           <w:ilvl w:val="0"/>
-          <w:numId w:val="14"/>
+          <w:numId w:val="20"/>
         </w:numPr>
       </w:pPr>
       <w:r>
@@ -754,7 +1290,7 @@
         <w:spacing w:after="20"/>
         <w:numPr>
           <w:ilvl w:val="0"/>
-          <w:numId w:val="14"/>
+          <w:numId w:val="20"/>
         </w:numPr>
       </w:pPr>
       <w:r>
@@ -766,7 +1302,7 @@
         <w:spacing w:after="20"/>
         <w:numPr>
           <w:ilvl w:val="0"/>
-          <w:numId w:val="14"/>
+          <w:numId w:val="20"/>
         </w:numPr>
       </w:pPr>
       <w:r>
@@ -801,7 +1337,7 @@
         <w:spacing w:after="20"/>
         <w:numPr>
           <w:ilvl w:val="0"/>
-          <w:numId w:val="15"/>
+          <w:numId w:val="21"/>
         </w:numPr>
       </w:pPr>
       <w:r>
@@ -813,7 +1349,7 @@
         <w:spacing w:after="20"/>
         <w:numPr>
           <w:ilvl w:val="0"/>
-          <w:numId w:val="15"/>
+          <w:numId w:val="21"/>
         </w:numPr>
       </w:pPr>
       <w:r>
@@ -825,7 +1361,7 @@
         <w:spacing w:after="20"/>
         <w:numPr>
           <w:ilvl w:val="0"/>
-          <w:numId w:val="15"/>
+          <w:numId w:val="21"/>
         </w:numPr>
       </w:pPr>
       <w:r>
@@ -860,7 +1396,7 @@
         <w:spacing w:after="20"/>
         <w:numPr>
           <w:ilvl w:val="0"/>
-          <w:numId w:val="16"/>
+          <w:numId w:val="22"/>
         </w:numPr>
       </w:pPr>
       <w:r>
@@ -872,7 +1408,7 @@
         <w:spacing w:after="20"/>
         <w:numPr>
           <w:ilvl w:val="0"/>
-          <w:numId w:val="16"/>
+          <w:numId w:val="22"/>
         </w:numPr>
       </w:pPr>
       <w:r>
@@ -884,7 +1420,7 @@
         <w:spacing w:after="20"/>
         <w:numPr>
           <w:ilvl w:val="0"/>
-          <w:numId w:val="16"/>
+          <w:numId w:val="22"/>
         </w:numPr>
       </w:pPr>
       <w:r>
@@ -1010,7 +1546,7 @@
         <w:spacing w:after="20"/>
         <w:numPr>
           <w:ilvl w:val="0"/>
-          <w:numId w:val="17"/>
+          <w:numId w:val="23"/>
         </w:numPr>
       </w:pPr>
       <w:r>
@@ -1022,7 +1558,7 @@
         <w:spacing w:after="20"/>
         <w:numPr>
           <w:ilvl w:val="0"/>
-          <w:numId w:val="17"/>
+          <w:numId w:val="23"/>
         </w:numPr>
       </w:pPr>
       <w:r>
@@ -1045,7 +1581,7 @@
         <w:spacing w:after="20"/>
         <w:numPr>
           <w:ilvl w:val="0"/>
-          <w:numId w:val="18"/>
+          <w:numId w:val="24"/>
         </w:numPr>
       </w:pPr>
       <w:r>
@@ -1057,7 +1593,7 @@
         <w:spacing w:after="20"/>
         <w:numPr>
           <w:ilvl w:val="0"/>
-          <w:numId w:val="18"/>
+          <w:numId w:val="24"/>
         </w:numPr>
       </w:pPr>
       <w:r>
@@ -1069,7 +1605,7 @@
         <w:spacing w:after="20"/>
         <w:numPr>
           <w:ilvl w:val="0"/>
-          <w:numId w:val="18"/>
+          <w:numId w:val="24"/>
         </w:numPr>
       </w:pPr>
       <w:r>
@@ -1092,7 +1628,7 @@
         <w:spacing w:after="20"/>
         <w:numPr>
           <w:ilvl w:val="0"/>
-          <w:numId w:val="19"/>
+          <w:numId w:val="25"/>
         </w:numPr>
       </w:pPr>
       <w:r>
@@ -1104,7 +1640,7 @@
         <w:spacing w:after="20"/>
         <w:numPr>
           <w:ilvl w:val="0"/>
-          <w:numId w:val="19"/>
+          <w:numId w:val="25"/>
         </w:numPr>
       </w:pPr>
       <w:r>
@@ -1116,7 +1652,7 @@
         <w:spacing w:after="20"/>
         <w:numPr>
           <w:ilvl w:val="0"/>
-          <w:numId w:val="19"/>
+          <w:numId w:val="25"/>
         </w:numPr>
       </w:pPr>
       <w:r>
@@ -1151,7 +1687,7 @@
         <w:spacing w:after="20"/>
         <w:numPr>
           <w:ilvl w:val="0"/>
-          <w:numId w:val="20"/>
+          <w:numId w:val="26"/>
         </w:numPr>
       </w:pPr>
       <w:r>
@@ -1163,7 +1699,7 @@
         <w:spacing w:after="20"/>
         <w:numPr>
           <w:ilvl w:val="0"/>
-          <w:numId w:val="20"/>
+          <w:numId w:val="26"/>
         </w:numPr>
       </w:pPr>
       <w:r>
@@ -1175,7 +1711,7 @@
         <w:spacing w:after="20"/>
         <w:numPr>
           <w:ilvl w:val="0"/>
-          <w:numId w:val="20"/>
+          <w:numId w:val="26"/>
         </w:numPr>
       </w:pPr>
       <w:r>
@@ -1198,7 +1734,7 @@
         <w:spacing w:after="20"/>
         <w:numPr>
           <w:ilvl w:val="0"/>
-          <w:numId w:val="21"/>
+          <w:numId w:val="27"/>
         </w:numPr>
       </w:pPr>
       <w:r>
@@ -1210,7 +1746,7 @@
         <w:spacing w:after="20"/>
         <w:numPr>
           <w:ilvl w:val="0"/>
-          <w:numId w:val="21"/>
+          <w:numId w:val="27"/>
         </w:numPr>
       </w:pPr>
       <w:r>
@@ -1222,7 +1758,7 @@
         <w:spacing w:after="20"/>
         <w:numPr>
           <w:ilvl w:val="0"/>
-          <w:numId w:val="21"/>
+          <w:numId w:val="27"/>
         </w:numPr>
       </w:pPr>
       <w:r>
@@ -1257,7 +1793,7 @@
         <w:spacing w:after="20"/>
         <w:numPr>
           <w:ilvl w:val="0"/>
-          <w:numId w:val="22"/>
+          <w:numId w:val="28"/>
         </w:numPr>
       </w:pPr>
       <w:r>
@@ -1269,7 +1805,7 @@
         <w:spacing w:after="20"/>
         <w:numPr>
           <w:ilvl w:val="0"/>
-          <w:numId w:val="22"/>
+          <w:numId w:val="28"/>
         </w:numPr>
       </w:pPr>
       <w:r>
@@ -1281,7 +1817,7 @@
         <w:spacing w:after="20"/>
         <w:numPr>
           <w:ilvl w:val="0"/>
-          <w:numId w:val="22"/>
+          <w:numId w:val="28"/>
         </w:numPr>
       </w:pPr>
       <w:r>
@@ -1534,7 +2070,7 @@
         <w:spacing w:after="20"/>
         <w:numPr>
           <w:ilvl w:val="0"/>
-          <w:numId w:val="23"/>
+          <w:numId w:val="29"/>
         </w:numPr>
       </w:pPr>
       <w:r>
@@ -1546,7 +2082,7 @@
         <w:spacing w:after="20"/>
         <w:numPr>
           <w:ilvl w:val="0"/>
-          <w:numId w:val="23"/>
+          <w:numId w:val="29"/>
         </w:numPr>
       </w:pPr>
       <w:r>
@@ -1569,7 +2105,7 @@
         <w:spacing w:after="20"/>
         <w:numPr>
           <w:ilvl w:val="0"/>
-          <w:numId w:val="24"/>
+          <w:numId w:val="30"/>
         </w:numPr>
       </w:pPr>
       <w:r>
@@ -1581,7 +2117,7 @@
         <w:spacing w:after="20"/>
         <w:numPr>
           <w:ilvl w:val="0"/>
-          <w:numId w:val="24"/>
+          <w:numId w:val="30"/>
         </w:numPr>
       </w:pPr>
       <w:r>
@@ -1593,7 +2129,7 @@
         <w:spacing w:after="20"/>
         <w:numPr>
           <w:ilvl w:val="0"/>
-          <w:numId w:val="24"/>
+          <w:numId w:val="30"/>
         </w:numPr>
       </w:pPr>
       <w:r>
@@ -1616,7 +2152,7 @@
         <w:spacing w:after="20"/>
         <w:numPr>
           <w:ilvl w:val="0"/>
-          <w:numId w:val="25"/>
+          <w:numId w:val="31"/>
         </w:numPr>
       </w:pPr>
       <w:r>
@@ -1628,7 +2164,7 @@
         <w:spacing w:after="20"/>
         <w:numPr>
           <w:ilvl w:val="0"/>
-          <w:numId w:val="25"/>
+          <w:numId w:val="31"/>
         </w:numPr>
       </w:pPr>
       <w:r>
@@ -1640,7 +2176,7 @@
         <w:spacing w:after="20"/>
         <w:numPr>
           <w:ilvl w:val="0"/>
-          <w:numId w:val="25"/>
+          <w:numId w:val="31"/>
         </w:numPr>
       </w:pPr>
       <w:r>
@@ -1675,7 +2211,7 @@
         <w:spacing w:after="20"/>
         <w:numPr>
           <w:ilvl w:val="0"/>
-          <w:numId w:val="26"/>
+          <w:numId w:val="32"/>
         </w:numPr>
       </w:pPr>
       <w:r>
@@ -1687,7 +2223,7 @@
         <w:spacing w:after="20"/>
         <w:numPr>
           <w:ilvl w:val="0"/>
-          <w:numId w:val="26"/>
+          <w:numId w:val="32"/>
         </w:numPr>
       </w:pPr>
       <w:r>
@@ -1699,7 +2235,7 @@
         <w:spacing w:after="20"/>
         <w:numPr>
           <w:ilvl w:val="0"/>
-          <w:numId w:val="26"/>
+          <w:numId w:val="32"/>
         </w:numPr>
       </w:pPr>
       <w:r>
@@ -1734,7 +2270,7 @@
         <w:spacing w:after="20"/>
         <w:numPr>
           <w:ilvl w:val="0"/>
-          <w:numId w:val="27"/>
+          <w:numId w:val="33"/>
         </w:numPr>
       </w:pPr>
       <w:r>
@@ -1746,7 +2282,7 @@
         <w:spacing w:after="20"/>
         <w:numPr>
           <w:ilvl w:val="0"/>
-          <w:numId w:val="27"/>
+          <w:numId w:val="33"/>
         </w:numPr>
       </w:pPr>
       <w:r>
@@ -1758,7 +2294,7 @@
         <w:spacing w:after="20"/>
         <w:numPr>
           <w:ilvl w:val="0"/>
-          <w:numId w:val="27"/>
+          <w:numId w:val="33"/>
         </w:numPr>
       </w:pPr>
       <w:r>
@@ -1793,7 +2329,7 @@
         <w:spacing w:after="20"/>
         <w:numPr>
           <w:ilvl w:val="0"/>
-          <w:numId w:val="28"/>
+          <w:numId w:val="34"/>
         </w:numPr>
       </w:pPr>
       <w:r>
@@ -1805,7 +2341,7 @@
         <w:spacing w:after="20"/>
         <w:numPr>
           <w:ilvl w:val="0"/>
-          <w:numId w:val="28"/>
+          <w:numId w:val="34"/>
         </w:numPr>
       </w:pPr>
       <w:r>
@@ -1817,7 +2353,7 @@
         <w:spacing w:after="20"/>
         <w:numPr>
           <w:ilvl w:val="0"/>
-          <w:numId w:val="28"/>
+          <w:numId w:val="34"/>
         </w:numPr>
       </w:pPr>
       <w:r>
@@ -1852,7 +2388,7 @@
         <w:spacing w:after="20"/>
         <w:numPr>
           <w:ilvl w:val="0"/>
-          <w:numId w:val="29"/>
+          <w:numId w:val="35"/>
         </w:numPr>
       </w:pPr>
       <w:r>
@@ -1864,7 +2400,7 @@
         <w:spacing w:after="20"/>
         <w:numPr>
           <w:ilvl w:val="0"/>
-          <w:numId w:val="29"/>
+          <w:numId w:val="35"/>
         </w:numPr>
       </w:pPr>
       <w:r>
@@ -1876,7 +2412,7 @@
         <w:spacing w:after="20"/>
         <w:numPr>
           <w:ilvl w:val="0"/>
-          <w:numId w:val="29"/>
+          <w:numId w:val="35"/>
         </w:numPr>
       </w:pPr>
       <w:r>
@@ -2010,7 +2546,7 @@
         <w:spacing w:after="20"/>
         <w:numPr>
           <w:ilvl w:val="0"/>
-          <w:numId w:val="30"/>
+          <w:numId w:val="36"/>
         </w:numPr>
       </w:pPr>
       <w:r>
@@ -2022,7 +2558,7 @@
         <w:spacing w:after="20"/>
         <w:numPr>
           <w:ilvl w:val="0"/>
-          <w:numId w:val="30"/>
+          <w:numId w:val="36"/>
         </w:numPr>
       </w:pPr>
       <w:r>
@@ -2045,7 +2581,7 @@
         <w:spacing w:after="20"/>
         <w:numPr>
           <w:ilvl w:val="0"/>
-          <w:numId w:val="31"/>
+          <w:numId w:val="37"/>
         </w:numPr>
       </w:pPr>
       <w:r>
@@ -2057,7 +2593,7 @@
         <w:spacing w:after="20"/>
         <w:numPr>
           <w:ilvl w:val="0"/>
-          <w:numId w:val="31"/>
+          <w:numId w:val="37"/>
         </w:numPr>
       </w:pPr>
       <w:r>
@@ -2069,7 +2605,7 @@
         <w:spacing w:after="20"/>
         <w:numPr>
           <w:ilvl w:val="0"/>
-          <w:numId w:val="31"/>
+          <w:numId w:val="37"/>
         </w:numPr>
       </w:pPr>
       <w:r>
@@ -2092,7 +2628,7 @@
         <w:spacing w:after="20"/>
         <w:numPr>
           <w:ilvl w:val="0"/>
-          <w:numId w:val="32"/>
+          <w:numId w:val="38"/>
         </w:numPr>
       </w:pPr>
       <w:r>
@@ -2104,7 +2640,7 @@
         <w:spacing w:after="20"/>
         <w:numPr>
           <w:ilvl w:val="0"/>
-          <w:numId w:val="32"/>
+          <w:numId w:val="38"/>
         </w:numPr>
       </w:pPr>
       <w:r>
@@ -2116,7 +2652,7 @@
         <w:spacing w:after="20"/>
         <w:numPr>
           <w:ilvl w:val="0"/>
-          <w:numId w:val="32"/>
+          <w:numId w:val="38"/>
         </w:numPr>
       </w:pPr>
       <w:r>
@@ -2151,7 +2687,7 @@
         <w:spacing w:after="20"/>
         <w:numPr>
           <w:ilvl w:val="0"/>
-          <w:numId w:val="33"/>
+          <w:numId w:val="39"/>
         </w:numPr>
       </w:pPr>
       <w:r>
@@ -2163,7 +2699,7 @@
         <w:spacing w:after="20"/>
         <w:numPr>
           <w:ilvl w:val="0"/>
-          <w:numId w:val="33"/>
+          <w:numId w:val="39"/>
         </w:numPr>
       </w:pPr>
       <w:r>
@@ -2175,7 +2711,7 @@
         <w:spacing w:after="20"/>
         <w:numPr>
           <w:ilvl w:val="0"/>
-          <w:numId w:val="33"/>
+          <w:numId w:val="39"/>
         </w:numPr>
       </w:pPr>
       <w:r>
@@ -2210,7 +2746,7 @@
         <w:spacing w:after="20"/>
         <w:numPr>
           <w:ilvl w:val="0"/>
-          <w:numId w:val="34"/>
+          <w:numId w:val="40"/>
         </w:numPr>
       </w:pPr>
       <w:r>
@@ -2222,7 +2758,7 @@
         <w:spacing w:after="20"/>
         <w:numPr>
           <w:ilvl w:val="0"/>
-          <w:numId w:val="34"/>
+          <w:numId w:val="40"/>
         </w:numPr>
       </w:pPr>
       <w:r>
@@ -2234,7 +2770,7 @@
         <w:spacing w:after="20"/>
         <w:numPr>
           <w:ilvl w:val="0"/>
-          <w:numId w:val="34"/>
+          <w:numId w:val="40"/>
         </w:numPr>
       </w:pPr>
       <w:r>
@@ -2471,7 +3007,7 @@
         <w:spacing w:after="20"/>
         <w:numPr>
           <w:ilvl w:val="0"/>
-          <w:numId w:val="35"/>
+          <w:numId w:val="41"/>
         </w:numPr>
       </w:pPr>
       <w:r>
@@ -2483,7 +3019,7 @@
         <w:spacing w:after="20"/>
         <w:numPr>
           <w:ilvl w:val="0"/>
-          <w:numId w:val="35"/>
+          <w:numId w:val="41"/>
         </w:numPr>
       </w:pPr>
       <w:r>
@@ -2506,7 +3042,7 @@
         <w:spacing w:after="20"/>
         <w:numPr>
           <w:ilvl w:val="0"/>
-          <w:numId w:val="36"/>
+          <w:numId w:val="42"/>
         </w:numPr>
       </w:pPr>
       <w:r>
@@ -2518,7 +3054,7 @@
         <w:spacing w:after="20"/>
         <w:numPr>
           <w:ilvl w:val="0"/>
-          <w:numId w:val="36"/>
+          <w:numId w:val="42"/>
         </w:numPr>
       </w:pPr>
       <w:r>
@@ -2530,7 +3066,7 @@
         <w:spacing w:after="20"/>
         <w:numPr>
           <w:ilvl w:val="0"/>
-          <w:numId w:val="36"/>
+          <w:numId w:val="42"/>
         </w:numPr>
       </w:pPr>
       <w:r>
@@ -2553,7 +3089,7 @@
         <w:spacing w:after="20"/>
         <w:numPr>
           <w:ilvl w:val="0"/>
-          <w:numId w:val="37"/>
+          <w:numId w:val="43"/>
         </w:numPr>
       </w:pPr>
       <w:r>
@@ -2565,7 +3101,7 @@
         <w:spacing w:after="20"/>
         <w:numPr>
           <w:ilvl w:val="0"/>
-          <w:numId w:val="37"/>
+          <w:numId w:val="43"/>
         </w:numPr>
       </w:pPr>
       <w:r>
@@ -2577,7 +3113,7 @@
         <w:spacing w:after="20"/>
         <w:numPr>
           <w:ilvl w:val="0"/>
-          <w:numId w:val="37"/>
+          <w:numId w:val="43"/>
         </w:numPr>
       </w:pPr>
       <w:r>
@@ -2612,7 +3148,7 @@
         <w:spacing w:after="20"/>
         <w:numPr>
           <w:ilvl w:val="0"/>
-          <w:numId w:val="38"/>
+          <w:numId w:val="44"/>
         </w:numPr>
       </w:pPr>
       <w:r>
@@ -2624,7 +3160,7 @@
         <w:spacing w:after="20"/>
         <w:numPr>
           <w:ilvl w:val="0"/>
-          <w:numId w:val="38"/>
+          <w:numId w:val="44"/>
         </w:numPr>
       </w:pPr>
       <w:r>
@@ -2636,7 +3172,7 @@
         <w:spacing w:after="20"/>
         <w:numPr>
           <w:ilvl w:val="0"/>
-          <w:numId w:val="38"/>
+          <w:numId w:val="44"/>
         </w:numPr>
       </w:pPr>
       <w:r>
@@ -2671,7 +3207,7 @@
         <w:spacing w:after="20"/>
         <w:numPr>
           <w:ilvl w:val="0"/>
-          <w:numId w:val="39"/>
+          <w:numId w:val="45"/>
         </w:numPr>
       </w:pPr>
       <w:r>
@@ -2683,7 +3219,7 @@
         <w:spacing w:after="20"/>
         <w:numPr>
           <w:ilvl w:val="0"/>
-          <w:numId w:val="39"/>
+          <w:numId w:val="45"/>
         </w:numPr>
       </w:pPr>
       <w:r>
@@ -2695,7 +3231,7 @@
         <w:spacing w:after="20"/>
         <w:numPr>
           <w:ilvl w:val="0"/>
-          <w:numId w:val="39"/>
+          <w:numId w:val="45"/>
         </w:numPr>
       </w:pPr>
       <w:r>
@@ -2718,7 +3254,7 @@
         <w:spacing w:after="20"/>
         <w:numPr>
           <w:ilvl w:val="0"/>
-          <w:numId w:val="40"/>
+          <w:numId w:val="46"/>
         </w:numPr>
       </w:pPr>
       <w:r>
@@ -2730,7 +3266,7 @@
         <w:spacing w:after="20"/>
         <w:numPr>
           <w:ilvl w:val="0"/>
-          <w:numId w:val="40"/>
+          <w:numId w:val="46"/>
         </w:numPr>
       </w:pPr>
       <w:r>
@@ -2742,7 +3278,7 @@
         <w:spacing w:after="20"/>
         <w:numPr>
           <w:ilvl w:val="0"/>
-          <w:numId w:val="40"/>
+          <w:numId w:val="46"/>
         </w:numPr>
       </w:pPr>
       <w:r>
@@ -2884,7 +3420,7 @@
         <w:spacing w:after="20"/>
         <w:numPr>
           <w:ilvl w:val="0"/>
-          <w:numId w:val="41"/>
+          <w:numId w:val="47"/>
         </w:numPr>
       </w:pPr>
       <w:r>
@@ -2896,7 +3432,7 @@
         <w:spacing w:after="20"/>
         <w:numPr>
           <w:ilvl w:val="0"/>
-          <w:numId w:val="41"/>
+          <w:numId w:val="47"/>
         </w:numPr>
       </w:pPr>
       <w:r>
@@ -2919,7 +3455,7 @@
         <w:spacing w:after="20"/>
         <w:numPr>
           <w:ilvl w:val="0"/>
-          <w:numId w:val="42"/>
+          <w:numId w:val="48"/>
         </w:numPr>
       </w:pPr>
       <w:r>
@@ -2931,7 +3467,7 @@
         <w:spacing w:after="20"/>
         <w:numPr>
           <w:ilvl w:val="0"/>
-          <w:numId w:val="42"/>
+          <w:numId w:val="48"/>
         </w:numPr>
       </w:pPr>
       <w:r>
@@ -2943,7 +3479,7 @@
         <w:spacing w:after="20"/>
         <w:numPr>
           <w:ilvl w:val="0"/>
-          <w:numId w:val="42"/>
+          <w:numId w:val="48"/>
         </w:numPr>
       </w:pPr>
       <w:r>
@@ -2966,7 +3502,7 @@
         <w:spacing w:after="20"/>
         <w:numPr>
           <w:ilvl w:val="0"/>
-          <w:numId w:val="43"/>
+          <w:numId w:val="49"/>
         </w:numPr>
       </w:pPr>
       <w:r>
@@ -2978,7 +3514,7 @@
         <w:spacing w:after="20"/>
         <w:numPr>
           <w:ilvl w:val="0"/>
-          <w:numId w:val="43"/>
+          <w:numId w:val="49"/>
         </w:numPr>
       </w:pPr>
       <w:r>
@@ -2990,7 +3526,7 @@
         <w:spacing w:after="20"/>
         <w:numPr>
           <w:ilvl w:val="0"/>
-          <w:numId w:val="43"/>
+          <w:numId w:val="49"/>
         </w:numPr>
       </w:pPr>
       <w:r>
@@ -3025,7 +3561,7 @@
         <w:spacing w:after="20"/>
         <w:numPr>
           <w:ilvl w:val="0"/>
-          <w:numId w:val="44"/>
+          <w:numId w:val="50"/>
         </w:numPr>
       </w:pPr>
       <w:r>
@@ -3037,7 +3573,7 @@
         <w:spacing w:after="20"/>
         <w:numPr>
           <w:ilvl w:val="0"/>
-          <w:numId w:val="44"/>
+          <w:numId w:val="50"/>
         </w:numPr>
       </w:pPr>
       <w:r>
@@ -3049,7 +3585,7 @@
         <w:spacing w:after="20"/>
         <w:numPr>
           <w:ilvl w:val="0"/>
-          <w:numId w:val="44"/>
+          <w:numId w:val="50"/>
         </w:numPr>
       </w:pPr>
       <w:r>
@@ -3084,7 +3620,7 @@
         <w:spacing w:after="20"/>
         <w:numPr>
           <w:ilvl w:val="0"/>
-          <w:numId w:val="45"/>
+          <w:numId w:val="51"/>
         </w:numPr>
       </w:pPr>
       <w:r>
@@ -3096,7 +3632,7 @@
         <w:spacing w:after="20"/>
         <w:numPr>
           <w:ilvl w:val="0"/>
-          <w:numId w:val="45"/>
+          <w:numId w:val="51"/>
         </w:numPr>
       </w:pPr>
       <w:r>
@@ -3108,7 +3644,7 @@
         <w:spacing w:after="20"/>
         <w:numPr>
           <w:ilvl w:val="0"/>
-          <w:numId w:val="45"/>
+          <w:numId w:val="51"/>
         </w:numPr>
       </w:pPr>
       <w:r>
@@ -3143,7 +3679,7 @@
         <w:spacing w:after="20"/>
         <w:numPr>
           <w:ilvl w:val="0"/>
-          <w:numId w:val="46"/>
+          <w:numId w:val="52"/>
         </w:numPr>
       </w:pPr>
       <w:r>
@@ -3155,7 +3691,7 @@
         <w:spacing w:after="20"/>
         <w:numPr>
           <w:ilvl w:val="0"/>
-          <w:numId w:val="46"/>
+          <w:numId w:val="52"/>
         </w:numPr>
       </w:pPr>
       <w:r>
@@ -3167,7 +3703,7 @@
         <w:spacing w:after="20"/>
         <w:numPr>
           <w:ilvl w:val="0"/>
-          <w:numId w:val="46"/>
+          <w:numId w:val="52"/>
         </w:numPr>
       </w:pPr>
       <w:r>
@@ -3404,7 +3940,7 @@
         <w:spacing w:after="20"/>
         <w:numPr>
           <w:ilvl w:val="0"/>
-          <w:numId w:val="47"/>
+          <w:numId w:val="53"/>
         </w:numPr>
       </w:pPr>
       <w:r>
@@ -3416,7 +3952,7 @@
         <w:spacing w:after="20"/>
         <w:numPr>
           <w:ilvl w:val="0"/>
-          <w:numId w:val="47"/>
+          <w:numId w:val="53"/>
         </w:numPr>
       </w:pPr>
       <w:r>
@@ -3439,7 +3975,7 @@
         <w:spacing w:after="20"/>
         <w:numPr>
           <w:ilvl w:val="0"/>
-          <w:numId w:val="48"/>
+          <w:numId w:val="54"/>
         </w:numPr>
       </w:pPr>
       <w:r>
@@ -3451,7 +3987,7 @@
         <w:spacing w:after="20"/>
         <w:numPr>
           <w:ilvl w:val="0"/>
-          <w:numId w:val="48"/>
+          <w:numId w:val="54"/>
         </w:numPr>
       </w:pPr>
       <w:r>
@@ -3463,7 +3999,7 @@
         <w:spacing w:after="20"/>
         <w:numPr>
           <w:ilvl w:val="0"/>
-          <w:numId w:val="48"/>
+          <w:numId w:val="54"/>
         </w:numPr>
       </w:pPr>
       <w:r>
@@ -3486,7 +4022,7 @@
         <w:spacing w:after="20"/>
         <w:numPr>
           <w:ilvl w:val="0"/>
-          <w:numId w:val="49"/>
+          <w:numId w:val="55"/>
         </w:numPr>
       </w:pPr>
       <w:r>
@@ -3498,7 +4034,7 @@
         <w:spacing w:after="20"/>
         <w:numPr>
           <w:ilvl w:val="0"/>
-          <w:numId w:val="49"/>
+          <w:numId w:val="55"/>
         </w:numPr>
       </w:pPr>
       <w:r>
@@ -3510,7 +4046,7 @@
         <w:spacing w:after="20"/>
         <w:numPr>
           <w:ilvl w:val="0"/>
-          <w:numId w:val="49"/>
+          <w:numId w:val="55"/>
         </w:numPr>
       </w:pPr>
       <w:r>
@@ -3545,7 +4081,7 @@
         <w:spacing w:after="20"/>
         <w:numPr>
           <w:ilvl w:val="0"/>
-          <w:numId w:val="50"/>
+          <w:numId w:val="56"/>
         </w:numPr>
       </w:pPr>
       <w:r>
@@ -3557,7 +4093,7 @@
         <w:spacing w:after="20"/>
         <w:numPr>
           <w:ilvl w:val="0"/>
-          <w:numId w:val="50"/>
+          <w:numId w:val="56"/>
         </w:numPr>
       </w:pPr>
       <w:r>
@@ -3569,7 +4105,7 @@
         <w:spacing w:after="20"/>
         <w:numPr>
           <w:ilvl w:val="0"/>
-          <w:numId w:val="50"/>
+          <w:numId w:val="56"/>
         </w:numPr>
       </w:pPr>
       <w:r>
@@ -3604,7 +4140,7 @@
         <w:spacing w:after="20"/>
         <w:numPr>
           <w:ilvl w:val="0"/>
-          <w:numId w:val="51"/>
+          <w:numId w:val="57"/>
         </w:numPr>
       </w:pPr>
       <w:r>
@@ -3616,7 +4152,7 @@
         <w:spacing w:after="20"/>
         <w:numPr>
           <w:ilvl w:val="0"/>
-          <w:numId w:val="51"/>
+          <w:numId w:val="57"/>
         </w:numPr>
       </w:pPr>
       <w:r>
@@ -3628,7 +4164,7 @@
         <w:spacing w:after="20"/>
         <w:numPr>
           <w:ilvl w:val="0"/>
-          <w:numId w:val="51"/>
+          <w:numId w:val="57"/>
         </w:numPr>
       </w:pPr>
       <w:r>
@@ -3663,7 +4199,7 @@
         <w:spacing w:after="20"/>
         <w:numPr>
           <w:ilvl w:val="0"/>
-          <w:numId w:val="52"/>
+          <w:numId w:val="58"/>
         </w:numPr>
       </w:pPr>
       <w:r>
@@ -3675,7 +4211,7 @@
         <w:spacing w:after="20"/>
         <w:numPr>
           <w:ilvl w:val="0"/>
-          <w:numId w:val="52"/>
+          <w:numId w:val="58"/>
         </w:numPr>
       </w:pPr>
       <w:r>
@@ -3687,7 +4223,7 @@
         <w:spacing w:after="20"/>
         <w:numPr>
           <w:ilvl w:val="0"/>
-          <w:numId w:val="52"/>
+          <w:numId w:val="58"/>
         </w:numPr>
       </w:pPr>
       <w:r>
@@ -3829,7 +4365,7 @@
         <w:spacing w:after="20"/>
         <w:numPr>
           <w:ilvl w:val="0"/>
-          <w:numId w:val="53"/>
+          <w:numId w:val="59"/>
         </w:numPr>
       </w:pPr>
       <w:r>
@@ -3841,7 +4377,7 @@
         <w:spacing w:after="20"/>
         <w:numPr>
           <w:ilvl w:val="0"/>
-          <w:numId w:val="53"/>
+          <w:numId w:val="59"/>
         </w:numPr>
       </w:pPr>
       <w:r>
@@ -3864,7 +4400,7 @@
         <w:spacing w:after="20"/>
         <w:numPr>
           <w:ilvl w:val="0"/>
-          <w:numId w:val="54"/>
+          <w:numId w:val="60"/>
         </w:numPr>
       </w:pPr>
       <w:r>
@@ -3876,7 +4412,7 @@
         <w:spacing w:after="20"/>
         <w:numPr>
           <w:ilvl w:val="0"/>
-          <w:numId w:val="54"/>
+          <w:numId w:val="60"/>
         </w:numPr>
       </w:pPr>
       <w:r>
@@ -3888,7 +4424,7 @@
         <w:spacing w:after="20"/>
         <w:numPr>
           <w:ilvl w:val="0"/>
-          <w:numId w:val="54"/>
+          <w:numId w:val="60"/>
         </w:numPr>
       </w:pPr>
       <w:r>
@@ -3911,7 +4447,7 @@
         <w:spacing w:after="20"/>
         <w:numPr>
           <w:ilvl w:val="0"/>
-          <w:numId w:val="55"/>
+          <w:numId w:val="61"/>
         </w:numPr>
       </w:pPr>
       <w:r>
@@ -3923,7 +4459,7 @@
         <w:spacing w:after="20"/>
         <w:numPr>
           <w:ilvl w:val="0"/>
-          <w:numId w:val="55"/>
+          <w:numId w:val="61"/>
         </w:numPr>
       </w:pPr>
       <w:r>
@@ -3935,7 +4471,7 @@
         <w:spacing w:after="20"/>
         <w:numPr>
           <w:ilvl w:val="0"/>
-          <w:numId w:val="55"/>
+          <w:numId w:val="61"/>
         </w:numPr>
       </w:pPr>
       <w:r>
@@ -3970,7 +4506,7 @@
         <w:spacing w:after="20"/>
         <w:numPr>
           <w:ilvl w:val="0"/>
-          <w:numId w:val="56"/>
+          <w:numId w:val="62"/>
         </w:numPr>
       </w:pPr>
       <w:r>
@@ -3982,7 +4518,7 @@
         <w:spacing w:after="20"/>
         <w:numPr>
           <w:ilvl w:val="0"/>
-          <w:numId w:val="56"/>
+          <w:numId w:val="62"/>
         </w:numPr>
       </w:pPr>
       <w:r>
@@ -3994,7 +4530,7 @@
         <w:spacing w:after="20"/>
         <w:numPr>
           <w:ilvl w:val="0"/>
-          <w:numId w:val="56"/>
+          <w:numId w:val="62"/>
         </w:numPr>
       </w:pPr>
       <w:r>
@@ -4029,7 +4565,7 @@
         <w:spacing w:after="20"/>
         <w:numPr>
           <w:ilvl w:val="0"/>
-          <w:numId w:val="57"/>
+          <w:numId w:val="63"/>
         </w:numPr>
       </w:pPr>
       <w:r>
@@ -4041,7 +4577,7 @@
         <w:spacing w:after="20"/>
         <w:numPr>
           <w:ilvl w:val="0"/>
-          <w:numId w:val="57"/>
+          <w:numId w:val="63"/>
         </w:numPr>
       </w:pPr>
       <w:r>
@@ -4053,7 +4589,7 @@
         <w:spacing w:after="20"/>
         <w:numPr>
           <w:ilvl w:val="0"/>
-          <w:numId w:val="57"/>
+          <w:numId w:val="63"/>
         </w:numPr>
       </w:pPr>
       <w:r>
@@ -4088,7 +4624,7 @@
         <w:spacing w:after="20"/>
         <w:numPr>
           <w:ilvl w:val="0"/>
-          <w:numId w:val="58"/>
+          <w:numId w:val="64"/>
         </w:numPr>
       </w:pPr>
       <w:r>
@@ -4100,7 +4636,7 @@
         <w:spacing w:after="20"/>
         <w:numPr>
           <w:ilvl w:val="0"/>
-          <w:numId w:val="58"/>
+          <w:numId w:val="64"/>
         </w:numPr>
       </w:pPr>
       <w:r>
@@ -4112,7 +4648,7 @@
         <w:spacing w:after="20"/>
         <w:numPr>
           <w:ilvl w:val="0"/>
-          <w:numId w:val="58"/>
+          <w:numId w:val="64"/>
         </w:numPr>
       </w:pPr>
       <w:r>
@@ -4349,7 +4885,7 @@
         <w:spacing w:after="20"/>
         <w:numPr>
           <w:ilvl w:val="0"/>
-          <w:numId w:val="59"/>
+          <w:numId w:val="65"/>
         </w:numPr>
       </w:pPr>
       <w:r>
@@ -4361,7 +4897,7 @@
         <w:spacing w:after="20"/>
         <w:numPr>
           <w:ilvl w:val="0"/>
-          <w:numId w:val="59"/>
+          <w:numId w:val="65"/>
         </w:numPr>
       </w:pPr>
       <w:r>
@@ -4384,7 +4920,7 @@
         <w:spacing w:after="20"/>
         <w:numPr>
           <w:ilvl w:val="0"/>
-          <w:numId w:val="60"/>
+          <w:numId w:val="66"/>
         </w:numPr>
       </w:pPr>
       <w:r>
@@ -4396,7 +4932,7 @@
         <w:spacing w:after="20"/>
         <w:numPr>
           <w:ilvl w:val="0"/>
-          <w:numId w:val="60"/>
+          <w:numId w:val="66"/>
         </w:numPr>
       </w:pPr>
       <w:r>
@@ -4408,7 +4944,7 @@
         <w:spacing w:after="20"/>
         <w:numPr>
           <w:ilvl w:val="0"/>
-          <w:numId w:val="60"/>
+          <w:numId w:val="66"/>
         </w:numPr>
       </w:pPr>
       <w:r>
@@ -4431,7 +4967,7 @@
         <w:spacing w:after="20"/>
         <w:numPr>
           <w:ilvl w:val="0"/>
-          <w:numId w:val="61"/>
+          <w:numId w:val="67"/>
         </w:numPr>
       </w:pPr>
       <w:r>
@@ -4443,7 +4979,7 @@
         <w:spacing w:after="20"/>
         <w:numPr>
           <w:ilvl w:val="0"/>
-          <w:numId w:val="61"/>
+          <w:numId w:val="67"/>
         </w:numPr>
       </w:pPr>
       <w:r>
@@ -4455,7 +4991,7 @@
         <w:spacing w:after="20"/>
         <w:numPr>
           <w:ilvl w:val="0"/>
-          <w:numId w:val="61"/>
+          <w:numId w:val="67"/>
         </w:numPr>
       </w:pPr>
       <w:r>
@@ -4490,7 +5026,7 @@
         <w:spacing w:after="20"/>
         <w:numPr>
           <w:ilvl w:val="0"/>
-          <w:numId w:val="62"/>
+          <w:numId w:val="68"/>
         </w:numPr>
       </w:pPr>
       <w:r>
@@ -4502,7 +5038,7 @@
         <w:spacing w:after="20"/>
         <w:numPr>
           <w:ilvl w:val="0"/>
-          <w:numId w:val="62"/>
+          <w:numId w:val="68"/>
         </w:numPr>
       </w:pPr>
       <w:r>
@@ -4514,7 +5050,7 @@
         <w:spacing w:after="20"/>
         <w:numPr>
           <w:ilvl w:val="0"/>
-          <w:numId w:val="62"/>
+          <w:numId w:val="68"/>
         </w:numPr>
       </w:pPr>
       <w:r>
@@ -4549,7 +5085,7 @@
         <w:spacing w:after="20"/>
         <w:numPr>
           <w:ilvl w:val="0"/>
-          <w:numId w:val="63"/>
+          <w:numId w:val="69"/>
         </w:numPr>
       </w:pPr>
       <w:r>
@@ -4561,7 +5097,7 @@
         <w:spacing w:after="20"/>
         <w:numPr>
           <w:ilvl w:val="0"/>
-          <w:numId w:val="63"/>
+          <w:numId w:val="69"/>
         </w:numPr>
       </w:pPr>
       <w:r>
@@ -4573,7 +5109,7 @@
         <w:spacing w:after="20"/>
         <w:numPr>
           <w:ilvl w:val="0"/>
-          <w:numId w:val="63"/>
+          <w:numId w:val="69"/>
         </w:numPr>
       </w:pPr>
       <w:r>
@@ -4596,7 +5132,7 @@
         <w:spacing w:after="20"/>
         <w:numPr>
           <w:ilvl w:val="0"/>
-          <w:numId w:val="64"/>
+          <w:numId w:val="70"/>
         </w:numPr>
       </w:pPr>
       <w:r>
@@ -4608,7 +5144,7 @@
         <w:spacing w:after="20"/>
         <w:numPr>
           <w:ilvl w:val="0"/>
-          <w:numId w:val="64"/>
+          <w:numId w:val="70"/>
         </w:numPr>
       </w:pPr>
       <w:r>
@@ -4620,7 +5156,7 @@
         <w:spacing w:after="20"/>
         <w:numPr>
           <w:ilvl w:val="0"/>
-          <w:numId w:val="64"/>
+          <w:numId w:val="70"/>
         </w:numPr>
       </w:pPr>
       <w:r>
@@ -4746,7 +5282,7 @@
         <w:spacing w:after="20"/>
         <w:numPr>
           <w:ilvl w:val="0"/>
-          <w:numId w:val="65"/>
+          <w:numId w:val="71"/>
         </w:numPr>
       </w:pPr>
       <w:r>
@@ -4758,7 +5294,7 @@
         <w:spacing w:after="20"/>
         <w:numPr>
           <w:ilvl w:val="0"/>
-          <w:numId w:val="65"/>
+          <w:numId w:val="71"/>
         </w:numPr>
       </w:pPr>
       <w:r>
@@ -4781,7 +5317,7 @@
         <w:spacing w:after="20"/>
         <w:numPr>
           <w:ilvl w:val="0"/>
-          <w:numId w:val="66"/>
+          <w:numId w:val="72"/>
         </w:numPr>
       </w:pPr>
       <w:r>
@@ -4793,7 +5329,7 @@
         <w:spacing w:after="20"/>
         <w:numPr>
           <w:ilvl w:val="0"/>
-          <w:numId w:val="66"/>
+          <w:numId w:val="72"/>
         </w:numPr>
       </w:pPr>
       <w:r>
@@ -4805,7 +5341,7 @@
         <w:spacing w:after="20"/>
         <w:numPr>
           <w:ilvl w:val="0"/>
-          <w:numId w:val="66"/>
+          <w:numId w:val="72"/>
         </w:numPr>
       </w:pPr>
       <w:r>
@@ -4828,7 +5364,7 @@
         <w:spacing w:after="20"/>
         <w:numPr>
           <w:ilvl w:val="0"/>
-          <w:numId w:val="67"/>
+          <w:numId w:val="73"/>
         </w:numPr>
       </w:pPr>
       <w:r>
@@ -4840,7 +5376,7 @@
         <w:spacing w:after="20"/>
         <w:numPr>
           <w:ilvl w:val="0"/>
-          <w:numId w:val="67"/>
+          <w:numId w:val="73"/>
         </w:numPr>
       </w:pPr>
       <w:r>
@@ -4852,7 +5388,7 @@
         <w:spacing w:after="20"/>
         <w:numPr>
           <w:ilvl w:val="0"/>
-          <w:numId w:val="67"/>
+          <w:numId w:val="73"/>
         </w:numPr>
       </w:pPr>
       <w:r>
@@ -4887,7 +5423,7 @@
         <w:spacing w:after="20"/>
         <w:numPr>
           <w:ilvl w:val="0"/>
-          <w:numId w:val="68"/>
+          <w:numId w:val="74"/>
         </w:numPr>
       </w:pPr>
       <w:r>
@@ -4899,7 +5435,7 @@
         <w:spacing w:after="20"/>
         <w:numPr>
           <w:ilvl w:val="0"/>
-          <w:numId w:val="68"/>
+          <w:numId w:val="74"/>
         </w:numPr>
       </w:pPr>
       <w:r>
@@ -4911,7 +5447,7 @@
         <w:spacing w:after="20"/>
         <w:numPr>
           <w:ilvl w:val="0"/>
-          <w:numId w:val="68"/>
+          <w:numId w:val="74"/>
         </w:numPr>
       </w:pPr>
       <w:r>
@@ -4946,7 +5482,7 @@
         <w:spacing w:after="20"/>
         <w:numPr>
           <w:ilvl w:val="0"/>
-          <w:numId w:val="69"/>
+          <w:numId w:val="75"/>
         </w:numPr>
       </w:pPr>
       <w:r>
@@ -4958,7 +5494,7 @@
         <w:spacing w:after="20"/>
         <w:numPr>
           <w:ilvl w:val="0"/>
-          <w:numId w:val="69"/>
+          <w:numId w:val="75"/>
         </w:numPr>
       </w:pPr>
       <w:r>
@@ -4970,7 +5506,7 @@
         <w:spacing w:after="20"/>
         <w:numPr>
           <w:ilvl w:val="0"/>
-          <w:numId w:val="69"/>
+          <w:numId w:val="75"/>
         </w:numPr>
       </w:pPr>
       <w:r>
@@ -5005,7 +5541,7 @@
         <w:spacing w:after="20"/>
         <w:numPr>
           <w:ilvl w:val="0"/>
-          <w:numId w:val="70"/>
+          <w:numId w:val="76"/>
         </w:numPr>
       </w:pPr>
       <w:r>
@@ -5017,7 +5553,7 @@
         <w:spacing w:after="20"/>
         <w:numPr>
           <w:ilvl w:val="0"/>
-          <w:numId w:val="70"/>
+          <w:numId w:val="76"/>
         </w:numPr>
       </w:pPr>
       <w:r>
@@ -5029,7 +5565,7 @@
         <w:spacing w:after="20"/>
         <w:numPr>
           <w:ilvl w:val="0"/>
-          <w:numId w:val="70"/>
+          <w:numId w:val="76"/>
         </w:numPr>
       </w:pPr>
       <w:r>
@@ -5282,7 +5818,7 @@
         <w:spacing w:after="20"/>
         <w:numPr>
           <w:ilvl w:val="0"/>
-          <w:numId w:val="71"/>
+          <w:numId w:val="77"/>
         </w:numPr>
       </w:pPr>
       <w:r>
@@ -5294,7 +5830,7 @@
         <w:spacing w:after="20"/>
         <w:numPr>
           <w:ilvl w:val="0"/>
-          <w:numId w:val="71"/>
+          <w:numId w:val="77"/>
         </w:numPr>
       </w:pPr>
       <w:r>
@@ -5317,7 +5853,7 @@
         <w:spacing w:after="20"/>
         <w:numPr>
           <w:ilvl w:val="0"/>
-          <w:numId w:val="72"/>
+          <w:numId w:val="78"/>
         </w:numPr>
       </w:pPr>
       <w:r>
@@ -5329,7 +5865,7 @@
         <w:spacing w:after="20"/>
         <w:numPr>
           <w:ilvl w:val="0"/>
-          <w:numId w:val="72"/>
+          <w:numId w:val="78"/>
         </w:numPr>
       </w:pPr>
       <w:r>
@@ -5341,7 +5877,7 @@
         <w:spacing w:after="20"/>
         <w:numPr>
           <w:ilvl w:val="0"/>
-          <w:numId w:val="72"/>
+          <w:numId w:val="78"/>
         </w:numPr>
       </w:pPr>
       <w:r>
@@ -5364,7 +5900,7 @@
         <w:spacing w:after="20"/>
         <w:numPr>
           <w:ilvl w:val="0"/>
-          <w:numId w:val="73"/>
+          <w:numId w:val="79"/>
         </w:numPr>
       </w:pPr>
       <w:r>
@@ -5376,7 +5912,7 @@
         <w:spacing w:after="20"/>
         <w:numPr>
           <w:ilvl w:val="0"/>
-          <w:numId w:val="73"/>
+          <w:numId w:val="79"/>
         </w:numPr>
       </w:pPr>
       <w:r>
@@ -5388,7 +5924,7 @@
         <w:spacing w:after="20"/>
         <w:numPr>
           <w:ilvl w:val="0"/>
-          <w:numId w:val="73"/>
+          <w:numId w:val="79"/>
         </w:numPr>
       </w:pPr>
       <w:r>
@@ -5423,7 +5959,7 @@
         <w:spacing w:after="20"/>
         <w:numPr>
           <w:ilvl w:val="0"/>
-          <w:numId w:val="74"/>
+          <w:numId w:val="80"/>
         </w:numPr>
       </w:pPr>
       <w:r>
@@ -5435,7 +5971,7 @@
         <w:spacing w:after="20"/>
         <w:numPr>
           <w:ilvl w:val="0"/>
-          <w:numId w:val="74"/>
+          <w:numId w:val="80"/>
         </w:numPr>
       </w:pPr>
       <w:r>
@@ -5447,7 +5983,7 @@
         <w:spacing w:after="20"/>
         <w:numPr>
           <w:ilvl w:val="0"/>
-          <w:numId w:val="74"/>
+          <w:numId w:val="80"/>
         </w:numPr>
       </w:pPr>
       <w:r>
@@ -5470,7 +6006,7 @@
         <w:spacing w:after="20"/>
         <w:numPr>
           <w:ilvl w:val="0"/>
-          <w:numId w:val="75"/>
+          <w:numId w:val="81"/>
         </w:numPr>
       </w:pPr>
       <w:r>
@@ -5482,7 +6018,7 @@
         <w:spacing w:after="20"/>
         <w:numPr>
           <w:ilvl w:val="0"/>
-          <w:numId w:val="75"/>
+          <w:numId w:val="81"/>
         </w:numPr>
       </w:pPr>
       <w:r>
@@ -5494,7 +6030,7 @@
         <w:spacing w:after="20"/>
         <w:numPr>
           <w:ilvl w:val="0"/>
-          <w:numId w:val="75"/>
+          <w:numId w:val="81"/>
         </w:numPr>
       </w:pPr>
       <w:r>
@@ -5620,7 +6156,7 @@
         <w:spacing w:after="20"/>
         <w:numPr>
           <w:ilvl w:val="0"/>
-          <w:numId w:val="76"/>
+          <w:numId w:val="82"/>
         </w:numPr>
       </w:pPr>
       <w:r>
@@ -5632,7 +6168,7 @@
         <w:spacing w:after="20"/>
         <w:numPr>
           <w:ilvl w:val="0"/>
-          <w:numId w:val="76"/>
+          <w:numId w:val="82"/>
         </w:numPr>
       </w:pPr>
       <w:r>
@@ -5655,7 +6191,7 @@
         <w:spacing w:after="20"/>
         <w:numPr>
           <w:ilvl w:val="0"/>
-          <w:numId w:val="77"/>
+          <w:numId w:val="83"/>
         </w:numPr>
       </w:pPr>
       <w:r>
@@ -5667,7 +6203,7 @@
         <w:spacing w:after="20"/>
         <w:numPr>
           <w:ilvl w:val="0"/>
-          <w:numId w:val="77"/>
+          <w:numId w:val="83"/>
         </w:numPr>
       </w:pPr>
       <w:r>
@@ -5679,7 +6215,7 @@
         <w:spacing w:after="20"/>
         <w:numPr>
           <w:ilvl w:val="0"/>
-          <w:numId w:val="77"/>
+          <w:numId w:val="83"/>
         </w:numPr>
       </w:pPr>
       <w:r>
@@ -5702,7 +6238,7 @@
         <w:spacing w:after="20"/>
         <w:numPr>
           <w:ilvl w:val="0"/>
-          <w:numId w:val="78"/>
+          <w:numId w:val="84"/>
         </w:numPr>
       </w:pPr>
       <w:r>
@@ -5714,7 +6250,7 @@
         <w:spacing w:after="20"/>
         <w:numPr>
           <w:ilvl w:val="0"/>
-          <w:numId w:val="78"/>
+          <w:numId w:val="84"/>
         </w:numPr>
       </w:pPr>
       <w:r>
@@ -5726,7 +6262,7 @@
         <w:spacing w:after="20"/>
         <w:numPr>
           <w:ilvl w:val="0"/>
-          <w:numId w:val="78"/>
+          <w:numId w:val="84"/>
         </w:numPr>
       </w:pPr>
       <w:r>
@@ -5761,7 +6297,7 @@
         <w:spacing w:after="20"/>
         <w:numPr>
           <w:ilvl w:val="0"/>
-          <w:numId w:val="79"/>
+          <w:numId w:val="85"/>
         </w:numPr>
       </w:pPr>
       <w:r>
@@ -5773,7 +6309,7 @@
         <w:spacing w:after="20"/>
         <w:numPr>
           <w:ilvl w:val="0"/>
-          <w:numId w:val="79"/>
+          <w:numId w:val="85"/>
         </w:numPr>
       </w:pPr>
       <w:r>
@@ -5785,7 +6321,7 @@
         <w:spacing w:after="20"/>
         <w:numPr>
           <w:ilvl w:val="0"/>
-          <w:numId w:val="79"/>
+          <w:numId w:val="85"/>
         </w:numPr>
       </w:pPr>
       <w:r>
@@ -5820,7 +6356,7 @@
         <w:spacing w:after="20"/>
         <w:numPr>
           <w:ilvl w:val="0"/>
-          <w:numId w:val="80"/>
+          <w:numId w:val="86"/>
         </w:numPr>
       </w:pPr>
       <w:r>
@@ -5832,7 +6368,7 @@
         <w:spacing w:after="20"/>
         <w:numPr>
           <w:ilvl w:val="0"/>
-          <w:numId w:val="80"/>
+          <w:numId w:val="86"/>
         </w:numPr>
       </w:pPr>
       <w:r>
@@ -5844,7 +6380,7 @@
         <w:spacing w:after="20"/>
         <w:numPr>
           <w:ilvl w:val="0"/>
-          <w:numId w:val="80"/>
+          <w:numId w:val="86"/>
         </w:numPr>
       </w:pPr>
       <w:r>
@@ -5879,7 +6415,7 @@
         <w:spacing w:after="20"/>
         <w:numPr>
           <w:ilvl w:val="0"/>
-          <w:numId w:val="81"/>
+          <w:numId w:val="87"/>
         </w:numPr>
       </w:pPr>
       <w:r>
@@ -5891,7 +6427,7 @@
         <w:spacing w:after="20"/>
         <w:numPr>
           <w:ilvl w:val="0"/>
-          <w:numId w:val="81"/>
+          <w:numId w:val="87"/>
         </w:numPr>
       </w:pPr>
       <w:r>
@@ -5903,7 +6439,7 @@
         <w:spacing w:after="20"/>
         <w:numPr>
           <w:ilvl w:val="0"/>
-          <w:numId w:val="81"/>
+          <w:numId w:val="87"/>
         </w:numPr>
       </w:pPr>
       <w:r>
@@ -6172,7 +6708,7 @@
         <w:spacing w:after="20"/>
         <w:numPr>
           <w:ilvl w:val="0"/>
-          <w:numId w:val="82"/>
+          <w:numId w:val="88"/>
         </w:numPr>
       </w:pPr>
       <w:r>
@@ -6184,7 +6720,7 @@
         <w:spacing w:after="20"/>
         <w:numPr>
           <w:ilvl w:val="0"/>
-          <w:numId w:val="82"/>
+          <w:numId w:val="88"/>
         </w:numPr>
       </w:pPr>
       <w:r>
@@ -6207,7 +6743,7 @@
         <w:spacing w:after="20"/>
         <w:numPr>
           <w:ilvl w:val="0"/>
-          <w:numId w:val="83"/>
+          <w:numId w:val="89"/>
         </w:numPr>
       </w:pPr>
       <w:r>
@@ -6219,7 +6755,7 @@
         <w:spacing w:after="20"/>
         <w:numPr>
           <w:ilvl w:val="0"/>
-          <w:numId w:val="83"/>
+          <w:numId w:val="89"/>
         </w:numPr>
       </w:pPr>
       <w:r>
@@ -6231,7 +6767,7 @@
         <w:spacing w:after="20"/>
         <w:numPr>
           <w:ilvl w:val="0"/>
-          <w:numId w:val="83"/>
+          <w:numId w:val="89"/>
         </w:numPr>
       </w:pPr>
       <w:r>
@@ -6254,7 +6790,7 @@
         <w:spacing w:after="20"/>
         <w:numPr>
           <w:ilvl w:val="0"/>
-          <w:numId w:val="84"/>
+          <w:numId w:val="90"/>
         </w:numPr>
       </w:pPr>
       <w:r>
@@ -6266,7 +6802,7 @@
         <w:spacing w:after="20"/>
         <w:numPr>
           <w:ilvl w:val="0"/>
-          <w:numId w:val="84"/>
+          <w:numId w:val="90"/>
         </w:numPr>
       </w:pPr>
       <w:r>
@@ -6278,7 +6814,7 @@
         <w:spacing w:after="20"/>
         <w:numPr>
           <w:ilvl w:val="0"/>
-          <w:numId w:val="84"/>
+          <w:numId w:val="90"/>
         </w:numPr>
       </w:pPr>
       <w:r>
@@ -6313,7 +6849,7 @@
         <w:spacing w:after="20"/>
         <w:numPr>
           <w:ilvl w:val="0"/>
-          <w:numId w:val="85"/>
+          <w:numId w:val="91"/>
         </w:numPr>
       </w:pPr>
       <w:r>
@@ -6325,7 +6861,7 @@
         <w:spacing w:after="20"/>
         <w:numPr>
           <w:ilvl w:val="0"/>
-          <w:numId w:val="85"/>
+          <w:numId w:val="91"/>
         </w:numPr>
       </w:pPr>
       <w:r>
@@ -6337,7 +6873,7 @@
         <w:spacing w:after="20"/>
         <w:numPr>
           <w:ilvl w:val="0"/>
-          <w:numId w:val="85"/>
+          <w:numId w:val="91"/>
         </w:numPr>
       </w:pPr>
       <w:r>
@@ -6372,7 +6908,7 @@
         <w:spacing w:after="20"/>
         <w:numPr>
           <w:ilvl w:val="0"/>
-          <w:numId w:val="86"/>
+          <w:numId w:val="92"/>
         </w:numPr>
       </w:pPr>
       <w:r>
@@ -6384,7 +6920,7 @@
         <w:spacing w:after="20"/>
         <w:numPr>
           <w:ilvl w:val="0"/>
-          <w:numId w:val="86"/>
+          <w:numId w:val="92"/>
         </w:numPr>
       </w:pPr>
       <w:r>
@@ -6396,7 +6932,7 @@
         <w:spacing w:after="20"/>
         <w:numPr>
           <w:ilvl w:val="0"/>
-          <w:numId w:val="86"/>
+          <w:numId w:val="92"/>
         </w:numPr>
       </w:pPr>
       <w:r>
@@ -6431,7 +6967,7 @@
         <w:spacing w:after="20"/>
         <w:numPr>
           <w:ilvl w:val="0"/>
-          <w:numId w:val="87"/>
+          <w:numId w:val="93"/>
         </w:numPr>
       </w:pPr>
       <w:r>
@@ -6443,7 +6979,7 @@
         <w:spacing w:after="20"/>
         <w:numPr>
           <w:ilvl w:val="0"/>
-          <w:numId w:val="87"/>
+          <w:numId w:val="93"/>
         </w:numPr>
       </w:pPr>
       <w:r>
@@ -6455,7 +6991,7 @@
         <w:spacing w:after="20"/>
         <w:numPr>
           <w:ilvl w:val="0"/>
-          <w:numId w:val="87"/>
+          <w:numId w:val="93"/>
         </w:numPr>
       </w:pPr>
       <w:r>
@@ -6589,7 +7125,7 @@
         <w:spacing w:after="20"/>
         <w:numPr>
           <w:ilvl w:val="0"/>
-          <w:numId w:val="88"/>
+          <w:numId w:val="94"/>
         </w:numPr>
       </w:pPr>
       <w:r>
@@ -6601,7 +7137,7 @@
         <w:spacing w:after="20"/>
         <w:numPr>
           <w:ilvl w:val="0"/>
-          <w:numId w:val="88"/>
+          <w:numId w:val="94"/>
         </w:numPr>
       </w:pPr>
       <w:r>
@@ -6624,7 +7160,7 @@
         <w:spacing w:after="20"/>
         <w:numPr>
           <w:ilvl w:val="0"/>
-          <w:numId w:val="89"/>
+          <w:numId w:val="95"/>
         </w:numPr>
       </w:pPr>
       <w:r>
@@ -6636,7 +7172,7 @@
         <w:spacing w:after="20"/>
         <w:numPr>
           <w:ilvl w:val="0"/>
-          <w:numId w:val="89"/>
+          <w:numId w:val="95"/>
         </w:numPr>
       </w:pPr>
       <w:r>
@@ -6648,7 +7184,7 @@
         <w:spacing w:after="20"/>
         <w:numPr>
           <w:ilvl w:val="0"/>
-          <w:numId w:val="89"/>
+          <w:numId w:val="95"/>
         </w:numPr>
       </w:pPr>
       <w:r>
@@ -6671,7 +7207,7 @@
         <w:spacing w:after="20"/>
         <w:numPr>
           <w:ilvl w:val="0"/>
-          <w:numId w:val="90"/>
+          <w:numId w:val="96"/>
         </w:numPr>
       </w:pPr>
       <w:r>
@@ -6683,7 +7219,7 @@
         <w:spacing w:after="20"/>
         <w:numPr>
           <w:ilvl w:val="0"/>
-          <w:numId w:val="90"/>
+          <w:numId w:val="96"/>
         </w:numPr>
       </w:pPr>
       <w:r>
@@ -6695,7 +7231,7 @@
         <w:spacing w:after="20"/>
         <w:numPr>
           <w:ilvl w:val="0"/>
-          <w:numId w:val="90"/>
+          <w:numId w:val="96"/>
         </w:numPr>
       </w:pPr>
       <w:r>
@@ -6718,7 +7254,7 @@
         <w:spacing w:after="20"/>
         <w:numPr>
           <w:ilvl w:val="0"/>
-          <w:numId w:val="91"/>
+          <w:numId w:val="97"/>
         </w:numPr>
       </w:pPr>
       <w:r>
@@ -6730,7 +7266,7 @@
         <w:spacing w:after="20"/>
         <w:numPr>
           <w:ilvl w:val="0"/>
-          <w:numId w:val="91"/>
+          <w:numId w:val="97"/>
         </w:numPr>
       </w:pPr>
       <w:r>
@@ -6742,7 +7278,7 @@
         <w:spacing w:after="20"/>
         <w:numPr>
           <w:ilvl w:val="0"/>
-          <w:numId w:val="91"/>
+          <w:numId w:val="97"/>
         </w:numPr>
       </w:pPr>
       <w:r>
@@ -6777,7 +7313,7 @@
         <w:spacing w:after="20"/>
         <w:numPr>
           <w:ilvl w:val="0"/>
-          <w:numId w:val="92"/>
+          <w:numId w:val="98"/>
         </w:numPr>
       </w:pPr>
       <w:r>
@@ -6789,7 +7325,7 @@
         <w:spacing w:after="20"/>
         <w:numPr>
           <w:ilvl w:val="0"/>
-          <w:numId w:val="92"/>
+          <w:numId w:val="98"/>
         </w:numPr>
       </w:pPr>
       <w:r>
@@ -6801,7 +7337,7 @@
         <w:spacing w:after="20"/>
         <w:numPr>
           <w:ilvl w:val="0"/>
-          <w:numId w:val="92"/>
+          <w:numId w:val="98"/>
         </w:numPr>
       </w:pPr>
       <w:r>
@@ -6836,7 +7372,7 @@
         <w:spacing w:after="20"/>
         <w:numPr>
           <w:ilvl w:val="0"/>
-          <w:numId w:val="93"/>
+          <w:numId w:val="99"/>
         </w:numPr>
       </w:pPr>
       <w:r>
@@ -6848,7 +7384,7 @@
         <w:spacing w:after="20"/>
         <w:numPr>
           <w:ilvl w:val="0"/>
-          <w:numId w:val="93"/>
+          <w:numId w:val="99"/>
         </w:numPr>
       </w:pPr>
       <w:r>
@@ -6860,7 +7396,7 @@
         <w:spacing w:after="20"/>
         <w:numPr>
           <w:ilvl w:val="0"/>
-          <w:numId w:val="93"/>
+          <w:numId w:val="99"/>
         </w:numPr>
       </w:pPr>
       <w:r>
@@ -7640,6 +8176,42 @@
       <w:startOverride w:val="1"/>
     </w:lvlOverride>
   </w:num>
+  <w:num w:numId="94">
+    <w:abstractNumId w:val="9"/>
+    <w:lvlOverride w:ilvl="0">
+      <w:startOverride w:val="1"/>
+    </w:lvlOverride>
+  </w:num>
+  <w:num w:numId="95">
+    <w:abstractNumId w:val="9"/>
+    <w:lvlOverride w:ilvl="0">
+      <w:startOverride w:val="1"/>
+    </w:lvlOverride>
+  </w:num>
+  <w:num w:numId="96">
+    <w:abstractNumId w:val="9"/>
+    <w:lvlOverride w:ilvl="0">
+      <w:startOverride w:val="1"/>
+    </w:lvlOverride>
+  </w:num>
+  <w:num w:numId="97">
+    <w:abstractNumId w:val="9"/>
+    <w:lvlOverride w:ilvl="0">
+      <w:startOverride w:val="1"/>
+    </w:lvlOverride>
+  </w:num>
+  <w:num w:numId="98">
+    <w:abstractNumId w:val="9"/>
+    <w:lvlOverride w:ilvl="0">
+      <w:startOverride w:val="1"/>
+    </w:lvlOverride>
+  </w:num>
+  <w:num w:numId="99">
+    <w:abstractNumId w:val="9"/>
+    <w:lvlOverride w:ilvl="0">
+      <w:startOverride w:val="1"/>
+    </w:lvlOverride>
+  </w:num>
 </w:numbering>
 </file>
 
